--- a/PSTAT-194-Final.docx
+++ b/PSTAT-194-Final.docx
@@ -52,20 +52,38 @@
         </w:p>
       </w:sdtContent>
     </w:sdt>
+    <w:bookmarkStart w:id="21" w:name="introduction"/>
+    <w:p>
+      <w:pPr>
+        <w:pStyle w:val="Heading1"/>
+      </w:pPr>
+      <w:r>
+        <w:t xml:space="preserve">Introduction:</w:t>
+      </w:r>
+    </w:p>
     <w:p>
       <w:pPr>
         <w:pStyle w:val="FirstParagraph"/>
       </w:pPr>
       <w:r>
-        <w:t xml:space="preserve">#Introduction:</w:t>
-      </w:r>
-    </w:p>
-    <w:p>
-      <w:pPr>
-        <w:pStyle w:val="BodyText"/>
-      </w:pPr>
-      <w:r>
-        <w:t xml:space="preserve">For our network analysis, we chose for our network to be the Multi-scale Attributed Node Embedding Network Wikipedia page-page networks on Squirrels. This network consists of a subset of wikipedia articles, where the nodes are wikipedia articles on squirrels. The edges are mutual hyperlinks between articles, thus our graph is undirected. Using the</w:t>
+        <w:t xml:space="preserve">For our network analysis, we chose for our network to be the Multi-scale Attributed Node Embedding Network Wikipedia page-page networks on Squirrels.</w:t>
+      </w:r>
+      <w:r>
+        <w:t xml:space="preserve"> </w:t>
+      </w:r>
+      <w:hyperlink r:id="rId20">
+        <w:r>
+          <w:rPr>
+            <w:rStyle w:val="Hyperlink"/>
+          </w:rPr>
+          <w:t xml:space="preserve">This network</w:t>
+        </w:r>
+      </w:hyperlink>
+      <w:r>
+        <w:t xml:space="preserve"> </w:t>
+      </w:r>
+      <w:r>
+        <w:t xml:space="preserve">consists of a subset of wikipedia articles, where the nodes are wikipedia articles on squirrels. The edges are mutual hyperlinks between articles, thus our graph is undirected. Using the</w:t>
       </w:r>
       <w:r>
         <w:t xml:space="preserve"> </w:t>
@@ -80,7 +98,7 @@
         <w:t xml:space="preserve"> </w:t>
       </w:r>
       <w:r>
-        <w:t xml:space="preserve">function, we can see that our network has 5201 nodes, 217073 edges, that our graph is unweighted, and that our graph is undirected. Our graph has 2 node attribute. The first one, called target, is the average monthly traffic (October 2017 - November 2018). The second one, called features in our data, is a list containing a collection of numbers. These numbers correspond to specific nouns in the articles, but we couldn’t find which nouns go to what number. We have plotted histograms of the attributes</w:t>
+        <w:t xml:space="preserve">function, we can see that our network has 5201 nodes, 217073 edges, that our graph is unweighted, and that our graph is undirected. Our graph has 2 node attributes. The first one, called target, is the average monthly traffic (October 2017 - November 2018). The second one, called features in our data, is a list containing a collection of numbers. These numbers correspond to specific nouns in the articles, but we couldn’t find which nouns go to what number. We have plotted histograms of the attributes</w:t>
       </w:r>
       <w:r>
         <w:t xml:space="preserve"> </w:t>
@@ -108,7 +126,8 @@
         <w:t xml:space="preserve">The objective our analysis is to see what the structure of wikipedia articles looks like, and to see if we can get an idea of what attribute influence how much traffic a node gets.</w:t>
       </w:r>
     </w:p>
-    <w:bookmarkStart w:id="21" w:name="methodology"/>
+    <w:bookmarkEnd w:id="21"/>
+    <w:bookmarkStart w:id="23" w:name="methodology"/>
     <w:p>
       <w:pPr>
         <w:pStyle w:val="Heading1"/>
@@ -117,7 +136,7 @@
         <w:t xml:space="preserve">Methodology:</w:t>
       </w:r>
     </w:p>
-    <w:bookmarkStart w:id="20" w:name="steps-followed-in-data-processing."/>
+    <w:bookmarkStart w:id="22" w:name="steps-followed-in-data-processing."/>
     <w:p>
       <w:pPr>
         <w:pStyle w:val="Heading2"/>
@@ -298,9 +317,9 @@
         <w:t xml:space="preserve">. We then added these as vertex attributes.</w:t>
       </w:r>
     </w:p>
-    <w:bookmarkEnd w:id="20"/>
-    <w:bookmarkEnd w:id="21"/>
-    <w:bookmarkStart w:id="23" w:name="generate-induced-subgraphs"/>
+    <w:bookmarkEnd w:id="22"/>
+    <w:bookmarkEnd w:id="23"/>
+    <w:bookmarkStart w:id="25" w:name="generate-induced-subgraphs"/>
     <w:p>
       <w:pPr>
         <w:pStyle w:val="Heading1"/>
@@ -309,7 +328,7 @@
         <w:t xml:space="preserve">Generate Induced Subgraphs:</w:t>
       </w:r>
     </w:p>
-    <w:bookmarkStart w:id="22" w:name="X63b551287e29d11b0b0a0be4fe6b696975cd086"/>
+    <w:bookmarkStart w:id="24" w:name="X63b551287e29d11b0b0a0be4fe6b696975cd086"/>
     <w:p>
       <w:pPr>
         <w:pStyle w:val="Heading2"/>
@@ -403,18 +422,13 @@
           <w:t xml:space="preserve">subgraph 4</w:t>
         </w:r>
       </w:hyperlink>
-    </w:p>
-    <w:p>
-      <w:pPr>
-        <w:pStyle w:val="BodyText"/>
-      </w:pPr>
-      <w:r>
-        <w:t xml:space="preserve">Using the basic plotting, we plotted using the default layouts.</w:t>
-      </w:r>
-    </w:p>
-    <w:bookmarkEnd w:id="22"/>
-    <w:bookmarkEnd w:id="23"/>
-    <w:bookmarkStart w:id="26" w:name="visualize-the-networks"/>
+      <w:r>
+        <w:t xml:space="preserve">, though we have better visualizations of our network.</w:t>
+      </w:r>
+    </w:p>
+    <w:bookmarkEnd w:id="24"/>
+    <w:bookmarkEnd w:id="25"/>
+    <w:bookmarkStart w:id="28" w:name="visualize-the-networks"/>
     <w:p>
       <w:pPr>
         <w:pStyle w:val="Heading1"/>
@@ -423,7 +437,7 @@
         <w:t xml:space="preserve">Visualize the Networks:</w:t>
       </w:r>
     </w:p>
-    <w:bookmarkStart w:id="24" w:name="X9bf3547ae3394bcd9c465928f18697f4a3c7819"/>
+    <w:bookmarkStart w:id="26" w:name="X9bf3547ae3394bcd9c465928f18697f4a3c7819"/>
     <w:p>
       <w:pPr>
         <w:pStyle w:val="Heading2"/>
@@ -454,8 +468,8 @@
         <w:t xml:space="preserve">.</w:t>
       </w:r>
     </w:p>
-    <w:bookmarkEnd w:id="24"/>
-    <w:bookmarkStart w:id="25" w:name="X6f98e9d302ff34b80b2ea4200838378ab10bea9"/>
+    <w:bookmarkEnd w:id="26"/>
+    <w:bookmarkStart w:id="27" w:name="X6f98e9d302ff34b80b2ea4200838378ab10bea9"/>
     <w:p>
       <w:pPr>
         <w:pStyle w:val="Heading2"/>
@@ -502,7 +516,7 @@
         </w:numPr>
       </w:pPr>
       <w:r>
-        <w:t xml:space="preserve">color in nodes based on louvain communities to make the groupings more obvious</w:t>
+        <w:t xml:space="preserve">adjust the node size by the attributes, specifically log internet traffic and log length of the wordlist.</w:t>
       </w:r>
     </w:p>
     <w:p>
@@ -514,7 +528,7 @@
         </w:numPr>
       </w:pPr>
       <w:r>
-        <w:t xml:space="preserve">remove the node labels. Our nodes are labelled 0 to 5200. This gives us no information about the corresponding articles, so not showing the degree label doesn’t lose any information. Even if we had the article names, it would be very difficult to read.</w:t>
+        <w:t xml:space="preserve">color in nodes based on louvain communities to make the groupings more obvious</w:t>
       </w:r>
     </w:p>
     <w:p>
@@ -526,12 +540,36 @@
         </w:numPr>
       </w:pPr>
       <w:r>
+        <w:t xml:space="preserve">remove the node labels. Our nodes are labelled 0 to 5200. This gives us no information about the corresponding articles, so not showing the degree label doesn’t lose any information. Even if we had the article names, it would be very difficult to read.</w:t>
+      </w:r>
+    </w:p>
+    <w:p>
+      <w:pPr>
+        <w:pStyle w:val="Compact"/>
+        <w:numPr>
+          <w:ilvl w:val="0"/>
+          <w:numId w:val="1001"/>
+        </w:numPr>
+      </w:pPr>
+      <w:r>
         <w:t xml:space="preserve">Make the lines between the nodes more see through so they take up less of the visual space.</w:t>
       </w:r>
     </w:p>
-    <w:bookmarkEnd w:id="25"/>
-    <w:bookmarkEnd w:id="26"/>
-    <w:bookmarkStart w:id="33" w:name="analyze-network-metrics"/>
+    <w:p>
+      <w:pPr>
+        <w:pStyle w:val="Compact"/>
+        <w:numPr>
+          <w:ilvl w:val="0"/>
+          <w:numId w:val="1001"/>
+        </w:numPr>
+      </w:pPr>
+      <w:r>
+        <w:t xml:space="preserve">We found that changing the node sizes based on the node attributes did not lead to insights about our graph.</w:t>
+      </w:r>
+    </w:p>
+    <w:bookmarkEnd w:id="27"/>
+    <w:bookmarkEnd w:id="28"/>
+    <w:bookmarkStart w:id="35" w:name="analyze-network-metrics"/>
     <w:p>
       <w:pPr>
         <w:pStyle w:val="Heading1"/>
@@ -540,7 +578,7 @@
         <w:t xml:space="preserve">Analyze Network Metrics:</w:t>
       </w:r>
     </w:p>
-    <w:bookmarkStart w:id="32" w:name="X425e0ad55781f7ceb3566ff20e7a12c59a9a1b6"/>
+    <w:bookmarkStart w:id="34" w:name="X425e0ad55781f7ceb3566ff20e7a12c59a9a1b6"/>
     <w:p>
       <w:pPr>
         <w:pStyle w:val="Heading2"/>
@@ -549,7 +587,7 @@
         <w:t xml:space="preserve">Explore various network, node, and edge metrics. Interpret these metrics in the context of your network.</w:t>
       </w:r>
     </w:p>
-    <w:bookmarkStart w:id="27" w:name="degree"/>
+    <w:bookmarkStart w:id="29" w:name="degree"/>
     <w:p>
       <w:pPr>
         <w:pStyle w:val="Heading3"/>
@@ -618,7 +656,7 @@
         <w:pStyle w:val="BodyText"/>
       </w:pPr>
       <w:r>
-        <w:t xml:space="preserve">When we look at the individual subgraphs, we can see a similar pattern. Each subgraph is skewed to the right. The most connected nodes have a bit less than 100 nodes, which is a little less than half the network. This tracks with the most connected nodes in the full network being connected to about half of the other nodes. One interesting pattern that was not expected is that for each of the subgraphs, there is a smaller peak at</w:t>
+        <w:t xml:space="preserve">When we look at the individual subgraphs distribution of degree, we can see a similar pattern. Each subgraph’s histogram is skewed to the right. The most connected nodes have a bit less than 100 nodes, which is a little less than half the network. This tracks with the most connected nodes in the full network being connected to about half of the other nodes. One interesting pattern that was not expected is that for each of the subgraphs, there is a smaller peak at</w:t>
       </w:r>
       <w:r>
         <w:t xml:space="preserve"> </w:t>
@@ -692,8 +730,8 @@
         <w:t xml:space="preserve">. We wonder if this is a result of a true pattern in the data, or if it is an artifact from the way we sampled. Recall we randomly sampled 40 nodes, then sampled neighbors of those nodes. Since nodes of a higher degree are connected to more nodes, they are more likely to appear when we sample neighbors of the nodes, so it is reasonable to infer this is a result of the way we sampled our data.</w:t>
       </w:r>
     </w:p>
-    <w:bookmarkEnd w:id="27"/>
-    <w:bookmarkStart w:id="28" w:name="closeness"/>
+    <w:bookmarkEnd w:id="29"/>
+    <w:bookmarkStart w:id="30" w:name="closeness"/>
     <w:p>
       <w:pPr>
         <w:pStyle w:val="Heading3"/>
@@ -702,8 +740,191 @@
         <w:t xml:space="preserve">Closeness</w:t>
       </w:r>
     </w:p>
-    <w:bookmarkEnd w:id="28"/>
-    <w:bookmarkStart w:id="29" w:name="betweenness"/>
+    <w:p>
+      <w:pPr>
+        <w:pStyle w:val="FirstParagraph"/>
+      </w:pPr>
+      <w:r>
+        <w:t xml:space="preserve">The closeness metric is a measure of how close every other node is to a specific node. The formula is</w:t>
+      </w:r>
+    </w:p>
+    <w:p>
+      <w:pPr>
+        <w:pStyle w:val="BodyText"/>
+      </w:pPr>
+      <m:oMathPara>
+        <m:oMathParaPr>
+          <m:jc m:val="center"/>
+        </m:oMathParaPr>
+        <m:oMath>
+          <m:sSub>
+            <m:e>
+              <m:r>
+                <m:t>C</m:t>
+              </m:r>
+            </m:e>
+            <m:sub>
+              <m:r>
+                <m:t>C</m:t>
+              </m:r>
+            </m:sub>
+          </m:sSub>
+          <m:d>
+            <m:dPr>
+              <m:begChr m:val="("/>
+              <m:sepChr m:val=""/>
+              <m:endChr m:val=")"/>
+              <m:grow/>
+            </m:dPr>
+            <m:e>
+              <m:sSub>
+                <m:e>
+                  <m:r>
+                    <m:t>v</m:t>
+                  </m:r>
+                </m:e>
+                <m:sub>
+                  <m:r>
+                    <m:t>i</m:t>
+                  </m:r>
+                </m:sub>
+              </m:sSub>
+            </m:e>
+          </m:d>
+          <m:r>
+            <m:rPr>
+              <m:sty m:val="p"/>
+            </m:rPr>
+            <m:t>=</m:t>
+          </m:r>
+          <m:f>
+            <m:fPr>
+              <m:type m:val="bar"/>
+            </m:fPr>
+            <m:num>
+              <m:r>
+                <m:t>n</m:t>
+              </m:r>
+              <m:r>
+                <m:rPr>
+                  <m:sty m:val="p"/>
+                </m:rPr>
+                <m:t>−</m:t>
+              </m:r>
+              <m:r>
+                <m:t>1</m:t>
+              </m:r>
+            </m:num>
+            <m:den>
+              <m:nary>
+                <m:naryPr>
+                  <m:chr m:val="∑"/>
+                  <m:limLoc m:val="undOvr"/>
+                  <m:subHide m:val="off"/>
+                  <m:supHide m:val="on"/>
+                </m:naryPr>
+                <m:sub>
+                  <m:r>
+                    <m:t>i</m:t>
+                  </m:r>
+                  <m:r>
+                    <m:rPr>
+                      <m:sty m:val="p"/>
+                    </m:rPr>
+                    <m:t>≠</m:t>
+                  </m:r>
+                  <m:r>
+                    <m:t>j</m:t>
+                  </m:r>
+                </m:sub>
+                <m:sup>
+                  <m:r>
+                    <m:t>​</m:t>
+                  </m:r>
+                </m:sup>
+                <m:e>
+                  <m:r>
+                    <m:t>d</m:t>
+                  </m:r>
+                </m:e>
+              </m:nary>
+              <m:d>
+                <m:dPr>
+                  <m:begChr m:val="("/>
+                  <m:sepChr m:val=""/>
+                  <m:endChr m:val=")"/>
+                  <m:grow/>
+                </m:dPr>
+                <m:e>
+                  <m:sSub>
+                    <m:e>
+                      <m:r>
+                        <m:t>v</m:t>
+                      </m:r>
+                    </m:e>
+                    <m:sub>
+                      <m:r>
+                        <m:t>i</m:t>
+                      </m:r>
+                    </m:sub>
+                  </m:sSub>
+                  <m:r>
+                    <m:rPr>
+                      <m:sty m:val="p"/>
+                    </m:rPr>
+                    <m:t>,</m:t>
+                  </m:r>
+                  <m:sSub>
+                    <m:e>
+                      <m:r>
+                        <m:t>v</m:t>
+                      </m:r>
+                    </m:e>
+                    <m:sub>
+                      <m:r>
+                        <m:t>j</m:t>
+                      </m:r>
+                    </m:sub>
+                  </m:sSub>
+                </m:e>
+              </m:d>
+            </m:den>
+          </m:f>
+        </m:oMath>
+      </m:oMathPara>
+    </w:p>
+    <w:p>
+      <w:pPr>
+        <w:pStyle w:val="FirstParagraph"/>
+      </w:pPr>
+      <w:r>
+        <w:t xml:space="preserve">which is basically the inverse of the sum of the distances to all other nodes, normalized so if the distance for all nodes was 1, then it would have a closeness of 1.</w:t>
+      </w:r>
+    </w:p>
+    <w:p>
+      <w:pPr>
+        <w:pStyle w:val="BodyText"/>
+      </w:pPr>
+      <w:r>
+        <w:t xml:space="preserve">Looking at the</w:t>
+      </w:r>
+      <w:r>
+        <w:t xml:space="preserve"> </w:t>
+      </w:r>
+      <w:hyperlink w:anchor="analyzing-network-metrics-closeness">
+        <w:r>
+          <w:rPr>
+            <w:rStyle w:val="Hyperlink"/>
+          </w:rPr>
+          <w:t xml:space="preserve">plots of the closeness</w:t>
+        </w:r>
+      </w:hyperlink>
+      <w:r>
+        <w:t xml:space="preserve">, we can see that while nodes towards the edges of our plot look much smaller than most of the nodes, the majority of nodes are of similar size. This suggests that our network consists of a largely interconnected network, where most nodes are similar distances to most other nodes. This means there is not a few nodes that are most central.</w:t>
+      </w:r>
+    </w:p>
+    <w:bookmarkEnd w:id="30"/>
+    <w:bookmarkStart w:id="31" w:name="betweenness"/>
     <w:p>
       <w:pPr>
         <w:pStyle w:val="Heading3"/>
@@ -712,8 +933,332 @@
         <w:t xml:space="preserve">Betweenness</w:t>
       </w:r>
     </w:p>
-    <w:bookmarkEnd w:id="29"/>
-    <w:bookmarkStart w:id="31" w:name="eigen-metric"/>
+    <w:p>
+      <w:pPr>
+        <w:pStyle w:val="FirstParagraph"/>
+      </w:pPr>
+      <w:r>
+        <w:t xml:space="preserve">The betweenness centrality of a node</w:t>
+      </w:r>
+      <w:r>
+        <w:t xml:space="preserve"> </w:t>
+      </w:r>
+      <m:oMath>
+        <m:sSub>
+          <m:e>
+            <m:r>
+              <m:t>v</m:t>
+            </m:r>
+          </m:e>
+          <m:sub>
+            <m:r>
+              <m:t>i</m:t>
+            </m:r>
+          </m:sub>
+        </m:sSub>
+      </m:oMath>
+      <w:r>
+        <w:t xml:space="preserve"> </w:t>
+      </w:r>
+      <w:r>
+        <w:t xml:space="preserve">is calculated by the following</w:t>
+      </w:r>
+    </w:p>
+    <w:p>
+      <w:pPr>
+        <w:pStyle w:val="BodyText"/>
+      </w:pPr>
+      <m:oMathPara>
+        <m:oMathParaPr>
+          <m:jc m:val="center"/>
+        </m:oMathParaPr>
+        <m:oMath>
+          <m:sSub>
+            <m:e>
+              <m:r>
+                <m:t>C</m:t>
+              </m:r>
+            </m:e>
+            <m:sub>
+              <m:r>
+                <m:t>B</m:t>
+              </m:r>
+            </m:sub>
+          </m:sSub>
+          <m:d>
+            <m:dPr>
+              <m:begChr m:val="("/>
+              <m:sepChr m:val=""/>
+              <m:endChr m:val=")"/>
+              <m:grow/>
+            </m:dPr>
+            <m:e>
+              <m:sSub>
+                <m:e>
+                  <m:r>
+                    <m:t>v</m:t>
+                  </m:r>
+                </m:e>
+                <m:sub>
+                  <m:r>
+                    <m:t>i</m:t>
+                  </m:r>
+                </m:sub>
+              </m:sSub>
+            </m:e>
+          </m:d>
+          <m:r>
+            <m:rPr>
+              <m:sty m:val="p"/>
+            </m:rPr>
+            <m:t>=</m:t>
+          </m:r>
+          <m:nary>
+            <m:naryPr>
+              <m:chr m:val="∑"/>
+              <m:limLoc m:val="undOvr"/>
+              <m:subHide m:val="off"/>
+              <m:supHide m:val="on"/>
+            </m:naryPr>
+            <m:sub>
+              <m:r>
+                <m:t>i</m:t>
+              </m:r>
+              <m:r>
+                <m:rPr>
+                  <m:sty m:val="p"/>
+                </m:rPr>
+                <m:t>≠</m:t>
+              </m:r>
+              <m:r>
+                <m:t>j</m:t>
+              </m:r>
+              <m:r>
+                <m:rPr>
+                  <m:sty m:val="p"/>
+                </m:rPr>
+                <m:t>≠</m:t>
+              </m:r>
+              <m:r>
+                <m:t>k</m:t>
+              </m:r>
+            </m:sub>
+            <m:sup>
+              <m:r>
+                <m:t>​</m:t>
+              </m:r>
+            </m:sup>
+            <m:e>
+              <m:f>
+                <m:fPr>
+                  <m:type m:val="bar"/>
+                </m:fPr>
+                <m:num>
+                  <m:sSub>
+                    <m:e>
+                      <m:r>
+                        <m:t>σ</m:t>
+                      </m:r>
+                    </m:e>
+                    <m:sub>
+                      <m:r>
+                        <m:t>j</m:t>
+                      </m:r>
+                      <m:r>
+                        <m:t>k</m:t>
+                      </m:r>
+                    </m:sub>
+                  </m:sSub>
+                  <m:d>
+                    <m:dPr>
+                      <m:begChr m:val="("/>
+                      <m:sepChr m:val=""/>
+                      <m:endChr m:val=")"/>
+                      <m:grow/>
+                    </m:dPr>
+                    <m:e>
+                      <m:sSub>
+                        <m:e>
+                          <m:r>
+                            <m:t>v</m:t>
+                          </m:r>
+                        </m:e>
+                        <m:sub>
+                          <m:r>
+                            <m:t>i</m:t>
+                          </m:r>
+                        </m:sub>
+                      </m:sSub>
+                    </m:e>
+                  </m:d>
+                </m:num>
+                <m:den>
+                  <m:sSub>
+                    <m:e>
+                      <m:r>
+                        <m:t>σ</m:t>
+                      </m:r>
+                    </m:e>
+                    <m:sub>
+                      <m:r>
+                        <m:t>j</m:t>
+                      </m:r>
+                      <m:r>
+                        <m:t>k</m:t>
+                      </m:r>
+                    </m:sub>
+                  </m:sSub>
+                </m:den>
+              </m:f>
+            </m:e>
+          </m:nary>
+        </m:oMath>
+      </m:oMathPara>
+    </w:p>
+    <w:p>
+      <w:pPr>
+        <w:pStyle w:val="FirstParagraph"/>
+      </w:pPr>
+      <w:r>
+        <w:t xml:space="preserve">which basically means the number of shortest paths between</w:t>
+      </w:r>
+      <w:r>
+        <w:t xml:space="preserve"> </w:t>
+      </w:r>
+      <m:oMath>
+        <m:sSub>
+          <m:e>
+            <m:r>
+              <m:t>v</m:t>
+            </m:r>
+          </m:e>
+          <m:sub>
+            <m:r>
+              <m:t>j</m:t>
+            </m:r>
+          </m:sub>
+        </m:sSub>
+      </m:oMath>
+      <w:r>
+        <w:t xml:space="preserve"> </w:t>
+      </w:r>
+      <w:r>
+        <w:t xml:space="preserve">and</w:t>
+      </w:r>
+      <w:r>
+        <w:t xml:space="preserve"> </w:t>
+      </w:r>
+      <m:oMath>
+        <m:sSub>
+          <m:e>
+            <m:r>
+              <m:t>v</m:t>
+            </m:r>
+          </m:e>
+          <m:sub>
+            <m:r>
+              <m:t>k</m:t>
+            </m:r>
+          </m:sub>
+        </m:sSub>
+      </m:oMath>
+      <w:r>
+        <w:t xml:space="preserve"> </w:t>
+      </w:r>
+      <w:r>
+        <w:t xml:space="preserve">that include</w:t>
+      </w:r>
+      <w:r>
+        <w:t xml:space="preserve"> </w:t>
+      </w:r>
+      <m:oMath>
+        <m:sSub>
+          <m:e>
+            <m:r>
+              <m:t>v</m:t>
+            </m:r>
+          </m:e>
+          <m:sub>
+            <m:r>
+              <m:t>i</m:t>
+            </m:r>
+          </m:sub>
+        </m:sSub>
+      </m:oMath>
+      <w:r>
+        <w:t xml:space="preserve"> </w:t>
+      </w:r>
+      <w:r>
+        <w:t xml:space="preserve">in it divided by the total number of shortest paths between</w:t>
+      </w:r>
+      <w:r>
+        <w:t xml:space="preserve"> </w:t>
+      </w:r>
+      <m:oMath>
+        <m:sSub>
+          <m:e>
+            <m:r>
+              <m:t>v</m:t>
+            </m:r>
+          </m:e>
+          <m:sub>
+            <m:r>
+              <m:t>j</m:t>
+            </m:r>
+          </m:sub>
+        </m:sSub>
+      </m:oMath>
+      <w:r>
+        <w:t xml:space="preserve"> </w:t>
+      </w:r>
+      <w:r>
+        <w:t xml:space="preserve">and</w:t>
+      </w:r>
+      <w:r>
+        <w:t xml:space="preserve"> </w:t>
+      </w:r>
+      <m:oMath>
+        <m:sSub>
+          <m:e>
+            <m:r>
+              <m:t>v</m:t>
+            </m:r>
+          </m:e>
+          <m:sub>
+            <m:r>
+              <m:t>k</m:t>
+            </m:r>
+          </m:sub>
+        </m:sSub>
+      </m:oMath>
+      <w:r>
+        <w:t xml:space="preserve">.</w:t>
+      </w:r>
+    </w:p>
+    <w:p>
+      <w:pPr>
+        <w:pStyle w:val="BodyText"/>
+      </w:pPr>
+      <w:r>
+        <w:t xml:space="preserve">Looking at the</w:t>
+      </w:r>
+      <w:r>
+        <w:t xml:space="preserve"> </w:t>
+      </w:r>
+      <w:hyperlink w:anchor="analyzing-network-metrics-betweenness">
+        <w:r>
+          <w:rPr>
+            <w:rStyle w:val="Hyperlink"/>
+          </w:rPr>
+          <w:t xml:space="preserve">plot of our betweenness centrality</w:t>
+        </w:r>
+      </w:hyperlink>
+      <w:r>
+        <w:t xml:space="preserve">, we can that the histogram is skewed right, suggesting that some nodes have a much larger betweenness centrality. Looking at the plot of the network using vertex size as log betweenness centrality, we see variation in the node sizes. Nodes on the edges are almost size zero, which makes sense. There are also many larger nodes near the edges and small nodes closer to the center suggesting that for some connected nodes, there are paths that don’t use them that are quicker between many different nodes.</w:t>
+      </w:r>
+    </w:p>
+    <w:bookmarkEnd w:id="31"/>
+    <w:bookmarkStart w:id="33" w:name="eigen-metric"/>
     <w:p>
       <w:pPr>
         <w:pStyle w:val="Heading3"/>
@@ -744,7 +1289,7 @@
       <w:r>
         <w:t xml:space="preserve"> </w:t>
       </w:r>
-      <w:hyperlink r:id="rId30">
+      <w:hyperlink r:id="rId32">
         <w:r>
           <w:rPr>
             <w:rStyle w:val="Hyperlink"/>
@@ -876,10 +1421,10 @@
         <w:t xml:space="preserve">Looking at the actual plots, we can see there there are a bunch of central nodes that are grouped together, and then there are some less connected peripheral nodes, that are very small. This is most prominent on subgraph 3. This shows eigen centrality is a good measure of centrality.</w:t>
       </w:r>
     </w:p>
-    <w:bookmarkEnd w:id="31"/>
-    <w:bookmarkEnd w:id="32"/>
     <w:bookmarkEnd w:id="33"/>
-    <w:bookmarkStart w:id="36" w:name="community-detection"/>
+    <w:bookmarkEnd w:id="34"/>
+    <w:bookmarkEnd w:id="35"/>
+    <w:bookmarkStart w:id="40" w:name="community-detection"/>
     <w:p>
       <w:pPr>
         <w:pStyle w:val="Heading1"/>
@@ -888,7 +1433,7 @@
         <w:t xml:space="preserve">Community Detection:</w:t>
       </w:r>
     </w:p>
-    <w:bookmarkStart w:id="34" w:name="run-community-detection-algorithms"/>
+    <w:bookmarkStart w:id="36" w:name="run-community-detection-algorithms"/>
     <w:p>
       <w:pPr>
         <w:pStyle w:val="Heading2"/>
@@ -941,8 +1486,16 @@
         <w:t xml:space="preserve">The way walktrap works is by starting a random walk in to run short random walks. The idea is that nodes in the same community will appear more on these short random walks.</w:t>
       </w:r>
     </w:p>
-    <w:bookmarkEnd w:id="34"/>
-    <w:bookmarkStart w:id="35" w:name="X3fa0a0f73a87084e3e1009c2031a46ea46ace4d"/>
+    <w:p>
+      <w:pPr>
+        <w:pStyle w:val="BodyText"/>
+      </w:pPr>
+      <w:r>
+        <w:t xml:space="preserve">The way the walktrap community detection works is by starting a random walk on a specific node, and seeing which nodes it gets to. We leverage the idea that random walks should generally stay in communities to decide communities.</w:t>
+      </w:r>
+    </w:p>
+    <w:bookmarkEnd w:id="36"/>
+    <w:bookmarkStart w:id="39" w:name="X3fa0a0f73a87084e3e1009c2031a46ea46ace4d"/>
     <w:p>
       <w:pPr>
         <w:pStyle w:val="Heading2"/>
@@ -1047,9 +1600,53 @@
         <w:t xml:space="preserve">. This suggests that our network has a weak community structure.</w:t>
       </w:r>
     </w:p>
-    <w:p>
-      <w:pPr>
-        <w:pStyle w:val="BodyText"/>
+    <w:bookmarkStart w:id="37" w:name="monte-carlo-estimate-of-modularity"/>
+    <w:p>
+      <w:pPr>
+        <w:pStyle w:val="Heading3"/>
+      </w:pPr>
+      <w:r>
+        <w:t xml:space="preserve">Monte Carlo Estimate of Modularity</w:t>
+      </w:r>
+    </w:p>
+    <w:p>
+      <w:pPr>
+        <w:pStyle w:val="FirstParagraph"/>
+      </w:pPr>
+      <w:r>
+        <w:t xml:space="preserve">To test if our community structure was meaningful, we ran a</w:t>
+      </w:r>
+      <w:r>
+        <w:t xml:space="preserve"> </w:t>
+      </w:r>
+      <w:hyperlink w:anchor="monte-carlo-modularity">
+        <w:r>
+          <w:rPr>
+            <w:rStyle w:val="Hyperlink"/>
+          </w:rPr>
+          <w:t xml:space="preserve">monte carlo</w:t>
+        </w:r>
+      </w:hyperlink>
+      <w:r>
+        <w:t xml:space="preserve"> </w:t>
+      </w:r>
+      <w:r>
+        <w:t xml:space="preserve">estimate of the modularity of a random network with the same amount of nodes and edges. The way we did this was by generating a bunch of graphs using the amount of vertices and edges where the vertices had the same or about the same degree for each vertex, that the subgraphs had the connections between nodes randomly selected. Since the observed modularity is much larger than the modularity of the simulated graphs, we can confirm that our network has a meaningful community structure.</w:t>
+      </w:r>
+    </w:p>
+    <w:bookmarkEnd w:id="37"/>
+    <w:bookmarkStart w:id="38" w:name="analyzing-communities"/>
+    <w:p>
+      <w:pPr>
+        <w:pStyle w:val="Heading3"/>
+      </w:pPr>
+      <w:r>
+        <w:t xml:space="preserve">Analyzing communities</w:t>
+      </w:r>
+    </w:p>
+    <w:p>
+      <w:pPr>
+        <w:pStyle w:val="FirstParagraph"/>
       </w:pPr>
       <w:r>
         <w:t xml:space="preserve">Looking at the number of individual communities for each subgraph, we can see the following.</w:t>
@@ -1094,9 +1691,10 @@
         <w:t xml:space="preserve">of the subgraphs with the community coloring, we can see that the walktrap has many isolated nodes that count as their own communities. This tells us if a node is relatively disconnected from the rest of the network, the walktrap will have a hard time placing it in a larger community.</w:t>
       </w:r>
     </w:p>
-    <w:bookmarkEnd w:id="35"/>
-    <w:bookmarkEnd w:id="36"/>
-    <w:bookmarkStart w:id="39" w:name="adjacency-matrix"/>
+    <w:bookmarkEnd w:id="38"/>
+    <w:bookmarkEnd w:id="39"/>
+    <w:bookmarkEnd w:id="40"/>
+    <w:bookmarkStart w:id="43" w:name="adjacency-matrix"/>
     <w:p>
       <w:pPr>
         <w:pStyle w:val="Heading1"/>
@@ -1105,7 +1703,7 @@
         <w:t xml:space="preserve">Adjacency Matrix:</w:t>
       </w:r>
     </w:p>
-    <w:bookmarkStart w:id="37" w:name="X03e0e049f916bb765b24c9f6075cfb025e41282"/>
+    <w:bookmarkStart w:id="41" w:name="X03e0e049f916bb765b24c9f6075cfb025e41282"/>
     <w:p>
       <w:pPr>
         <w:pStyle w:val="Heading2"/>
@@ -1139,8 +1737,8 @@
         <w:t xml:space="preserve">for subgraph 1 using the louvain method, we can see very little pattern. The most of a pattern one could make out is that there a few horizontal lines, representing the nodes that are most connected, and a few blocks, representing multiple nodes connected to similar nodes. This lack of pattern is expected since our nodes have not been ordered yet.</w:t>
       </w:r>
     </w:p>
-    <w:bookmarkEnd w:id="37"/>
-    <w:bookmarkStart w:id="38" w:name="reorder-vertices-to-highlight-patterns."/>
+    <w:bookmarkEnd w:id="41"/>
+    <w:bookmarkStart w:id="42" w:name="reorder-vertices-to-highlight-patterns."/>
     <w:p>
       <w:pPr>
         <w:pStyle w:val="Heading2"/>
@@ -1223,71 +1821,6 @@
         <w:t xml:space="preserve">One thing we wonder is our sampling strategy effected this result. Recall we selected 40 random nodes, then for each node, selected either 5 neighbors, or if they didn’t have 5 neighbors, all of their neighbors. Then we selected 200 of those nodes. Thus, most of the nodes we chose were not quite randomly chosen, but conditioned on being neighbors with a random node, which biases the nodes we chose to those with a higher degree. Thus our network consists of nodes that are connected to more nodes than the typical node in our network. This could lead to less communities that are larger than expected in our subgraphs.</w:t>
       </w:r>
     </w:p>
-    <w:bookmarkEnd w:id="38"/>
-    <w:bookmarkEnd w:id="39"/>
-    <w:bookmarkStart w:id="40" w:name="monte-carlo-estimate-of-modularity"/>
-    <w:p>
-      <w:pPr>
-        <w:pStyle w:val="Heading1"/>
-      </w:pPr>
-      <w:r>
-        <w:t xml:space="preserve">Monte Carlo Estimate of Modularity</w:t>
-      </w:r>
-    </w:p>
-    <w:p>
-      <w:pPr>
-        <w:pStyle w:val="FirstParagraph"/>
-      </w:pPr>
-      <w:r>
-        <w:t xml:space="preserve">To test if our community structure was meaningful, we ran a</w:t>
-      </w:r>
-      <w:r>
-        <w:t xml:space="preserve"> </w:t>
-      </w:r>
-      <w:hyperlink w:anchor="monte-carlo-modularity">
-        <w:r>
-          <w:rPr>
-            <w:rStyle w:val="Hyperlink"/>
-          </w:rPr>
-          <w:t xml:space="preserve">monte carlo</w:t>
-        </w:r>
-      </w:hyperlink>
-      <w:r>
-        <w:t xml:space="preserve"> </w:t>
-      </w:r>
-      <w:r>
-        <w:t xml:space="preserve">estimate of the modularity of a random network with the same amount of nodes and edges. The way we did this was by</w:t>
-      </w:r>
-    </w:p>
-    <w:bookmarkEnd w:id="40"/>
-    <w:bookmarkStart w:id="43" w:name="results"/>
-    <w:p>
-      <w:pPr>
-        <w:pStyle w:val="Heading1"/>
-      </w:pPr>
-      <w:r>
-        <w:t xml:space="preserve">Results:</w:t>
-      </w:r>
-    </w:p>
-    <w:bookmarkStart w:id="41" w:name="key-findings-from-the-analysis."/>
-    <w:p>
-      <w:pPr>
-        <w:pStyle w:val="Heading2"/>
-      </w:pPr>
-      <w:r>
-        <w:t xml:space="preserve">Key findings from the analysis.</w:t>
-      </w:r>
-    </w:p>
-    <w:bookmarkEnd w:id="41"/>
-    <w:bookmarkStart w:id="42" w:name="visual-and-textual-summaries."/>
-    <w:p>
-      <w:pPr>
-        <w:pStyle w:val="Heading2"/>
-      </w:pPr>
-      <w:r>
-        <w:t xml:space="preserve">Visual and textual summaries.</w:t>
-      </w:r>
-    </w:p>
     <w:bookmarkEnd w:id="42"/>
     <w:bookmarkEnd w:id="43"/>
     <w:bookmarkStart w:id="46" w:name="conclusion"/>
@@ -1308,6 +1841,30 @@
         <w:t xml:space="preserve">Summary of insights gained.</w:t>
       </w:r>
     </w:p>
+    <w:p>
+      <w:pPr>
+        <w:pStyle w:val="FirstParagraph"/>
+      </w:pPr>
+      <w:r>
+        <w:t xml:space="preserve">Looking at our network, we are able to say that there is significant structure to how links between wikipedia articles.</w:t>
+      </w:r>
+    </w:p>
+    <w:p>
+      <w:pPr>
+        <w:pStyle w:val="BodyText"/>
+      </w:pPr>
+      <w:r>
+        <w:t xml:space="preserve">Looking at the plots of the sub networks, we can see there are some more centralized nodes and more peripheral nodes. We did not find a strong relationship between internet traffic node centrality, or between length of the word list and centrality, that is to say node size looked distributed independent of whether the node was in the middle or edge of the plot, but suspect a relationship may be apparent if we had a larger subgraph size.</w:t>
+      </w:r>
+    </w:p>
+    <w:p>
+      <w:pPr>
+        <w:pStyle w:val="BodyText"/>
+      </w:pPr>
+      <w:r>
+        <w:t xml:space="preserve">Our graph had significant community structure, but there was a lot of connections between communities, giving us a smaller modularity than many other networks. This makes intuitive sense because if you think of links from wikipedia, there are tons on any given page, and many are to articles very close to the subject on that page, and many are to articles barely related to the page.</w:t>
+      </w:r>
+    </w:p>
     <w:bookmarkEnd w:id="44"/>
     <w:bookmarkStart w:id="45" w:name="X024e35079ecd151f9ab48387acefe58a19b2e48"/>
     <w:p>
@@ -1316,6 +1873,20 @@
       </w:pPr>
       <w:r>
         <w:t xml:space="preserve">Possible future directions for further analysis.</w:t>
+      </w:r>
+    </w:p>
+    <w:p>
+      <w:pPr>
+        <w:pStyle w:val="FirstParagraph"/>
+      </w:pPr>
+      <w:r>
+        <w:t xml:space="preserve">One direction for further analysis is to look at larger subgraphs or even the whole graph. Our method of sampling is biased towards nodes of higher degree, which could impact our centrality metrics or community structure. Another direction would be more detail focus on the graph attributes. We did not focus on them because there did not appear to be much of a pattern on our subgraphs. We didn’t know what the words were, so we found it difficult to work with them. In addition, there were so many different words and each node had many different nodes, which mean including these words in an analysis would drastically increase the scope of the project.</w:t>
+      </w:r>
+      <w:r>
+        <w:t xml:space="preserve"> </w:t>
+      </w:r>
+      <w:r>
+        <w:t xml:space="preserve">Working on larger subgraphs might allow for more better knowledge of what these attributes actually do. One other thing we discussed is that it would be interesting to see the percent of traffic that comes from wikipedia traffic versus from an outside source, though this would likely require extra data collection.</w:t>
       </w:r>
     </w:p>
     <w:bookmarkEnd w:id="45"/>
@@ -1364,7 +1935,7 @@
       </w:r>
     </w:p>
     <w:bookmarkEnd w:id="48"/>
-    <w:bookmarkStart w:id="236" w:name="appendix"/>
+    <w:bookmarkStart w:id="295" w:name="appendix"/>
     <w:p>
       <w:pPr>
         <w:pStyle w:val="Heading1"/>
@@ -2337,7 +2908,7 @@
         <w:rPr>
           <w:rStyle w:val="VerbatimChar"/>
         </w:rPr>
-        <w:t xml:space="preserve">## IGRAPH c6b1fce U--- 5201 217073 -- </w:t>
+        <w:t xml:space="preserve">## IGRAPH 8bfc37d U--- 5201 217073 -- </w:t>
       </w:r>
       <w:r>
         <w:br/>
@@ -16626,7 +17197,7 @@
       </w:r>
     </w:p>
     <w:bookmarkEnd w:id="231"/>
-    <w:bookmarkStart w:id="235" w:name="monte-carlo-modularity"/>
+    <w:bookmarkStart w:id="244" w:name="monte-carlo-modularity"/>
     <w:p>
       <w:pPr>
         <w:pStyle w:val="Heading2"/>
@@ -16734,13 +17305,61 @@
         <w:rPr>
           <w:rStyle w:val="FunctionTok"/>
         </w:rPr>
+        <w:t xml:space="preserve">list</w:t>
+      </w:r>
+      <w:r>
+        <w:rPr>
+          <w:rStyle w:val="NormalTok"/>
+        </w:rPr>
+        <w:t xml:space="preserve">(</w:t>
+      </w:r>
+      <w:r>
+        <w:rPr>
+          <w:rStyle w:val="FunctionTok"/>
+        </w:rPr>
         <w:t xml:space="preserve">numeric</w:t>
       </w:r>
       <w:r>
         <w:rPr>
           <w:rStyle w:val="NormalTok"/>
         </w:rPr>
-        <w:t xml:space="preserve">(n_sim)</w:t>
+        <w:t xml:space="preserve">(n_sim),</w:t>
+      </w:r>
+      <w:r>
+        <w:rPr>
+          <w:rStyle w:val="FunctionTok"/>
+        </w:rPr>
+        <w:t xml:space="preserve">numeric</w:t>
+      </w:r>
+      <w:r>
+        <w:rPr>
+          <w:rStyle w:val="NormalTok"/>
+        </w:rPr>
+        <w:t xml:space="preserve">(n_sim),</w:t>
+      </w:r>
+      <w:r>
+        <w:rPr>
+          <w:rStyle w:val="FunctionTok"/>
+        </w:rPr>
+        <w:t xml:space="preserve">numeric</w:t>
+      </w:r>
+      <w:r>
+        <w:rPr>
+          <w:rStyle w:val="NormalTok"/>
+        </w:rPr>
+        <w:t xml:space="preserve">(n_sim),</w:t>
+      </w:r>
+      <w:r>
+        <w:rPr>
+          <w:rStyle w:val="FunctionTok"/>
+        </w:rPr>
+        <w:t xml:space="preserve">numeric</w:t>
+      </w:r>
+      <w:r>
+        <w:rPr>
+          <w:rStyle w:val="NormalTok"/>
+        </w:rPr>
+        <w:t xml:space="preserve">(n_sim))</w:t>
       </w:r>
       <w:r>
         <w:br/>
@@ -16827,7 +17446,7 @@
         <w:rPr>
           <w:rStyle w:val="NormalTok"/>
         </w:rPr>
-        <w:t xml:space="preserve">  rg </w:t>
+        <w:t xml:space="preserve">  rg1 </w:t>
       </w:r>
       <w:r>
         <w:rPr>
@@ -16896,6 +17515,213 @@
         <w:rPr>
           <w:rStyle w:val="NormalTok"/>
         </w:rPr>
+        <w:t xml:space="preserve">  rg2 </w:t>
+      </w:r>
+      <w:r>
+        <w:rPr>
+          <w:rStyle w:val="OtherTok"/>
+        </w:rPr>
+        <w:t xml:space="preserve">&lt;-</w:t>
+      </w:r>
+      <w:r>
+        <w:rPr>
+          <w:rStyle w:val="NormalTok"/>
+        </w:rPr>
+        <w:t xml:space="preserve"> </w:t>
+      </w:r>
+      <w:r>
+        <w:rPr>
+          <w:rStyle w:val="FunctionTok"/>
+        </w:rPr>
+        <w:t xml:space="preserve">sample_degseq</w:t>
+      </w:r>
+      <w:r>
+        <w:rPr>
+          <w:rStyle w:val="NormalTok"/>
+        </w:rPr>
+        <w:t xml:space="preserve">(</w:t>
+      </w:r>
+      <w:r>
+        <w:rPr>
+          <w:rStyle w:val="FunctionTok"/>
+        </w:rPr>
+        <w:t xml:space="preserve">degree</w:t>
+      </w:r>
+      <w:r>
+        <w:rPr>
+          <w:rStyle w:val="NormalTok"/>
+        </w:rPr>
+        <w:t xml:space="preserve">(subg2), </w:t>
+      </w:r>
+      <w:r>
+        <w:rPr>
+          <w:rStyle w:val="AttributeTok"/>
+        </w:rPr>
+        <w:t xml:space="preserve">method =</w:t>
+      </w:r>
+      <w:r>
+        <w:rPr>
+          <w:rStyle w:val="NormalTok"/>
+        </w:rPr>
+        <w:t xml:space="preserve"> </w:t>
+      </w:r>
+      <w:r>
+        <w:rPr>
+          <w:rStyle w:val="StringTok"/>
+        </w:rPr>
+        <w:t xml:space="preserve">"vl"</w:t>
+      </w:r>
+      <w:r>
+        <w:rPr>
+          <w:rStyle w:val="NormalTok"/>
+        </w:rPr>
+        <w:t xml:space="preserve">)</w:t>
+      </w:r>
+      <w:r>
+        <w:br/>
+      </w:r>
+      <w:r>
+        <w:rPr>
+          <w:rStyle w:val="NormalTok"/>
+        </w:rPr>
+        <w:t xml:space="preserve">  rg3 </w:t>
+      </w:r>
+      <w:r>
+        <w:rPr>
+          <w:rStyle w:val="OtherTok"/>
+        </w:rPr>
+        <w:t xml:space="preserve">&lt;-</w:t>
+      </w:r>
+      <w:r>
+        <w:rPr>
+          <w:rStyle w:val="NormalTok"/>
+        </w:rPr>
+        <w:t xml:space="preserve"> </w:t>
+      </w:r>
+      <w:r>
+        <w:rPr>
+          <w:rStyle w:val="FunctionTok"/>
+        </w:rPr>
+        <w:t xml:space="preserve">sample_degseq</w:t>
+      </w:r>
+      <w:r>
+        <w:rPr>
+          <w:rStyle w:val="NormalTok"/>
+        </w:rPr>
+        <w:t xml:space="preserve">(</w:t>
+      </w:r>
+      <w:r>
+        <w:rPr>
+          <w:rStyle w:val="FunctionTok"/>
+        </w:rPr>
+        <w:t xml:space="preserve">degree</w:t>
+      </w:r>
+      <w:r>
+        <w:rPr>
+          <w:rStyle w:val="NormalTok"/>
+        </w:rPr>
+        <w:t xml:space="preserve">(subg3), </w:t>
+      </w:r>
+      <w:r>
+        <w:rPr>
+          <w:rStyle w:val="AttributeTok"/>
+        </w:rPr>
+        <w:t xml:space="preserve">method =</w:t>
+      </w:r>
+      <w:r>
+        <w:rPr>
+          <w:rStyle w:val="NormalTok"/>
+        </w:rPr>
+        <w:t xml:space="preserve"> </w:t>
+      </w:r>
+      <w:r>
+        <w:rPr>
+          <w:rStyle w:val="StringTok"/>
+        </w:rPr>
+        <w:t xml:space="preserve">"vl"</w:t>
+      </w:r>
+      <w:r>
+        <w:rPr>
+          <w:rStyle w:val="NormalTok"/>
+        </w:rPr>
+        <w:t xml:space="preserve">)</w:t>
+      </w:r>
+      <w:r>
+        <w:br/>
+      </w:r>
+      <w:r>
+        <w:rPr>
+          <w:rStyle w:val="NormalTok"/>
+        </w:rPr>
+        <w:t xml:space="preserve">  rg4 </w:t>
+      </w:r>
+      <w:r>
+        <w:rPr>
+          <w:rStyle w:val="OtherTok"/>
+        </w:rPr>
+        <w:t xml:space="preserve">&lt;-</w:t>
+      </w:r>
+      <w:r>
+        <w:rPr>
+          <w:rStyle w:val="NormalTok"/>
+        </w:rPr>
+        <w:t xml:space="preserve"> </w:t>
+      </w:r>
+      <w:r>
+        <w:rPr>
+          <w:rStyle w:val="FunctionTok"/>
+        </w:rPr>
+        <w:t xml:space="preserve">sample_degseq</w:t>
+      </w:r>
+      <w:r>
+        <w:rPr>
+          <w:rStyle w:val="NormalTok"/>
+        </w:rPr>
+        <w:t xml:space="preserve">(</w:t>
+      </w:r>
+      <w:r>
+        <w:rPr>
+          <w:rStyle w:val="FunctionTok"/>
+        </w:rPr>
+        <w:t xml:space="preserve">degree</w:t>
+      </w:r>
+      <w:r>
+        <w:rPr>
+          <w:rStyle w:val="NormalTok"/>
+        </w:rPr>
+        <w:t xml:space="preserve">(subg4), </w:t>
+      </w:r>
+      <w:r>
+        <w:rPr>
+          <w:rStyle w:val="AttributeTok"/>
+        </w:rPr>
+        <w:t xml:space="preserve">method =</w:t>
+      </w:r>
+      <w:r>
+        <w:rPr>
+          <w:rStyle w:val="NormalTok"/>
+        </w:rPr>
+        <w:t xml:space="preserve"> </w:t>
+      </w:r>
+      <w:r>
+        <w:rPr>
+          <w:rStyle w:val="StringTok"/>
+        </w:rPr>
+        <w:t xml:space="preserve">"vl"</w:t>
+      </w:r>
+      <w:r>
+        <w:rPr>
+          <w:rStyle w:val="NormalTok"/>
+        </w:rPr>
+        <w:t xml:space="preserve">)</w:t>
+      </w:r>
+      <w:r>
+        <w:br/>
+      </w:r>
+      <w:r>
+        <w:rPr>
+          <w:rStyle w:val="NormalTok"/>
+        </w:rPr>
         <w:t xml:space="preserve">  </w:t>
       </w:r>
       <w:r>
@@ -16920,7 +17746,7 @@
         <w:rPr>
           <w:rStyle w:val="NormalTok"/>
         </w:rPr>
-        <w:t xml:space="preserve">  r_comm </w:t>
+        <w:t xml:space="preserve">  r_comm1 </w:t>
       </w:r>
       <w:r>
         <w:rPr>
@@ -16944,16 +17770,16 @@
         <w:rPr>
           <w:rStyle w:val="NormalTok"/>
         </w:rPr>
-        <w:t xml:space="preserve">(rg)</w:t>
-      </w:r>
-      <w:r>
-        <w:br/>
-      </w:r>
-      <w:r>
-        <w:rPr>
-          <w:rStyle w:val="NormalTok"/>
-        </w:rPr>
-        <w:t xml:space="preserve">  null_mods[i] </w:t>
+        <w:t xml:space="preserve">(rg1)</w:t>
+      </w:r>
+      <w:r>
+        <w:br/>
+      </w:r>
+      <w:r>
+        <w:rPr>
+          <w:rStyle w:val="NormalTok"/>
+        </w:rPr>
+        <w:t xml:space="preserve">  r_comm2 </w:t>
       </w:r>
       <w:r>
         <w:rPr>
@@ -16971,13 +17797,268 @@
         <w:rPr>
           <w:rStyle w:val="FunctionTok"/>
         </w:rPr>
+        <w:t xml:space="preserve">cluster_louvain</w:t>
+      </w:r>
+      <w:r>
+        <w:rPr>
+          <w:rStyle w:val="NormalTok"/>
+        </w:rPr>
+        <w:t xml:space="preserve">(rg2)</w:t>
+      </w:r>
+      <w:r>
+        <w:br/>
+      </w:r>
+      <w:r>
+        <w:rPr>
+          <w:rStyle w:val="NormalTok"/>
+        </w:rPr>
+        <w:t xml:space="preserve">  r_comm3 </w:t>
+      </w:r>
+      <w:r>
+        <w:rPr>
+          <w:rStyle w:val="OtherTok"/>
+        </w:rPr>
+        <w:t xml:space="preserve">&lt;-</w:t>
+      </w:r>
+      <w:r>
+        <w:rPr>
+          <w:rStyle w:val="NormalTok"/>
+        </w:rPr>
+        <w:t xml:space="preserve"> </w:t>
+      </w:r>
+      <w:r>
+        <w:rPr>
+          <w:rStyle w:val="FunctionTok"/>
+        </w:rPr>
+        <w:t xml:space="preserve">cluster_louvain</w:t>
+      </w:r>
+      <w:r>
+        <w:rPr>
+          <w:rStyle w:val="NormalTok"/>
+        </w:rPr>
+        <w:t xml:space="preserve">(rg3)</w:t>
+      </w:r>
+      <w:r>
+        <w:br/>
+      </w:r>
+      <w:r>
+        <w:rPr>
+          <w:rStyle w:val="NormalTok"/>
+        </w:rPr>
+        <w:t xml:space="preserve">  r_comm4 </w:t>
+      </w:r>
+      <w:r>
+        <w:rPr>
+          <w:rStyle w:val="OtherTok"/>
+        </w:rPr>
+        <w:t xml:space="preserve">&lt;-</w:t>
+      </w:r>
+      <w:r>
+        <w:rPr>
+          <w:rStyle w:val="NormalTok"/>
+        </w:rPr>
+        <w:t xml:space="preserve"> </w:t>
+      </w:r>
+      <w:r>
+        <w:rPr>
+          <w:rStyle w:val="FunctionTok"/>
+        </w:rPr>
+        <w:t xml:space="preserve">cluster_louvain</w:t>
+      </w:r>
+      <w:r>
+        <w:rPr>
+          <w:rStyle w:val="NormalTok"/>
+        </w:rPr>
+        <w:t xml:space="preserve">(rg4)</w:t>
+      </w:r>
+      <w:r>
+        <w:br/>
+      </w:r>
+      <w:r>
+        <w:rPr>
+          <w:rStyle w:val="NormalTok"/>
+        </w:rPr>
+        <w:t xml:space="preserve">  </w:t>
+      </w:r>
+      <w:r>
+        <w:br/>
+      </w:r>
+      <w:r>
+        <w:rPr>
+          <w:rStyle w:val="NormalTok"/>
+        </w:rPr>
+        <w:t xml:space="preserve">  null_mods[[</w:t>
+      </w:r>
+      <w:r>
+        <w:rPr>
+          <w:rStyle w:val="DecValTok"/>
+        </w:rPr>
+        <w:t xml:space="preserve">1</w:t>
+      </w:r>
+      <w:r>
+        <w:rPr>
+          <w:rStyle w:val="NormalTok"/>
+        </w:rPr>
+        <w:t xml:space="preserve">]][i] </w:t>
+      </w:r>
+      <w:r>
+        <w:rPr>
+          <w:rStyle w:val="OtherTok"/>
+        </w:rPr>
+        <w:t xml:space="preserve">&lt;-</w:t>
+      </w:r>
+      <w:r>
+        <w:rPr>
+          <w:rStyle w:val="NormalTok"/>
+        </w:rPr>
+        <w:t xml:space="preserve"> </w:t>
+      </w:r>
+      <w:r>
+        <w:rPr>
+          <w:rStyle w:val="FunctionTok"/>
+        </w:rPr>
         <w:t xml:space="preserve">modularity</w:t>
       </w:r>
       <w:r>
         <w:rPr>
           <w:rStyle w:val="NormalTok"/>
         </w:rPr>
-        <w:t xml:space="preserve">(r_comm)</w:t>
+        <w:t xml:space="preserve">(r_comm1)</w:t>
+      </w:r>
+      <w:r>
+        <w:br/>
+      </w:r>
+      <w:r>
+        <w:rPr>
+          <w:rStyle w:val="NormalTok"/>
+        </w:rPr>
+        <w:t xml:space="preserve">  null_mods[[</w:t>
+      </w:r>
+      <w:r>
+        <w:rPr>
+          <w:rStyle w:val="DecValTok"/>
+        </w:rPr>
+        <w:t xml:space="preserve">2</w:t>
+      </w:r>
+      <w:r>
+        <w:rPr>
+          <w:rStyle w:val="NormalTok"/>
+        </w:rPr>
+        <w:t xml:space="preserve">]][i] </w:t>
+      </w:r>
+      <w:r>
+        <w:rPr>
+          <w:rStyle w:val="OtherTok"/>
+        </w:rPr>
+        <w:t xml:space="preserve">&lt;-</w:t>
+      </w:r>
+      <w:r>
+        <w:rPr>
+          <w:rStyle w:val="NormalTok"/>
+        </w:rPr>
+        <w:t xml:space="preserve"> </w:t>
+      </w:r>
+      <w:r>
+        <w:rPr>
+          <w:rStyle w:val="FunctionTok"/>
+        </w:rPr>
+        <w:t xml:space="preserve">modularity</w:t>
+      </w:r>
+      <w:r>
+        <w:rPr>
+          <w:rStyle w:val="NormalTok"/>
+        </w:rPr>
+        <w:t xml:space="preserve">(r_comm2)</w:t>
+      </w:r>
+      <w:r>
+        <w:br/>
+      </w:r>
+      <w:r>
+        <w:rPr>
+          <w:rStyle w:val="NormalTok"/>
+        </w:rPr>
+        <w:t xml:space="preserve">  null_mods[[</w:t>
+      </w:r>
+      <w:r>
+        <w:rPr>
+          <w:rStyle w:val="DecValTok"/>
+        </w:rPr>
+        <w:t xml:space="preserve">3</w:t>
+      </w:r>
+      <w:r>
+        <w:rPr>
+          <w:rStyle w:val="NormalTok"/>
+        </w:rPr>
+        <w:t xml:space="preserve">]][i] </w:t>
+      </w:r>
+      <w:r>
+        <w:rPr>
+          <w:rStyle w:val="OtherTok"/>
+        </w:rPr>
+        <w:t xml:space="preserve">&lt;-</w:t>
+      </w:r>
+      <w:r>
+        <w:rPr>
+          <w:rStyle w:val="NormalTok"/>
+        </w:rPr>
+        <w:t xml:space="preserve"> </w:t>
+      </w:r>
+      <w:r>
+        <w:rPr>
+          <w:rStyle w:val="FunctionTok"/>
+        </w:rPr>
+        <w:t xml:space="preserve">modularity</w:t>
+      </w:r>
+      <w:r>
+        <w:rPr>
+          <w:rStyle w:val="NormalTok"/>
+        </w:rPr>
+        <w:t xml:space="preserve">(r_comm3)</w:t>
+      </w:r>
+      <w:r>
+        <w:br/>
+      </w:r>
+      <w:r>
+        <w:rPr>
+          <w:rStyle w:val="NormalTok"/>
+        </w:rPr>
+        <w:t xml:space="preserve">  null_mods[[</w:t>
+      </w:r>
+      <w:r>
+        <w:rPr>
+          <w:rStyle w:val="DecValTok"/>
+        </w:rPr>
+        <w:t xml:space="preserve">4</w:t>
+      </w:r>
+      <w:r>
+        <w:rPr>
+          <w:rStyle w:val="NormalTok"/>
+        </w:rPr>
+        <w:t xml:space="preserve">]][i] </w:t>
+      </w:r>
+      <w:r>
+        <w:rPr>
+          <w:rStyle w:val="OtherTok"/>
+        </w:rPr>
+        <w:t xml:space="preserve">&lt;-</w:t>
+      </w:r>
+      <w:r>
+        <w:rPr>
+          <w:rStyle w:val="NormalTok"/>
+        </w:rPr>
+        <w:t xml:space="preserve"> </w:t>
+      </w:r>
+      <w:r>
+        <w:rPr>
+          <w:rStyle w:val="FunctionTok"/>
+        </w:rPr>
+        <w:t xml:space="preserve">modularity</w:t>
+      </w:r>
+      <w:r>
+        <w:rPr>
+          <w:rStyle w:val="NormalTok"/>
+        </w:rPr>
+        <w:t xml:space="preserve">(r_comm4)</w:t>
       </w:r>
       <w:r>
         <w:br/>
@@ -17069,7 +18150,19 @@
         <w:rPr>
           <w:rStyle w:val="NormalTok"/>
         </w:rPr>
-        <w:t xml:space="preserve">(null_mods, </w:t>
+        <w:t xml:space="preserve">(null_mods[[</w:t>
+      </w:r>
+      <w:r>
+        <w:rPr>
+          <w:rStyle w:val="DecValTok"/>
+        </w:rPr>
+        <w:t xml:space="preserve">1</w:t>
+      </w:r>
+      <w:r>
+        <w:rPr>
+          <w:rStyle w:val="NormalTok"/>
+        </w:rPr>
+        <w:t xml:space="preserve">]], </w:t>
       </w:r>
       <w:r>
         <w:rPr>
@@ -17126,7 +18219,19 @@
         <w:rPr>
           <w:rStyle w:val="NormalTok"/>
         </w:rPr>
-        <w:t xml:space="preserve">(null_mods), </w:t>
+        <w:t xml:space="preserve">(null_mods[[</w:t>
+      </w:r>
+      <w:r>
+        <w:rPr>
+          <w:rStyle w:val="DecValTok"/>
+        </w:rPr>
+        <w:t xml:space="preserve">1</w:t>
+      </w:r>
+      <w:r>
+        <w:rPr>
+          <w:rStyle w:val="NormalTok"/>
+        </w:rPr>
+        <w:t xml:space="preserve">]]), </w:t>
       </w:r>
       <w:r>
         <w:rPr>
@@ -17162,7 +18267,19 @@
         <w:rPr>
           <w:rStyle w:val="NormalTok"/>
         </w:rPr>
-        <w:t xml:space="preserve">(null_mods))))</w:t>
+        <w:t xml:space="preserve">(null_mods[[</w:t>
+      </w:r>
+      <w:r>
+        <w:rPr>
+          <w:rStyle w:val="DecValTok"/>
+        </w:rPr>
+        <w:t xml:space="preserve">1</w:t>
+      </w:r>
+      <w:r>
+        <w:rPr>
+          <w:rStyle w:val="NormalTok"/>
+        </w:rPr>
+        <w:t xml:space="preserve">]]))))</w:t>
       </w:r>
       <w:r>
         <w:br/>
@@ -17506,8 +18623,4947 @@
         </w:drawing>
       </w:r>
     </w:p>
-    <w:bookmarkEnd w:id="235"/>
-    <w:bookmarkEnd w:id="236"/>
+    <w:p>
+      <w:pPr>
+        <w:pStyle w:val="SourceCode"/>
+      </w:pPr>
+      <w:r>
+        <w:rPr>
+          <w:rStyle w:val="FunctionTok"/>
+        </w:rPr>
+        <w:t xml:space="preserve">hist</w:t>
+      </w:r>
+      <w:r>
+        <w:rPr>
+          <w:rStyle w:val="NormalTok"/>
+        </w:rPr>
+        <w:t xml:space="preserve">(null_mods[[</w:t>
+      </w:r>
+      <w:r>
+        <w:rPr>
+          <w:rStyle w:val="DecValTok"/>
+        </w:rPr>
+        <w:t xml:space="preserve">2</w:t>
+      </w:r>
+      <w:r>
+        <w:rPr>
+          <w:rStyle w:val="NormalTok"/>
+        </w:rPr>
+        <w:t xml:space="preserve">]], </w:t>
+      </w:r>
+      <w:r>
+        <w:rPr>
+          <w:rStyle w:val="AttributeTok"/>
+        </w:rPr>
+        <w:t xml:space="preserve">main=</w:t>
+      </w:r>
+      <w:r>
+        <w:rPr>
+          <w:rStyle w:val="StringTok"/>
+        </w:rPr>
+        <w:t xml:space="preserve">"Modularity of random graph with connectivity of subg2"</w:t>
+      </w:r>
+      <w:r>
+        <w:rPr>
+          <w:rStyle w:val="NormalTok"/>
+        </w:rPr>
+        <w:t xml:space="preserve">,</w:t>
+      </w:r>
+      <w:r>
+        <w:br/>
+      </w:r>
+      <w:r>
+        <w:rPr>
+          <w:rStyle w:val="NormalTok"/>
+        </w:rPr>
+        <w:t xml:space="preserve">     </w:t>
+      </w:r>
+      <w:r>
+        <w:rPr>
+          <w:rStyle w:val="AttributeTok"/>
+        </w:rPr>
+        <w:t xml:space="preserve">xlim=</w:t>
+      </w:r>
+      <w:r>
+        <w:rPr>
+          <w:rStyle w:val="FunctionTok"/>
+        </w:rPr>
+        <w:t xml:space="preserve">c</w:t>
+      </w:r>
+      <w:r>
+        <w:rPr>
+          <w:rStyle w:val="NormalTok"/>
+        </w:rPr>
+        <w:t xml:space="preserve">(</w:t>
+      </w:r>
+      <w:r>
+        <w:rPr>
+          <w:rStyle w:val="FunctionTok"/>
+        </w:rPr>
+        <w:t xml:space="preserve">min</w:t>
+      </w:r>
+      <w:r>
+        <w:rPr>
+          <w:rStyle w:val="NormalTok"/>
+        </w:rPr>
+        <w:t xml:space="preserve">(null_mods[[</w:t>
+      </w:r>
+      <w:r>
+        <w:rPr>
+          <w:rStyle w:val="DecValTok"/>
+        </w:rPr>
+        <w:t xml:space="preserve">2</w:t>
+      </w:r>
+      <w:r>
+        <w:rPr>
+          <w:rStyle w:val="NormalTok"/>
+        </w:rPr>
+        <w:t xml:space="preserve">]]), </w:t>
+      </w:r>
+      <w:r>
+        <w:rPr>
+          <w:rStyle w:val="FunctionTok"/>
+        </w:rPr>
+        <w:t xml:space="preserve">max</w:t>
+      </w:r>
+      <w:r>
+        <w:rPr>
+          <w:rStyle w:val="NormalTok"/>
+        </w:rPr>
+        <w:t xml:space="preserve">(</w:t>
+      </w:r>
+      <w:r>
+        <w:rPr>
+          <w:rStyle w:val="FloatTok"/>
+        </w:rPr>
+        <w:t xml:space="preserve">0.3608913</w:t>
+      </w:r>
+      <w:r>
+        <w:rPr>
+          <w:rStyle w:val="NormalTok"/>
+        </w:rPr>
+        <w:t xml:space="preserve">, </w:t>
+      </w:r>
+      <w:r>
+        <w:rPr>
+          <w:rStyle w:val="FunctionTok"/>
+        </w:rPr>
+        <w:t xml:space="preserve">max</w:t>
+      </w:r>
+      <w:r>
+        <w:rPr>
+          <w:rStyle w:val="NormalTok"/>
+        </w:rPr>
+        <w:t xml:space="preserve">(null_mods[[</w:t>
+      </w:r>
+      <w:r>
+        <w:rPr>
+          <w:rStyle w:val="DecValTok"/>
+        </w:rPr>
+        <w:t xml:space="preserve">2</w:t>
+      </w:r>
+      <w:r>
+        <w:rPr>
+          <w:rStyle w:val="NormalTok"/>
+        </w:rPr>
+        <w:t xml:space="preserve">]]))))</w:t>
+      </w:r>
+      <w:r>
+        <w:br/>
+      </w:r>
+      <w:r>
+        <w:br/>
+      </w:r>
+      <w:r>
+        <w:rPr>
+          <w:rStyle w:val="FunctionTok"/>
+        </w:rPr>
+        <w:t xml:space="preserve">abline</w:t>
+      </w:r>
+      <w:r>
+        <w:rPr>
+          <w:rStyle w:val="NormalTok"/>
+        </w:rPr>
+        <w:t xml:space="preserve">(</w:t>
+      </w:r>
+      <w:r>
+        <w:rPr>
+          <w:rStyle w:val="AttributeTok"/>
+        </w:rPr>
+        <w:t xml:space="preserve">v=</w:t>
+      </w:r>
+      <w:r>
+        <w:rPr>
+          <w:rStyle w:val="FloatTok"/>
+        </w:rPr>
+        <w:t xml:space="preserve">0.3608913</w:t>
+      </w:r>
+      <w:r>
+        <w:rPr>
+          <w:rStyle w:val="NormalTok"/>
+        </w:rPr>
+        <w:t xml:space="preserve">, </w:t>
+      </w:r>
+      <w:r>
+        <w:rPr>
+          <w:rStyle w:val="AttributeTok"/>
+        </w:rPr>
+        <w:t xml:space="preserve">col=</w:t>
+      </w:r>
+      <w:r>
+        <w:rPr>
+          <w:rStyle w:val="StringTok"/>
+        </w:rPr>
+        <w:t xml:space="preserve">"red"</w:t>
+      </w:r>
+      <w:r>
+        <w:rPr>
+          <w:rStyle w:val="NormalTok"/>
+        </w:rPr>
+        <w:t xml:space="preserve">, </w:t>
+      </w:r>
+      <w:r>
+        <w:rPr>
+          <w:rStyle w:val="AttributeTok"/>
+        </w:rPr>
+        <w:t xml:space="preserve">lwd=</w:t>
+      </w:r>
+      <w:r>
+        <w:rPr>
+          <w:rStyle w:val="DecValTok"/>
+        </w:rPr>
+        <w:t xml:space="preserve">3</w:t>
+      </w:r>
+      <w:r>
+        <w:rPr>
+          <w:rStyle w:val="NormalTok"/>
+        </w:rPr>
+        <w:t xml:space="preserve">, </w:t>
+      </w:r>
+      <w:r>
+        <w:rPr>
+          <w:rStyle w:val="AttributeTok"/>
+        </w:rPr>
+        <w:t xml:space="preserve">lty=</w:t>
+      </w:r>
+      <w:r>
+        <w:rPr>
+          <w:rStyle w:val="DecValTok"/>
+        </w:rPr>
+        <w:t xml:space="preserve">2</w:t>
+      </w:r>
+      <w:r>
+        <w:rPr>
+          <w:rStyle w:val="NormalTok"/>
+        </w:rPr>
+        <w:t xml:space="preserve">)</w:t>
+      </w:r>
+      <w:r>
+        <w:br/>
+      </w:r>
+      <w:r>
+        <w:rPr>
+          <w:rStyle w:val="FunctionTok"/>
+        </w:rPr>
+        <w:t xml:space="preserve">legend</w:t>
+      </w:r>
+      <w:r>
+        <w:rPr>
+          <w:rStyle w:val="NormalTok"/>
+        </w:rPr>
+        <w:t xml:space="preserve">(</w:t>
+      </w:r>
+      <w:r>
+        <w:rPr>
+          <w:rStyle w:val="StringTok"/>
+        </w:rPr>
+        <w:t xml:space="preserve">"topright"</w:t>
+      </w:r>
+      <w:r>
+        <w:rPr>
+          <w:rStyle w:val="NormalTok"/>
+        </w:rPr>
+        <w:t xml:space="preserve">, </w:t>
+      </w:r>
+      <w:r>
+        <w:rPr>
+          <w:rStyle w:val="AttributeTok"/>
+        </w:rPr>
+        <w:t xml:space="preserve">legend=</w:t>
+      </w:r>
+      <w:r>
+        <w:rPr>
+          <w:rStyle w:val="FunctionTok"/>
+        </w:rPr>
+        <w:t xml:space="preserve">c</w:t>
+      </w:r>
+      <w:r>
+        <w:rPr>
+          <w:rStyle w:val="NormalTok"/>
+        </w:rPr>
+        <w:t xml:space="preserve">(</w:t>
+      </w:r>
+      <w:r>
+        <w:rPr>
+          <w:rStyle w:val="StringTok"/>
+        </w:rPr>
+        <w:t xml:space="preserve">"Observed"</w:t>
+      </w:r>
+      <w:r>
+        <w:rPr>
+          <w:rStyle w:val="NormalTok"/>
+        </w:rPr>
+        <w:t xml:space="preserve">, </w:t>
+      </w:r>
+      <w:r>
+        <w:rPr>
+          <w:rStyle w:val="StringTok"/>
+        </w:rPr>
+        <w:t xml:space="preserve">"Null Dist"</w:t>
+      </w:r>
+      <w:r>
+        <w:rPr>
+          <w:rStyle w:val="NormalTok"/>
+        </w:rPr>
+        <w:t xml:space="preserve">), </w:t>
+      </w:r>
+      <w:r>
+        <w:br/>
+      </w:r>
+      <w:r>
+        <w:rPr>
+          <w:rStyle w:val="NormalTok"/>
+        </w:rPr>
+        <w:t xml:space="preserve">       </w:t>
+      </w:r>
+      <w:r>
+        <w:rPr>
+          <w:rStyle w:val="AttributeTok"/>
+        </w:rPr>
+        <w:t xml:space="preserve">col=</w:t>
+      </w:r>
+      <w:r>
+        <w:rPr>
+          <w:rStyle w:val="FunctionTok"/>
+        </w:rPr>
+        <w:t xml:space="preserve">c</w:t>
+      </w:r>
+      <w:r>
+        <w:rPr>
+          <w:rStyle w:val="NormalTok"/>
+        </w:rPr>
+        <w:t xml:space="preserve">(</w:t>
+      </w:r>
+      <w:r>
+        <w:rPr>
+          <w:rStyle w:val="StringTok"/>
+        </w:rPr>
+        <w:t xml:space="preserve">"red"</w:t>
+      </w:r>
+      <w:r>
+        <w:rPr>
+          <w:rStyle w:val="NormalTok"/>
+        </w:rPr>
+        <w:t xml:space="preserve">, </w:t>
+      </w:r>
+      <w:r>
+        <w:rPr>
+          <w:rStyle w:val="StringTok"/>
+        </w:rPr>
+        <w:t xml:space="preserve">"black"</w:t>
+      </w:r>
+      <w:r>
+        <w:rPr>
+          <w:rStyle w:val="NormalTok"/>
+        </w:rPr>
+        <w:t xml:space="preserve">), </w:t>
+      </w:r>
+      <w:r>
+        <w:rPr>
+          <w:rStyle w:val="AttributeTok"/>
+        </w:rPr>
+        <w:t xml:space="preserve">lty=</w:t>
+      </w:r>
+      <w:r>
+        <w:rPr>
+          <w:rStyle w:val="FunctionTok"/>
+        </w:rPr>
+        <w:t xml:space="preserve">c</w:t>
+      </w:r>
+      <w:r>
+        <w:rPr>
+          <w:rStyle w:val="NormalTok"/>
+        </w:rPr>
+        <w:t xml:space="preserve">(</w:t>
+      </w:r>
+      <w:r>
+        <w:rPr>
+          <w:rStyle w:val="DecValTok"/>
+        </w:rPr>
+        <w:t xml:space="preserve">2</w:t>
+      </w:r>
+      <w:r>
+        <w:rPr>
+          <w:rStyle w:val="NormalTok"/>
+        </w:rPr>
+        <w:t xml:space="preserve">,</w:t>
+      </w:r>
+      <w:r>
+        <w:rPr>
+          <w:rStyle w:val="DecValTok"/>
+        </w:rPr>
+        <w:t xml:space="preserve">1</w:t>
+      </w:r>
+      <w:r>
+        <w:rPr>
+          <w:rStyle w:val="NormalTok"/>
+        </w:rPr>
+        <w:t xml:space="preserve">), </w:t>
+      </w:r>
+      <w:r>
+        <w:rPr>
+          <w:rStyle w:val="AttributeTok"/>
+        </w:rPr>
+        <w:t xml:space="preserve">lwd=</w:t>
+      </w:r>
+      <w:r>
+        <w:rPr>
+          <w:rStyle w:val="FunctionTok"/>
+        </w:rPr>
+        <w:t xml:space="preserve">c</w:t>
+      </w:r>
+      <w:r>
+        <w:rPr>
+          <w:rStyle w:val="NormalTok"/>
+        </w:rPr>
+        <w:t xml:space="preserve">(</w:t>
+      </w:r>
+      <w:r>
+        <w:rPr>
+          <w:rStyle w:val="DecValTok"/>
+        </w:rPr>
+        <w:t xml:space="preserve">3</w:t>
+      </w:r>
+      <w:r>
+        <w:rPr>
+          <w:rStyle w:val="NormalTok"/>
+        </w:rPr>
+        <w:t xml:space="preserve">,</w:t>
+      </w:r>
+      <w:r>
+        <w:rPr>
+          <w:rStyle w:val="DecValTok"/>
+        </w:rPr>
+        <w:t xml:space="preserve">1</w:t>
+      </w:r>
+      <w:r>
+        <w:rPr>
+          <w:rStyle w:val="NormalTok"/>
+        </w:rPr>
+        <w:t xml:space="preserve">))</w:t>
+      </w:r>
+    </w:p>
+    <w:p>
+      <w:pPr>
+        <w:pStyle w:val="FirstParagraph"/>
+      </w:pPr>
+      <w:r>
+        <w:drawing>
+          <wp:inline>
+            <wp:extent cx="4620126" cy="3696101"/>
+            <wp:effectExtent b="0" l="0" r="0" t="0"/>
+            <wp:docPr descr="" title="" id="236" name="Picture"/>
+            <a:graphic>
+              <a:graphicData uri="http://schemas.openxmlformats.org/drawingml/2006/picture">
+                <pic:pic>
+                  <pic:nvPicPr>
+                    <pic:cNvPr descr="PSTAT-194-Final_files/figure-docx/unnamed-chunk-31-2.png" id="237" name="Picture"/>
+                    <pic:cNvPicPr>
+                      <a:picLocks noChangeArrowheads="1" noChangeAspect="1"/>
+                    </pic:cNvPicPr>
+                  </pic:nvPicPr>
+                  <pic:blipFill>
+                    <a:blip r:embed="rId235"/>
+                    <a:stretch>
+                      <a:fillRect/>
+                    </a:stretch>
+                  </pic:blipFill>
+                  <pic:spPr bwMode="auto">
+                    <a:xfrm>
+                      <a:off x="0" y="0"/>
+                      <a:ext cx="4620126" cy="3696101"/>
+                    </a:xfrm>
+                    <a:prstGeom prst="rect">
+                      <a:avLst/>
+                    </a:prstGeom>
+                    <a:noFill/>
+                    <a:ln w="9525">
+                      <a:noFill/>
+                      <a:headEnd/>
+                      <a:tailEnd/>
+                    </a:ln>
+                  </pic:spPr>
+                </pic:pic>
+              </a:graphicData>
+            </a:graphic>
+          </wp:inline>
+        </w:drawing>
+      </w:r>
+    </w:p>
+    <w:p>
+      <w:pPr>
+        <w:pStyle w:val="SourceCode"/>
+      </w:pPr>
+      <w:r>
+        <w:rPr>
+          <w:rStyle w:val="FunctionTok"/>
+        </w:rPr>
+        <w:t xml:space="preserve">hist</w:t>
+      </w:r>
+      <w:r>
+        <w:rPr>
+          <w:rStyle w:val="NormalTok"/>
+        </w:rPr>
+        <w:t xml:space="preserve">(null_mods[[</w:t>
+      </w:r>
+      <w:r>
+        <w:rPr>
+          <w:rStyle w:val="DecValTok"/>
+        </w:rPr>
+        <w:t xml:space="preserve">3</w:t>
+      </w:r>
+      <w:r>
+        <w:rPr>
+          <w:rStyle w:val="NormalTok"/>
+        </w:rPr>
+        <w:t xml:space="preserve">]], </w:t>
+      </w:r>
+      <w:r>
+        <w:rPr>
+          <w:rStyle w:val="AttributeTok"/>
+        </w:rPr>
+        <w:t xml:space="preserve">main=</w:t>
+      </w:r>
+      <w:r>
+        <w:rPr>
+          <w:rStyle w:val="StringTok"/>
+        </w:rPr>
+        <w:t xml:space="preserve">"Modularity of random graph with connectivity of subg3"</w:t>
+      </w:r>
+      <w:r>
+        <w:rPr>
+          <w:rStyle w:val="NormalTok"/>
+        </w:rPr>
+        <w:t xml:space="preserve">,</w:t>
+      </w:r>
+      <w:r>
+        <w:br/>
+      </w:r>
+      <w:r>
+        <w:rPr>
+          <w:rStyle w:val="NormalTok"/>
+        </w:rPr>
+        <w:t xml:space="preserve">     </w:t>
+      </w:r>
+      <w:r>
+        <w:rPr>
+          <w:rStyle w:val="AttributeTok"/>
+        </w:rPr>
+        <w:t xml:space="preserve">xlim=</w:t>
+      </w:r>
+      <w:r>
+        <w:rPr>
+          <w:rStyle w:val="FunctionTok"/>
+        </w:rPr>
+        <w:t xml:space="preserve">c</w:t>
+      </w:r>
+      <w:r>
+        <w:rPr>
+          <w:rStyle w:val="NormalTok"/>
+        </w:rPr>
+        <w:t xml:space="preserve">(</w:t>
+      </w:r>
+      <w:r>
+        <w:rPr>
+          <w:rStyle w:val="FunctionTok"/>
+        </w:rPr>
+        <w:t xml:space="preserve">min</w:t>
+      </w:r>
+      <w:r>
+        <w:rPr>
+          <w:rStyle w:val="NormalTok"/>
+        </w:rPr>
+        <w:t xml:space="preserve">(null_mods[[</w:t>
+      </w:r>
+      <w:r>
+        <w:rPr>
+          <w:rStyle w:val="DecValTok"/>
+        </w:rPr>
+        <w:t xml:space="preserve">3</w:t>
+      </w:r>
+      <w:r>
+        <w:rPr>
+          <w:rStyle w:val="NormalTok"/>
+        </w:rPr>
+        <w:t xml:space="preserve">]]), </w:t>
+      </w:r>
+      <w:r>
+        <w:rPr>
+          <w:rStyle w:val="FunctionTok"/>
+        </w:rPr>
+        <w:t xml:space="preserve">max</w:t>
+      </w:r>
+      <w:r>
+        <w:rPr>
+          <w:rStyle w:val="NormalTok"/>
+        </w:rPr>
+        <w:t xml:space="preserve">(</w:t>
+      </w:r>
+      <w:r>
+        <w:rPr>
+          <w:rStyle w:val="FloatTok"/>
+        </w:rPr>
+        <w:t xml:space="preserve">0.2025717</w:t>
+      </w:r>
+      <w:r>
+        <w:rPr>
+          <w:rStyle w:val="NormalTok"/>
+        </w:rPr>
+        <w:t xml:space="preserve">, </w:t>
+      </w:r>
+      <w:r>
+        <w:rPr>
+          <w:rStyle w:val="FunctionTok"/>
+        </w:rPr>
+        <w:t xml:space="preserve">max</w:t>
+      </w:r>
+      <w:r>
+        <w:rPr>
+          <w:rStyle w:val="NormalTok"/>
+        </w:rPr>
+        <w:t xml:space="preserve">(null_mods[[</w:t>
+      </w:r>
+      <w:r>
+        <w:rPr>
+          <w:rStyle w:val="DecValTok"/>
+        </w:rPr>
+        <w:t xml:space="preserve">3</w:t>
+      </w:r>
+      <w:r>
+        <w:rPr>
+          <w:rStyle w:val="NormalTok"/>
+        </w:rPr>
+        <w:t xml:space="preserve">]]))))</w:t>
+      </w:r>
+      <w:r>
+        <w:br/>
+      </w:r>
+      <w:r>
+        <w:br/>
+      </w:r>
+      <w:r>
+        <w:rPr>
+          <w:rStyle w:val="FunctionTok"/>
+        </w:rPr>
+        <w:t xml:space="preserve">abline</w:t>
+      </w:r>
+      <w:r>
+        <w:rPr>
+          <w:rStyle w:val="NormalTok"/>
+        </w:rPr>
+        <w:t xml:space="preserve">(</w:t>
+      </w:r>
+      <w:r>
+        <w:rPr>
+          <w:rStyle w:val="AttributeTok"/>
+        </w:rPr>
+        <w:t xml:space="preserve">v=</w:t>
+      </w:r>
+      <w:r>
+        <w:rPr>
+          <w:rStyle w:val="FloatTok"/>
+        </w:rPr>
+        <w:t xml:space="preserve">0.2025717</w:t>
+      </w:r>
+      <w:r>
+        <w:rPr>
+          <w:rStyle w:val="NormalTok"/>
+        </w:rPr>
+        <w:t xml:space="preserve">, </w:t>
+      </w:r>
+      <w:r>
+        <w:rPr>
+          <w:rStyle w:val="AttributeTok"/>
+        </w:rPr>
+        <w:t xml:space="preserve">col=</w:t>
+      </w:r>
+      <w:r>
+        <w:rPr>
+          <w:rStyle w:val="StringTok"/>
+        </w:rPr>
+        <w:t xml:space="preserve">"red"</w:t>
+      </w:r>
+      <w:r>
+        <w:rPr>
+          <w:rStyle w:val="NormalTok"/>
+        </w:rPr>
+        <w:t xml:space="preserve">, </w:t>
+      </w:r>
+      <w:r>
+        <w:rPr>
+          <w:rStyle w:val="AttributeTok"/>
+        </w:rPr>
+        <w:t xml:space="preserve">lwd=</w:t>
+      </w:r>
+      <w:r>
+        <w:rPr>
+          <w:rStyle w:val="DecValTok"/>
+        </w:rPr>
+        <w:t xml:space="preserve">3</w:t>
+      </w:r>
+      <w:r>
+        <w:rPr>
+          <w:rStyle w:val="NormalTok"/>
+        </w:rPr>
+        <w:t xml:space="preserve">, </w:t>
+      </w:r>
+      <w:r>
+        <w:rPr>
+          <w:rStyle w:val="AttributeTok"/>
+        </w:rPr>
+        <w:t xml:space="preserve">lty=</w:t>
+      </w:r>
+      <w:r>
+        <w:rPr>
+          <w:rStyle w:val="DecValTok"/>
+        </w:rPr>
+        <w:t xml:space="preserve">2</w:t>
+      </w:r>
+      <w:r>
+        <w:rPr>
+          <w:rStyle w:val="NormalTok"/>
+        </w:rPr>
+        <w:t xml:space="preserve">)</w:t>
+      </w:r>
+      <w:r>
+        <w:br/>
+      </w:r>
+      <w:r>
+        <w:rPr>
+          <w:rStyle w:val="FunctionTok"/>
+        </w:rPr>
+        <w:t xml:space="preserve">legend</w:t>
+      </w:r>
+      <w:r>
+        <w:rPr>
+          <w:rStyle w:val="NormalTok"/>
+        </w:rPr>
+        <w:t xml:space="preserve">(</w:t>
+      </w:r>
+      <w:r>
+        <w:rPr>
+          <w:rStyle w:val="StringTok"/>
+        </w:rPr>
+        <w:t xml:space="preserve">"topright"</w:t>
+      </w:r>
+      <w:r>
+        <w:rPr>
+          <w:rStyle w:val="NormalTok"/>
+        </w:rPr>
+        <w:t xml:space="preserve">, </w:t>
+      </w:r>
+      <w:r>
+        <w:rPr>
+          <w:rStyle w:val="AttributeTok"/>
+        </w:rPr>
+        <w:t xml:space="preserve">legend=</w:t>
+      </w:r>
+      <w:r>
+        <w:rPr>
+          <w:rStyle w:val="FunctionTok"/>
+        </w:rPr>
+        <w:t xml:space="preserve">c</w:t>
+      </w:r>
+      <w:r>
+        <w:rPr>
+          <w:rStyle w:val="NormalTok"/>
+        </w:rPr>
+        <w:t xml:space="preserve">(</w:t>
+      </w:r>
+      <w:r>
+        <w:rPr>
+          <w:rStyle w:val="StringTok"/>
+        </w:rPr>
+        <w:t xml:space="preserve">"Observed"</w:t>
+      </w:r>
+      <w:r>
+        <w:rPr>
+          <w:rStyle w:val="NormalTok"/>
+        </w:rPr>
+        <w:t xml:space="preserve">, </w:t>
+      </w:r>
+      <w:r>
+        <w:rPr>
+          <w:rStyle w:val="StringTok"/>
+        </w:rPr>
+        <w:t xml:space="preserve">"Null Dist"</w:t>
+      </w:r>
+      <w:r>
+        <w:rPr>
+          <w:rStyle w:val="NormalTok"/>
+        </w:rPr>
+        <w:t xml:space="preserve">), </w:t>
+      </w:r>
+      <w:r>
+        <w:br/>
+      </w:r>
+      <w:r>
+        <w:rPr>
+          <w:rStyle w:val="NormalTok"/>
+        </w:rPr>
+        <w:t xml:space="preserve">       </w:t>
+      </w:r>
+      <w:r>
+        <w:rPr>
+          <w:rStyle w:val="AttributeTok"/>
+        </w:rPr>
+        <w:t xml:space="preserve">col=</w:t>
+      </w:r>
+      <w:r>
+        <w:rPr>
+          <w:rStyle w:val="FunctionTok"/>
+        </w:rPr>
+        <w:t xml:space="preserve">c</w:t>
+      </w:r>
+      <w:r>
+        <w:rPr>
+          <w:rStyle w:val="NormalTok"/>
+        </w:rPr>
+        <w:t xml:space="preserve">(</w:t>
+      </w:r>
+      <w:r>
+        <w:rPr>
+          <w:rStyle w:val="StringTok"/>
+        </w:rPr>
+        <w:t xml:space="preserve">"red"</w:t>
+      </w:r>
+      <w:r>
+        <w:rPr>
+          <w:rStyle w:val="NormalTok"/>
+        </w:rPr>
+        <w:t xml:space="preserve">, </w:t>
+      </w:r>
+      <w:r>
+        <w:rPr>
+          <w:rStyle w:val="StringTok"/>
+        </w:rPr>
+        <w:t xml:space="preserve">"black"</w:t>
+      </w:r>
+      <w:r>
+        <w:rPr>
+          <w:rStyle w:val="NormalTok"/>
+        </w:rPr>
+        <w:t xml:space="preserve">), </w:t>
+      </w:r>
+      <w:r>
+        <w:rPr>
+          <w:rStyle w:val="AttributeTok"/>
+        </w:rPr>
+        <w:t xml:space="preserve">lty=</w:t>
+      </w:r>
+      <w:r>
+        <w:rPr>
+          <w:rStyle w:val="FunctionTok"/>
+        </w:rPr>
+        <w:t xml:space="preserve">c</w:t>
+      </w:r>
+      <w:r>
+        <w:rPr>
+          <w:rStyle w:val="NormalTok"/>
+        </w:rPr>
+        <w:t xml:space="preserve">(</w:t>
+      </w:r>
+      <w:r>
+        <w:rPr>
+          <w:rStyle w:val="DecValTok"/>
+        </w:rPr>
+        <w:t xml:space="preserve">2</w:t>
+      </w:r>
+      <w:r>
+        <w:rPr>
+          <w:rStyle w:val="NormalTok"/>
+        </w:rPr>
+        <w:t xml:space="preserve">,</w:t>
+      </w:r>
+      <w:r>
+        <w:rPr>
+          <w:rStyle w:val="DecValTok"/>
+        </w:rPr>
+        <w:t xml:space="preserve">1</w:t>
+      </w:r>
+      <w:r>
+        <w:rPr>
+          <w:rStyle w:val="NormalTok"/>
+        </w:rPr>
+        <w:t xml:space="preserve">), </w:t>
+      </w:r>
+      <w:r>
+        <w:rPr>
+          <w:rStyle w:val="AttributeTok"/>
+        </w:rPr>
+        <w:t xml:space="preserve">lwd=</w:t>
+      </w:r>
+      <w:r>
+        <w:rPr>
+          <w:rStyle w:val="FunctionTok"/>
+        </w:rPr>
+        <w:t xml:space="preserve">c</w:t>
+      </w:r>
+      <w:r>
+        <w:rPr>
+          <w:rStyle w:val="NormalTok"/>
+        </w:rPr>
+        <w:t xml:space="preserve">(</w:t>
+      </w:r>
+      <w:r>
+        <w:rPr>
+          <w:rStyle w:val="DecValTok"/>
+        </w:rPr>
+        <w:t xml:space="preserve">3</w:t>
+      </w:r>
+      <w:r>
+        <w:rPr>
+          <w:rStyle w:val="NormalTok"/>
+        </w:rPr>
+        <w:t xml:space="preserve">,</w:t>
+      </w:r>
+      <w:r>
+        <w:rPr>
+          <w:rStyle w:val="DecValTok"/>
+        </w:rPr>
+        <w:t xml:space="preserve">1</w:t>
+      </w:r>
+      <w:r>
+        <w:rPr>
+          <w:rStyle w:val="NormalTok"/>
+        </w:rPr>
+        <w:t xml:space="preserve">))</w:t>
+      </w:r>
+    </w:p>
+    <w:p>
+      <w:pPr>
+        <w:pStyle w:val="FirstParagraph"/>
+      </w:pPr>
+      <w:r>
+        <w:drawing>
+          <wp:inline>
+            <wp:extent cx="4620126" cy="3696101"/>
+            <wp:effectExtent b="0" l="0" r="0" t="0"/>
+            <wp:docPr descr="" title="" id="239" name="Picture"/>
+            <a:graphic>
+              <a:graphicData uri="http://schemas.openxmlformats.org/drawingml/2006/picture">
+                <pic:pic>
+                  <pic:nvPicPr>
+                    <pic:cNvPr descr="PSTAT-194-Final_files/figure-docx/unnamed-chunk-31-3.png" id="240" name="Picture"/>
+                    <pic:cNvPicPr>
+                      <a:picLocks noChangeArrowheads="1" noChangeAspect="1"/>
+                    </pic:cNvPicPr>
+                  </pic:nvPicPr>
+                  <pic:blipFill>
+                    <a:blip r:embed="rId238"/>
+                    <a:stretch>
+                      <a:fillRect/>
+                    </a:stretch>
+                  </pic:blipFill>
+                  <pic:spPr bwMode="auto">
+                    <a:xfrm>
+                      <a:off x="0" y="0"/>
+                      <a:ext cx="4620126" cy="3696101"/>
+                    </a:xfrm>
+                    <a:prstGeom prst="rect">
+                      <a:avLst/>
+                    </a:prstGeom>
+                    <a:noFill/>
+                    <a:ln w="9525">
+                      <a:noFill/>
+                      <a:headEnd/>
+                      <a:tailEnd/>
+                    </a:ln>
+                  </pic:spPr>
+                </pic:pic>
+              </a:graphicData>
+            </a:graphic>
+          </wp:inline>
+        </w:drawing>
+      </w:r>
+    </w:p>
+    <w:p>
+      <w:pPr>
+        <w:pStyle w:val="SourceCode"/>
+      </w:pPr>
+      <w:r>
+        <w:rPr>
+          <w:rStyle w:val="FunctionTok"/>
+        </w:rPr>
+        <w:t xml:space="preserve">hist</w:t>
+      </w:r>
+      <w:r>
+        <w:rPr>
+          <w:rStyle w:val="NormalTok"/>
+        </w:rPr>
+        <w:t xml:space="preserve">(null_mods[[</w:t>
+      </w:r>
+      <w:r>
+        <w:rPr>
+          <w:rStyle w:val="DecValTok"/>
+        </w:rPr>
+        <w:t xml:space="preserve">4</w:t>
+      </w:r>
+      <w:r>
+        <w:rPr>
+          <w:rStyle w:val="NormalTok"/>
+        </w:rPr>
+        <w:t xml:space="preserve">]], </w:t>
+      </w:r>
+      <w:r>
+        <w:rPr>
+          <w:rStyle w:val="AttributeTok"/>
+        </w:rPr>
+        <w:t xml:space="preserve">main=</w:t>
+      </w:r>
+      <w:r>
+        <w:rPr>
+          <w:rStyle w:val="StringTok"/>
+        </w:rPr>
+        <w:t xml:space="preserve">"Modularity of random graph with connectivity of subg4"</w:t>
+      </w:r>
+      <w:r>
+        <w:rPr>
+          <w:rStyle w:val="NormalTok"/>
+        </w:rPr>
+        <w:t xml:space="preserve">,</w:t>
+      </w:r>
+      <w:r>
+        <w:br/>
+      </w:r>
+      <w:r>
+        <w:rPr>
+          <w:rStyle w:val="NormalTok"/>
+        </w:rPr>
+        <w:t xml:space="preserve">     </w:t>
+      </w:r>
+      <w:r>
+        <w:rPr>
+          <w:rStyle w:val="AttributeTok"/>
+        </w:rPr>
+        <w:t xml:space="preserve">xlim=</w:t>
+      </w:r>
+      <w:r>
+        <w:rPr>
+          <w:rStyle w:val="FunctionTok"/>
+        </w:rPr>
+        <w:t xml:space="preserve">c</w:t>
+      </w:r>
+      <w:r>
+        <w:rPr>
+          <w:rStyle w:val="NormalTok"/>
+        </w:rPr>
+        <w:t xml:space="preserve">(</w:t>
+      </w:r>
+      <w:r>
+        <w:rPr>
+          <w:rStyle w:val="FunctionTok"/>
+        </w:rPr>
+        <w:t xml:space="preserve">min</w:t>
+      </w:r>
+      <w:r>
+        <w:rPr>
+          <w:rStyle w:val="NormalTok"/>
+        </w:rPr>
+        <w:t xml:space="preserve">(null_mods[[</w:t>
+      </w:r>
+      <w:r>
+        <w:rPr>
+          <w:rStyle w:val="DecValTok"/>
+        </w:rPr>
+        <w:t xml:space="preserve">4</w:t>
+      </w:r>
+      <w:r>
+        <w:rPr>
+          <w:rStyle w:val="NormalTok"/>
+        </w:rPr>
+        <w:t xml:space="preserve">]]), </w:t>
+      </w:r>
+      <w:r>
+        <w:rPr>
+          <w:rStyle w:val="FunctionTok"/>
+        </w:rPr>
+        <w:t xml:space="preserve">max</w:t>
+      </w:r>
+      <w:r>
+        <w:rPr>
+          <w:rStyle w:val="NormalTok"/>
+        </w:rPr>
+        <w:t xml:space="preserve">(</w:t>
+      </w:r>
+      <w:r>
+        <w:rPr>
+          <w:rStyle w:val="FloatTok"/>
+        </w:rPr>
+        <w:t xml:space="preserve">0.3141144</w:t>
+      </w:r>
+      <w:r>
+        <w:rPr>
+          <w:rStyle w:val="NormalTok"/>
+        </w:rPr>
+        <w:t xml:space="preserve">, </w:t>
+      </w:r>
+      <w:r>
+        <w:rPr>
+          <w:rStyle w:val="FunctionTok"/>
+        </w:rPr>
+        <w:t xml:space="preserve">max</w:t>
+      </w:r>
+      <w:r>
+        <w:rPr>
+          <w:rStyle w:val="NormalTok"/>
+        </w:rPr>
+        <w:t xml:space="preserve">(null_mods[[</w:t>
+      </w:r>
+      <w:r>
+        <w:rPr>
+          <w:rStyle w:val="DecValTok"/>
+        </w:rPr>
+        <w:t xml:space="preserve">4</w:t>
+      </w:r>
+      <w:r>
+        <w:rPr>
+          <w:rStyle w:val="NormalTok"/>
+        </w:rPr>
+        <w:t xml:space="preserve">]]))))</w:t>
+      </w:r>
+      <w:r>
+        <w:br/>
+      </w:r>
+      <w:r>
+        <w:br/>
+      </w:r>
+      <w:r>
+        <w:rPr>
+          <w:rStyle w:val="FunctionTok"/>
+        </w:rPr>
+        <w:t xml:space="preserve">abline</w:t>
+      </w:r>
+      <w:r>
+        <w:rPr>
+          <w:rStyle w:val="NormalTok"/>
+        </w:rPr>
+        <w:t xml:space="preserve">(</w:t>
+      </w:r>
+      <w:r>
+        <w:rPr>
+          <w:rStyle w:val="AttributeTok"/>
+        </w:rPr>
+        <w:t xml:space="preserve">v=</w:t>
+      </w:r>
+      <w:r>
+        <w:rPr>
+          <w:rStyle w:val="FloatTok"/>
+        </w:rPr>
+        <w:t xml:space="preserve">0.3141144</w:t>
+      </w:r>
+      <w:r>
+        <w:rPr>
+          <w:rStyle w:val="NormalTok"/>
+        </w:rPr>
+        <w:t xml:space="preserve">, </w:t>
+      </w:r>
+      <w:r>
+        <w:rPr>
+          <w:rStyle w:val="AttributeTok"/>
+        </w:rPr>
+        <w:t xml:space="preserve">col=</w:t>
+      </w:r>
+      <w:r>
+        <w:rPr>
+          <w:rStyle w:val="StringTok"/>
+        </w:rPr>
+        <w:t xml:space="preserve">"red"</w:t>
+      </w:r>
+      <w:r>
+        <w:rPr>
+          <w:rStyle w:val="NormalTok"/>
+        </w:rPr>
+        <w:t xml:space="preserve">, </w:t>
+      </w:r>
+      <w:r>
+        <w:rPr>
+          <w:rStyle w:val="AttributeTok"/>
+        </w:rPr>
+        <w:t xml:space="preserve">lwd=</w:t>
+      </w:r>
+      <w:r>
+        <w:rPr>
+          <w:rStyle w:val="DecValTok"/>
+        </w:rPr>
+        <w:t xml:space="preserve">3</w:t>
+      </w:r>
+      <w:r>
+        <w:rPr>
+          <w:rStyle w:val="NormalTok"/>
+        </w:rPr>
+        <w:t xml:space="preserve">, </w:t>
+      </w:r>
+      <w:r>
+        <w:rPr>
+          <w:rStyle w:val="AttributeTok"/>
+        </w:rPr>
+        <w:t xml:space="preserve">lty=</w:t>
+      </w:r>
+      <w:r>
+        <w:rPr>
+          <w:rStyle w:val="DecValTok"/>
+        </w:rPr>
+        <w:t xml:space="preserve">2</w:t>
+      </w:r>
+      <w:r>
+        <w:rPr>
+          <w:rStyle w:val="NormalTok"/>
+        </w:rPr>
+        <w:t xml:space="preserve">)</w:t>
+      </w:r>
+      <w:r>
+        <w:br/>
+      </w:r>
+      <w:r>
+        <w:rPr>
+          <w:rStyle w:val="FunctionTok"/>
+        </w:rPr>
+        <w:t xml:space="preserve">legend</w:t>
+      </w:r>
+      <w:r>
+        <w:rPr>
+          <w:rStyle w:val="NormalTok"/>
+        </w:rPr>
+        <w:t xml:space="preserve">(</w:t>
+      </w:r>
+      <w:r>
+        <w:rPr>
+          <w:rStyle w:val="StringTok"/>
+        </w:rPr>
+        <w:t xml:space="preserve">"topright"</w:t>
+      </w:r>
+      <w:r>
+        <w:rPr>
+          <w:rStyle w:val="NormalTok"/>
+        </w:rPr>
+        <w:t xml:space="preserve">, </w:t>
+      </w:r>
+      <w:r>
+        <w:rPr>
+          <w:rStyle w:val="AttributeTok"/>
+        </w:rPr>
+        <w:t xml:space="preserve">legend=</w:t>
+      </w:r>
+      <w:r>
+        <w:rPr>
+          <w:rStyle w:val="FunctionTok"/>
+        </w:rPr>
+        <w:t xml:space="preserve">c</w:t>
+      </w:r>
+      <w:r>
+        <w:rPr>
+          <w:rStyle w:val="NormalTok"/>
+        </w:rPr>
+        <w:t xml:space="preserve">(</w:t>
+      </w:r>
+      <w:r>
+        <w:rPr>
+          <w:rStyle w:val="StringTok"/>
+        </w:rPr>
+        <w:t xml:space="preserve">"Observed"</w:t>
+      </w:r>
+      <w:r>
+        <w:rPr>
+          <w:rStyle w:val="NormalTok"/>
+        </w:rPr>
+        <w:t xml:space="preserve">, </w:t>
+      </w:r>
+      <w:r>
+        <w:rPr>
+          <w:rStyle w:val="StringTok"/>
+        </w:rPr>
+        <w:t xml:space="preserve">"Null Dist"</w:t>
+      </w:r>
+      <w:r>
+        <w:rPr>
+          <w:rStyle w:val="NormalTok"/>
+        </w:rPr>
+        <w:t xml:space="preserve">), </w:t>
+      </w:r>
+      <w:r>
+        <w:br/>
+      </w:r>
+      <w:r>
+        <w:rPr>
+          <w:rStyle w:val="NormalTok"/>
+        </w:rPr>
+        <w:t xml:space="preserve">       </w:t>
+      </w:r>
+      <w:r>
+        <w:rPr>
+          <w:rStyle w:val="AttributeTok"/>
+        </w:rPr>
+        <w:t xml:space="preserve">col=</w:t>
+      </w:r>
+      <w:r>
+        <w:rPr>
+          <w:rStyle w:val="FunctionTok"/>
+        </w:rPr>
+        <w:t xml:space="preserve">c</w:t>
+      </w:r>
+      <w:r>
+        <w:rPr>
+          <w:rStyle w:val="NormalTok"/>
+        </w:rPr>
+        <w:t xml:space="preserve">(</w:t>
+      </w:r>
+      <w:r>
+        <w:rPr>
+          <w:rStyle w:val="StringTok"/>
+        </w:rPr>
+        <w:t xml:space="preserve">"red"</w:t>
+      </w:r>
+      <w:r>
+        <w:rPr>
+          <w:rStyle w:val="NormalTok"/>
+        </w:rPr>
+        <w:t xml:space="preserve">, </w:t>
+      </w:r>
+      <w:r>
+        <w:rPr>
+          <w:rStyle w:val="StringTok"/>
+        </w:rPr>
+        <w:t xml:space="preserve">"black"</w:t>
+      </w:r>
+      <w:r>
+        <w:rPr>
+          <w:rStyle w:val="NormalTok"/>
+        </w:rPr>
+        <w:t xml:space="preserve">), </w:t>
+      </w:r>
+      <w:r>
+        <w:rPr>
+          <w:rStyle w:val="AttributeTok"/>
+        </w:rPr>
+        <w:t xml:space="preserve">lty=</w:t>
+      </w:r>
+      <w:r>
+        <w:rPr>
+          <w:rStyle w:val="FunctionTok"/>
+        </w:rPr>
+        <w:t xml:space="preserve">c</w:t>
+      </w:r>
+      <w:r>
+        <w:rPr>
+          <w:rStyle w:val="NormalTok"/>
+        </w:rPr>
+        <w:t xml:space="preserve">(</w:t>
+      </w:r>
+      <w:r>
+        <w:rPr>
+          <w:rStyle w:val="DecValTok"/>
+        </w:rPr>
+        <w:t xml:space="preserve">2</w:t>
+      </w:r>
+      <w:r>
+        <w:rPr>
+          <w:rStyle w:val="NormalTok"/>
+        </w:rPr>
+        <w:t xml:space="preserve">,</w:t>
+      </w:r>
+      <w:r>
+        <w:rPr>
+          <w:rStyle w:val="DecValTok"/>
+        </w:rPr>
+        <w:t xml:space="preserve">1</w:t>
+      </w:r>
+      <w:r>
+        <w:rPr>
+          <w:rStyle w:val="NormalTok"/>
+        </w:rPr>
+        <w:t xml:space="preserve">), </w:t>
+      </w:r>
+      <w:r>
+        <w:rPr>
+          <w:rStyle w:val="AttributeTok"/>
+        </w:rPr>
+        <w:t xml:space="preserve">lwd=</w:t>
+      </w:r>
+      <w:r>
+        <w:rPr>
+          <w:rStyle w:val="FunctionTok"/>
+        </w:rPr>
+        <w:t xml:space="preserve">c</w:t>
+      </w:r>
+      <w:r>
+        <w:rPr>
+          <w:rStyle w:val="NormalTok"/>
+        </w:rPr>
+        <w:t xml:space="preserve">(</w:t>
+      </w:r>
+      <w:r>
+        <w:rPr>
+          <w:rStyle w:val="DecValTok"/>
+        </w:rPr>
+        <w:t xml:space="preserve">3</w:t>
+      </w:r>
+      <w:r>
+        <w:rPr>
+          <w:rStyle w:val="NormalTok"/>
+        </w:rPr>
+        <w:t xml:space="preserve">,</w:t>
+      </w:r>
+      <w:r>
+        <w:rPr>
+          <w:rStyle w:val="DecValTok"/>
+        </w:rPr>
+        <w:t xml:space="preserve">1</w:t>
+      </w:r>
+      <w:r>
+        <w:rPr>
+          <w:rStyle w:val="NormalTok"/>
+        </w:rPr>
+        <w:t xml:space="preserve">))</w:t>
+      </w:r>
+    </w:p>
+    <w:p>
+      <w:pPr>
+        <w:pStyle w:val="FirstParagraph"/>
+      </w:pPr>
+      <w:r>
+        <w:drawing>
+          <wp:inline>
+            <wp:extent cx="4620126" cy="3696101"/>
+            <wp:effectExtent b="0" l="0" r="0" t="0"/>
+            <wp:docPr descr="" title="" id="242" name="Picture"/>
+            <a:graphic>
+              <a:graphicData uri="http://schemas.openxmlformats.org/drawingml/2006/picture">
+                <pic:pic>
+                  <pic:nvPicPr>
+                    <pic:cNvPr descr="PSTAT-194-Final_files/figure-docx/unnamed-chunk-31-4.png" id="243" name="Picture"/>
+                    <pic:cNvPicPr>
+                      <a:picLocks noChangeArrowheads="1" noChangeAspect="1"/>
+                    </pic:cNvPicPr>
+                  </pic:nvPicPr>
+                  <pic:blipFill>
+                    <a:blip r:embed="rId241"/>
+                    <a:stretch>
+                      <a:fillRect/>
+                    </a:stretch>
+                  </pic:blipFill>
+                  <pic:spPr bwMode="auto">
+                    <a:xfrm>
+                      <a:off x="0" y="0"/>
+                      <a:ext cx="4620126" cy="3696101"/>
+                    </a:xfrm>
+                    <a:prstGeom prst="rect">
+                      <a:avLst/>
+                    </a:prstGeom>
+                    <a:noFill/>
+                    <a:ln w="9525">
+                      <a:noFill/>
+                      <a:headEnd/>
+                      <a:tailEnd/>
+                    </a:ln>
+                  </pic:spPr>
+                </pic:pic>
+              </a:graphicData>
+            </a:graphic>
+          </wp:inline>
+        </w:drawing>
+      </w:r>
+    </w:p>
+    <w:bookmarkEnd w:id="244"/>
+    <w:bookmarkStart w:id="269" w:name="analyzing-network-metrics-betweenness"/>
+    <w:p>
+      <w:pPr>
+        <w:pStyle w:val="Heading2"/>
+      </w:pPr>
+      <w:r>
+        <w:t xml:space="preserve">Analyzing Network Metrics (Betweenness)</w:t>
+      </w:r>
+    </w:p>
+    <w:p>
+      <w:pPr>
+        <w:pStyle w:val="FirstParagraph"/>
+      </w:pPr>
+      <w:hyperlink w:anchor="betweenness">
+        <w:r>
+          <w:rPr>
+            <w:rStyle w:val="Hyperlink"/>
+          </w:rPr>
+          <w:t xml:space="preserve">back to report</w:t>
+        </w:r>
+      </w:hyperlink>
+    </w:p>
+    <w:p>
+      <w:pPr>
+        <w:pStyle w:val="SourceCode"/>
+      </w:pPr>
+      <w:r>
+        <w:rPr>
+          <w:rStyle w:val="FunctionTok"/>
+        </w:rPr>
+        <w:t xml:space="preserve">print</w:t>
+      </w:r>
+      <w:r>
+        <w:rPr>
+          <w:rStyle w:val="NormalTok"/>
+        </w:rPr>
+        <w:t xml:space="preserve">(</w:t>
+      </w:r>
+      <w:r>
+        <w:rPr>
+          <w:rStyle w:val="StringTok"/>
+        </w:rPr>
+        <w:t xml:space="preserve">"Betweenness SubGraph 1"</w:t>
+      </w:r>
+      <w:r>
+        <w:rPr>
+          <w:rStyle w:val="NormalTok"/>
+        </w:rPr>
+        <w:t xml:space="preserve">, </w:t>
+      </w:r>
+      <w:r>
+        <w:rPr>
+          <w:rStyle w:val="AttributeTok"/>
+        </w:rPr>
+        <w:t xml:space="preserve">quote=</w:t>
+      </w:r>
+      <w:r>
+        <w:rPr>
+          <w:rStyle w:val="ConstantTok"/>
+        </w:rPr>
+        <w:t xml:space="preserve">FALSE</w:t>
+      </w:r>
+      <w:r>
+        <w:rPr>
+          <w:rStyle w:val="NormalTok"/>
+        </w:rPr>
+        <w:t xml:space="preserve">)</w:t>
+      </w:r>
+    </w:p>
+    <w:p>
+      <w:pPr>
+        <w:pStyle w:val="SourceCode"/>
+      </w:pPr>
+      <w:r>
+        <w:rPr>
+          <w:rStyle w:val="VerbatimChar"/>
+        </w:rPr>
+        <w:t xml:space="preserve">## [1] Betweenness SubGraph 1</w:t>
+      </w:r>
+    </w:p>
+    <w:p>
+      <w:pPr>
+        <w:pStyle w:val="SourceCode"/>
+      </w:pPr>
+      <w:r>
+        <w:rPr>
+          <w:rStyle w:val="NormalTok"/>
+        </w:rPr>
+        <w:t xml:space="preserve">bet_subg1 </w:t>
+      </w:r>
+      <w:r>
+        <w:rPr>
+          <w:rStyle w:val="OtherTok"/>
+        </w:rPr>
+        <w:t xml:space="preserve">&lt;-</w:t>
+      </w:r>
+      <w:r>
+        <w:rPr>
+          <w:rStyle w:val="NormalTok"/>
+        </w:rPr>
+        <w:t xml:space="preserve"> </w:t>
+      </w:r>
+      <w:r>
+        <w:rPr>
+          <w:rStyle w:val="FunctionTok"/>
+        </w:rPr>
+        <w:t xml:space="preserve">betweenness</w:t>
+      </w:r>
+      <w:r>
+        <w:rPr>
+          <w:rStyle w:val="NormalTok"/>
+        </w:rPr>
+        <w:t xml:space="preserve">(subg1)</w:t>
+      </w:r>
+      <w:r>
+        <w:br/>
+      </w:r>
+      <w:r>
+        <w:rPr>
+          <w:rStyle w:val="FunctionTok"/>
+        </w:rPr>
+        <w:t xml:space="preserve">hist</w:t>
+      </w:r>
+      <w:r>
+        <w:rPr>
+          <w:rStyle w:val="NormalTok"/>
+        </w:rPr>
+        <w:t xml:space="preserve">(bet_subg1)</w:t>
+      </w:r>
+    </w:p>
+    <w:p>
+      <w:pPr>
+        <w:pStyle w:val="FirstParagraph"/>
+      </w:pPr>
+      <w:r>
+        <w:drawing>
+          <wp:inline>
+            <wp:extent cx="4620126" cy="3696101"/>
+            <wp:effectExtent b="0" l="0" r="0" t="0"/>
+            <wp:docPr descr="" title="" id="246" name="Picture"/>
+            <a:graphic>
+              <a:graphicData uri="http://schemas.openxmlformats.org/drawingml/2006/picture">
+                <pic:pic>
+                  <pic:nvPicPr>
+                    <pic:cNvPr descr="PSTAT-194-Final_files/figure-docx/Betweenness-1.png" id="247" name="Picture"/>
+                    <pic:cNvPicPr>
+                      <a:picLocks noChangeArrowheads="1" noChangeAspect="1"/>
+                    </pic:cNvPicPr>
+                  </pic:nvPicPr>
+                  <pic:blipFill>
+                    <a:blip r:embed="rId245"/>
+                    <a:stretch>
+                      <a:fillRect/>
+                    </a:stretch>
+                  </pic:blipFill>
+                  <pic:spPr bwMode="auto">
+                    <a:xfrm>
+                      <a:off x="0" y="0"/>
+                      <a:ext cx="4620126" cy="3696101"/>
+                    </a:xfrm>
+                    <a:prstGeom prst="rect">
+                      <a:avLst/>
+                    </a:prstGeom>
+                    <a:noFill/>
+                    <a:ln w="9525">
+                      <a:noFill/>
+                      <a:headEnd/>
+                      <a:tailEnd/>
+                    </a:ln>
+                  </pic:spPr>
+                </pic:pic>
+              </a:graphicData>
+            </a:graphic>
+          </wp:inline>
+        </w:drawing>
+      </w:r>
+    </w:p>
+    <w:p>
+      <w:pPr>
+        <w:pStyle w:val="SourceCode"/>
+      </w:pPr>
+      <w:r>
+        <w:rPr>
+          <w:rStyle w:val="FunctionTok"/>
+        </w:rPr>
+        <w:t xml:space="preserve">plot</w:t>
+      </w:r>
+      <w:r>
+        <w:rPr>
+          <w:rStyle w:val="NormalTok"/>
+        </w:rPr>
+        <w:t xml:space="preserve">(subg1,</w:t>
+      </w:r>
+      <w:r>
+        <w:br/>
+      </w:r>
+      <w:r>
+        <w:rPr>
+          <w:rStyle w:val="NormalTok"/>
+        </w:rPr>
+        <w:t xml:space="preserve">     </w:t>
+      </w:r>
+      <w:r>
+        <w:rPr>
+          <w:rStyle w:val="AttributeTok"/>
+        </w:rPr>
+        <w:t xml:space="preserve">layout =</w:t>
+      </w:r>
+      <w:r>
+        <w:rPr>
+          <w:rStyle w:val="NormalTok"/>
+        </w:rPr>
+        <w:t xml:space="preserve"> </w:t>
+      </w:r>
+      <w:r>
+        <w:rPr>
+          <w:rStyle w:val="FunctionTok"/>
+        </w:rPr>
+        <w:t xml:space="preserve">layout_with_kk</w:t>
+      </w:r>
+      <w:r>
+        <w:rPr>
+          <w:rStyle w:val="NormalTok"/>
+        </w:rPr>
+        <w:t xml:space="preserve">(subg1),</w:t>
+      </w:r>
+      <w:r>
+        <w:br/>
+      </w:r>
+      <w:r>
+        <w:rPr>
+          <w:rStyle w:val="NormalTok"/>
+        </w:rPr>
+        <w:t xml:space="preserve">     </w:t>
+      </w:r>
+      <w:r>
+        <w:rPr>
+          <w:rStyle w:val="AttributeTok"/>
+        </w:rPr>
+        <w:t xml:space="preserve">vertex.size =</w:t>
+      </w:r>
+      <w:r>
+        <w:rPr>
+          <w:rStyle w:val="NormalTok"/>
+        </w:rPr>
+        <w:t xml:space="preserve"> </w:t>
+      </w:r>
+      <w:r>
+        <w:rPr>
+          <w:rStyle w:val="DecValTok"/>
+        </w:rPr>
+        <w:t xml:space="preserve">2</w:t>
+      </w:r>
+      <w:r>
+        <w:rPr>
+          <w:rStyle w:val="SpecialCharTok"/>
+        </w:rPr>
+        <w:t xml:space="preserve">*</w:t>
+      </w:r>
+      <w:r>
+        <w:rPr>
+          <w:rStyle w:val="FunctionTok"/>
+        </w:rPr>
+        <w:t xml:space="preserve">log</w:t>
+      </w:r>
+      <w:r>
+        <w:rPr>
+          <w:rStyle w:val="NormalTok"/>
+        </w:rPr>
+        <w:t xml:space="preserve">(bet_subg1</w:t>
+      </w:r>
+      <w:r>
+        <w:rPr>
+          <w:rStyle w:val="SpecialCharTok"/>
+        </w:rPr>
+        <w:t xml:space="preserve">+</w:t>
+      </w:r>
+      <w:r>
+        <w:rPr>
+          <w:rStyle w:val="DecValTok"/>
+        </w:rPr>
+        <w:t xml:space="preserve">1</w:t>
+      </w:r>
+      <w:r>
+        <w:rPr>
+          <w:rStyle w:val="NormalTok"/>
+        </w:rPr>
+        <w:t xml:space="preserve">),</w:t>
+      </w:r>
+      <w:r>
+        <w:br/>
+      </w:r>
+      <w:r>
+        <w:rPr>
+          <w:rStyle w:val="NormalTok"/>
+        </w:rPr>
+        <w:t xml:space="preserve">     </w:t>
+      </w:r>
+      <w:r>
+        <w:rPr>
+          <w:rStyle w:val="AttributeTok"/>
+        </w:rPr>
+        <w:t xml:space="preserve">vertex.label=</w:t>
+      </w:r>
+      <w:r>
+        <w:rPr>
+          <w:rStyle w:val="ConstantTok"/>
+        </w:rPr>
+        <w:t xml:space="preserve">NA</w:t>
+      </w:r>
+      <w:r>
+        <w:rPr>
+          <w:rStyle w:val="NormalTok"/>
+        </w:rPr>
+        <w:t xml:space="preserve">,</w:t>
+      </w:r>
+      <w:r>
+        <w:br/>
+      </w:r>
+      <w:r>
+        <w:rPr>
+          <w:rStyle w:val="NormalTok"/>
+        </w:rPr>
+        <w:t xml:space="preserve">      </w:t>
+      </w:r>
+      <w:r>
+        <w:rPr>
+          <w:rStyle w:val="AttributeTok"/>
+        </w:rPr>
+        <w:t xml:space="preserve">edge.arrow.size =</w:t>
+      </w:r>
+      <w:r>
+        <w:rPr>
+          <w:rStyle w:val="NormalTok"/>
+        </w:rPr>
+        <w:t xml:space="preserve"> </w:t>
+      </w:r>
+      <w:r>
+        <w:rPr>
+          <w:rStyle w:val="FloatTok"/>
+        </w:rPr>
+        <w:t xml:space="preserve">0.1</w:t>
+      </w:r>
+      <w:r>
+        <w:rPr>
+          <w:rStyle w:val="NormalTok"/>
+        </w:rPr>
+        <w:t xml:space="preserve">,</w:t>
+      </w:r>
+      <w:r>
+        <w:br/>
+      </w:r>
+      <w:r>
+        <w:rPr>
+          <w:rStyle w:val="NormalTok"/>
+        </w:rPr>
+        <w:t xml:space="preserve">     </w:t>
+      </w:r>
+      <w:r>
+        <w:rPr>
+          <w:rStyle w:val="AttributeTok"/>
+        </w:rPr>
+        <w:t xml:space="preserve">edge.color =</w:t>
+      </w:r>
+      <w:r>
+        <w:rPr>
+          <w:rStyle w:val="NormalTok"/>
+        </w:rPr>
+        <w:t xml:space="preserve"> </w:t>
+      </w:r>
+      <w:r>
+        <w:rPr>
+          <w:rStyle w:val="StringTok"/>
+        </w:rPr>
+        <w:t xml:space="preserve">"gray80"</w:t>
+      </w:r>
+      <w:r>
+        <w:rPr>
+          <w:rStyle w:val="NormalTok"/>
+        </w:rPr>
+        <w:t xml:space="preserve">,</w:t>
+      </w:r>
+      <w:r>
+        <w:br/>
+      </w:r>
+      <w:r>
+        <w:rPr>
+          <w:rStyle w:val="NormalTok"/>
+        </w:rPr>
+        <w:t xml:space="preserve">     </w:t>
+      </w:r>
+      <w:r>
+        <w:rPr>
+          <w:rStyle w:val="AttributeTok"/>
+        </w:rPr>
+        <w:t xml:space="preserve">edge.width =</w:t>
+      </w:r>
+      <w:r>
+        <w:rPr>
+          <w:rStyle w:val="NormalTok"/>
+        </w:rPr>
+        <w:t xml:space="preserve"> </w:t>
+      </w:r>
+      <w:r>
+        <w:rPr>
+          <w:rStyle w:val="FloatTok"/>
+        </w:rPr>
+        <w:t xml:space="preserve">0.5</w:t>
+      </w:r>
+      <w:r>
+        <w:rPr>
+          <w:rStyle w:val="NormalTok"/>
+        </w:rPr>
+        <w:t xml:space="preserve">)</w:t>
+      </w:r>
+    </w:p>
+    <w:p>
+      <w:pPr>
+        <w:pStyle w:val="FirstParagraph"/>
+      </w:pPr>
+      <w:r>
+        <w:drawing>
+          <wp:inline>
+            <wp:extent cx="4620126" cy="3696101"/>
+            <wp:effectExtent b="0" l="0" r="0" t="0"/>
+            <wp:docPr descr="" title="" id="249" name="Picture"/>
+            <a:graphic>
+              <a:graphicData uri="http://schemas.openxmlformats.org/drawingml/2006/picture">
+                <pic:pic>
+                  <pic:nvPicPr>
+                    <pic:cNvPr descr="PSTAT-194-Final_files/figure-docx/Betweenness-2.png" id="250" name="Picture"/>
+                    <pic:cNvPicPr>
+                      <a:picLocks noChangeArrowheads="1" noChangeAspect="1"/>
+                    </pic:cNvPicPr>
+                  </pic:nvPicPr>
+                  <pic:blipFill>
+                    <a:blip r:embed="rId248"/>
+                    <a:stretch>
+                      <a:fillRect/>
+                    </a:stretch>
+                  </pic:blipFill>
+                  <pic:spPr bwMode="auto">
+                    <a:xfrm>
+                      <a:off x="0" y="0"/>
+                      <a:ext cx="4620126" cy="3696101"/>
+                    </a:xfrm>
+                    <a:prstGeom prst="rect">
+                      <a:avLst/>
+                    </a:prstGeom>
+                    <a:noFill/>
+                    <a:ln w="9525">
+                      <a:noFill/>
+                      <a:headEnd/>
+                      <a:tailEnd/>
+                    </a:ln>
+                  </pic:spPr>
+                </pic:pic>
+              </a:graphicData>
+            </a:graphic>
+          </wp:inline>
+        </w:drawing>
+      </w:r>
+    </w:p>
+    <w:p>
+      <w:pPr>
+        <w:pStyle w:val="SourceCode"/>
+      </w:pPr>
+      <w:r>
+        <w:rPr>
+          <w:rStyle w:val="FunctionTok"/>
+        </w:rPr>
+        <w:t xml:space="preserve">print</w:t>
+      </w:r>
+      <w:r>
+        <w:rPr>
+          <w:rStyle w:val="NormalTok"/>
+        </w:rPr>
+        <w:t xml:space="preserve">(</w:t>
+      </w:r>
+      <w:r>
+        <w:rPr>
+          <w:rStyle w:val="StringTok"/>
+        </w:rPr>
+        <w:t xml:space="preserve">"Betweenness SubGraph 2"</w:t>
+      </w:r>
+      <w:r>
+        <w:rPr>
+          <w:rStyle w:val="NormalTok"/>
+        </w:rPr>
+        <w:t xml:space="preserve">, </w:t>
+      </w:r>
+      <w:r>
+        <w:rPr>
+          <w:rStyle w:val="AttributeTok"/>
+        </w:rPr>
+        <w:t xml:space="preserve">quote=</w:t>
+      </w:r>
+      <w:r>
+        <w:rPr>
+          <w:rStyle w:val="ConstantTok"/>
+        </w:rPr>
+        <w:t xml:space="preserve">FALSE</w:t>
+      </w:r>
+      <w:r>
+        <w:rPr>
+          <w:rStyle w:val="NormalTok"/>
+        </w:rPr>
+        <w:t xml:space="preserve">)</w:t>
+      </w:r>
+    </w:p>
+    <w:p>
+      <w:pPr>
+        <w:pStyle w:val="SourceCode"/>
+      </w:pPr>
+      <w:r>
+        <w:rPr>
+          <w:rStyle w:val="VerbatimChar"/>
+        </w:rPr>
+        <w:t xml:space="preserve">## [1] Betweenness SubGraph 2</w:t>
+      </w:r>
+    </w:p>
+    <w:p>
+      <w:pPr>
+        <w:pStyle w:val="SourceCode"/>
+      </w:pPr>
+      <w:r>
+        <w:rPr>
+          <w:rStyle w:val="NormalTok"/>
+        </w:rPr>
+        <w:t xml:space="preserve">bet_subg2 </w:t>
+      </w:r>
+      <w:r>
+        <w:rPr>
+          <w:rStyle w:val="OtherTok"/>
+        </w:rPr>
+        <w:t xml:space="preserve">&lt;-</w:t>
+      </w:r>
+      <w:r>
+        <w:rPr>
+          <w:rStyle w:val="NormalTok"/>
+        </w:rPr>
+        <w:t xml:space="preserve"> </w:t>
+      </w:r>
+      <w:r>
+        <w:rPr>
+          <w:rStyle w:val="FunctionTok"/>
+        </w:rPr>
+        <w:t xml:space="preserve">betweenness</w:t>
+      </w:r>
+      <w:r>
+        <w:rPr>
+          <w:rStyle w:val="NormalTok"/>
+        </w:rPr>
+        <w:t xml:space="preserve">(subg2)</w:t>
+      </w:r>
+      <w:r>
+        <w:br/>
+      </w:r>
+      <w:r>
+        <w:rPr>
+          <w:rStyle w:val="FunctionTok"/>
+        </w:rPr>
+        <w:t xml:space="preserve">hist</w:t>
+      </w:r>
+      <w:r>
+        <w:rPr>
+          <w:rStyle w:val="NormalTok"/>
+        </w:rPr>
+        <w:t xml:space="preserve">(bet_subg2)</w:t>
+      </w:r>
+    </w:p>
+    <w:p>
+      <w:pPr>
+        <w:pStyle w:val="FirstParagraph"/>
+      </w:pPr>
+      <w:r>
+        <w:drawing>
+          <wp:inline>
+            <wp:extent cx="4620126" cy="3696101"/>
+            <wp:effectExtent b="0" l="0" r="0" t="0"/>
+            <wp:docPr descr="" title="" id="252" name="Picture"/>
+            <a:graphic>
+              <a:graphicData uri="http://schemas.openxmlformats.org/drawingml/2006/picture">
+                <pic:pic>
+                  <pic:nvPicPr>
+                    <pic:cNvPr descr="PSTAT-194-Final_files/figure-docx/Betweenness-3.png" id="253" name="Picture"/>
+                    <pic:cNvPicPr>
+                      <a:picLocks noChangeArrowheads="1" noChangeAspect="1"/>
+                    </pic:cNvPicPr>
+                  </pic:nvPicPr>
+                  <pic:blipFill>
+                    <a:blip r:embed="rId251"/>
+                    <a:stretch>
+                      <a:fillRect/>
+                    </a:stretch>
+                  </pic:blipFill>
+                  <pic:spPr bwMode="auto">
+                    <a:xfrm>
+                      <a:off x="0" y="0"/>
+                      <a:ext cx="4620126" cy="3696101"/>
+                    </a:xfrm>
+                    <a:prstGeom prst="rect">
+                      <a:avLst/>
+                    </a:prstGeom>
+                    <a:noFill/>
+                    <a:ln w="9525">
+                      <a:noFill/>
+                      <a:headEnd/>
+                      <a:tailEnd/>
+                    </a:ln>
+                  </pic:spPr>
+                </pic:pic>
+              </a:graphicData>
+            </a:graphic>
+          </wp:inline>
+        </w:drawing>
+      </w:r>
+    </w:p>
+    <w:p>
+      <w:pPr>
+        <w:pStyle w:val="SourceCode"/>
+      </w:pPr>
+      <w:r>
+        <w:rPr>
+          <w:rStyle w:val="FunctionTok"/>
+        </w:rPr>
+        <w:t xml:space="preserve">plot</w:t>
+      </w:r>
+      <w:r>
+        <w:rPr>
+          <w:rStyle w:val="NormalTok"/>
+        </w:rPr>
+        <w:t xml:space="preserve">(subg1,</w:t>
+      </w:r>
+      <w:r>
+        <w:br/>
+      </w:r>
+      <w:r>
+        <w:rPr>
+          <w:rStyle w:val="NormalTok"/>
+        </w:rPr>
+        <w:t xml:space="preserve">     </w:t>
+      </w:r>
+      <w:r>
+        <w:rPr>
+          <w:rStyle w:val="AttributeTok"/>
+        </w:rPr>
+        <w:t xml:space="preserve">layout =</w:t>
+      </w:r>
+      <w:r>
+        <w:rPr>
+          <w:rStyle w:val="NormalTok"/>
+        </w:rPr>
+        <w:t xml:space="preserve"> </w:t>
+      </w:r>
+      <w:r>
+        <w:rPr>
+          <w:rStyle w:val="FunctionTok"/>
+        </w:rPr>
+        <w:t xml:space="preserve">layout_with_kk</w:t>
+      </w:r>
+      <w:r>
+        <w:rPr>
+          <w:rStyle w:val="NormalTok"/>
+        </w:rPr>
+        <w:t xml:space="preserve">(subg1),</w:t>
+      </w:r>
+      <w:r>
+        <w:br/>
+      </w:r>
+      <w:r>
+        <w:rPr>
+          <w:rStyle w:val="NormalTok"/>
+        </w:rPr>
+        <w:t xml:space="preserve">     </w:t>
+      </w:r>
+      <w:r>
+        <w:rPr>
+          <w:rStyle w:val="AttributeTok"/>
+        </w:rPr>
+        <w:t xml:space="preserve">vertex.size =</w:t>
+      </w:r>
+      <w:r>
+        <w:rPr>
+          <w:rStyle w:val="NormalTok"/>
+        </w:rPr>
+        <w:t xml:space="preserve"> </w:t>
+      </w:r>
+      <w:r>
+        <w:rPr>
+          <w:rStyle w:val="DecValTok"/>
+        </w:rPr>
+        <w:t xml:space="preserve">2</w:t>
+      </w:r>
+      <w:r>
+        <w:rPr>
+          <w:rStyle w:val="SpecialCharTok"/>
+        </w:rPr>
+        <w:t xml:space="preserve">*</w:t>
+      </w:r>
+      <w:r>
+        <w:rPr>
+          <w:rStyle w:val="FunctionTok"/>
+        </w:rPr>
+        <w:t xml:space="preserve">log</w:t>
+      </w:r>
+      <w:r>
+        <w:rPr>
+          <w:rStyle w:val="NormalTok"/>
+        </w:rPr>
+        <w:t xml:space="preserve">(bet_subg1</w:t>
+      </w:r>
+      <w:r>
+        <w:rPr>
+          <w:rStyle w:val="SpecialCharTok"/>
+        </w:rPr>
+        <w:t xml:space="preserve">+</w:t>
+      </w:r>
+      <w:r>
+        <w:rPr>
+          <w:rStyle w:val="DecValTok"/>
+        </w:rPr>
+        <w:t xml:space="preserve">1</w:t>
+      </w:r>
+      <w:r>
+        <w:rPr>
+          <w:rStyle w:val="NormalTok"/>
+        </w:rPr>
+        <w:t xml:space="preserve">),</w:t>
+      </w:r>
+      <w:r>
+        <w:br/>
+      </w:r>
+      <w:r>
+        <w:rPr>
+          <w:rStyle w:val="NormalTok"/>
+        </w:rPr>
+        <w:t xml:space="preserve">     </w:t>
+      </w:r>
+      <w:r>
+        <w:rPr>
+          <w:rStyle w:val="AttributeTok"/>
+        </w:rPr>
+        <w:t xml:space="preserve">vertex.label=</w:t>
+      </w:r>
+      <w:r>
+        <w:rPr>
+          <w:rStyle w:val="ConstantTok"/>
+        </w:rPr>
+        <w:t xml:space="preserve">NA</w:t>
+      </w:r>
+      <w:r>
+        <w:rPr>
+          <w:rStyle w:val="NormalTok"/>
+        </w:rPr>
+        <w:t xml:space="preserve">,</w:t>
+      </w:r>
+      <w:r>
+        <w:br/>
+      </w:r>
+      <w:r>
+        <w:rPr>
+          <w:rStyle w:val="NormalTok"/>
+        </w:rPr>
+        <w:t xml:space="preserve">      </w:t>
+      </w:r>
+      <w:r>
+        <w:rPr>
+          <w:rStyle w:val="AttributeTok"/>
+        </w:rPr>
+        <w:t xml:space="preserve">edge.arrow.size =</w:t>
+      </w:r>
+      <w:r>
+        <w:rPr>
+          <w:rStyle w:val="NormalTok"/>
+        </w:rPr>
+        <w:t xml:space="preserve"> </w:t>
+      </w:r>
+      <w:r>
+        <w:rPr>
+          <w:rStyle w:val="FloatTok"/>
+        </w:rPr>
+        <w:t xml:space="preserve">0.1</w:t>
+      </w:r>
+      <w:r>
+        <w:rPr>
+          <w:rStyle w:val="NormalTok"/>
+        </w:rPr>
+        <w:t xml:space="preserve">,</w:t>
+      </w:r>
+      <w:r>
+        <w:br/>
+      </w:r>
+      <w:r>
+        <w:rPr>
+          <w:rStyle w:val="NormalTok"/>
+        </w:rPr>
+        <w:t xml:space="preserve">     </w:t>
+      </w:r>
+      <w:r>
+        <w:rPr>
+          <w:rStyle w:val="AttributeTok"/>
+        </w:rPr>
+        <w:t xml:space="preserve">edge.color =</w:t>
+      </w:r>
+      <w:r>
+        <w:rPr>
+          <w:rStyle w:val="NormalTok"/>
+        </w:rPr>
+        <w:t xml:space="preserve"> </w:t>
+      </w:r>
+      <w:r>
+        <w:rPr>
+          <w:rStyle w:val="StringTok"/>
+        </w:rPr>
+        <w:t xml:space="preserve">"gray80"</w:t>
+      </w:r>
+      <w:r>
+        <w:rPr>
+          <w:rStyle w:val="NormalTok"/>
+        </w:rPr>
+        <w:t xml:space="preserve">,</w:t>
+      </w:r>
+      <w:r>
+        <w:br/>
+      </w:r>
+      <w:r>
+        <w:rPr>
+          <w:rStyle w:val="NormalTok"/>
+        </w:rPr>
+        <w:t xml:space="preserve">     </w:t>
+      </w:r>
+      <w:r>
+        <w:rPr>
+          <w:rStyle w:val="AttributeTok"/>
+        </w:rPr>
+        <w:t xml:space="preserve">edge.width =</w:t>
+      </w:r>
+      <w:r>
+        <w:rPr>
+          <w:rStyle w:val="NormalTok"/>
+        </w:rPr>
+        <w:t xml:space="preserve"> </w:t>
+      </w:r>
+      <w:r>
+        <w:rPr>
+          <w:rStyle w:val="FloatTok"/>
+        </w:rPr>
+        <w:t xml:space="preserve">0.5</w:t>
+      </w:r>
+      <w:r>
+        <w:rPr>
+          <w:rStyle w:val="NormalTok"/>
+        </w:rPr>
+        <w:t xml:space="preserve">)</w:t>
+      </w:r>
+    </w:p>
+    <w:p>
+      <w:pPr>
+        <w:pStyle w:val="FirstParagraph"/>
+      </w:pPr>
+      <w:r>
+        <w:drawing>
+          <wp:inline>
+            <wp:extent cx="4620126" cy="3696101"/>
+            <wp:effectExtent b="0" l="0" r="0" t="0"/>
+            <wp:docPr descr="" title="" id="255" name="Picture"/>
+            <a:graphic>
+              <a:graphicData uri="http://schemas.openxmlformats.org/drawingml/2006/picture">
+                <pic:pic>
+                  <pic:nvPicPr>
+                    <pic:cNvPr descr="PSTAT-194-Final_files/figure-docx/Betweenness-4.png" id="256" name="Picture"/>
+                    <pic:cNvPicPr>
+                      <a:picLocks noChangeArrowheads="1" noChangeAspect="1"/>
+                    </pic:cNvPicPr>
+                  </pic:nvPicPr>
+                  <pic:blipFill>
+                    <a:blip r:embed="rId254"/>
+                    <a:stretch>
+                      <a:fillRect/>
+                    </a:stretch>
+                  </pic:blipFill>
+                  <pic:spPr bwMode="auto">
+                    <a:xfrm>
+                      <a:off x="0" y="0"/>
+                      <a:ext cx="4620126" cy="3696101"/>
+                    </a:xfrm>
+                    <a:prstGeom prst="rect">
+                      <a:avLst/>
+                    </a:prstGeom>
+                    <a:noFill/>
+                    <a:ln w="9525">
+                      <a:noFill/>
+                      <a:headEnd/>
+                      <a:tailEnd/>
+                    </a:ln>
+                  </pic:spPr>
+                </pic:pic>
+              </a:graphicData>
+            </a:graphic>
+          </wp:inline>
+        </w:drawing>
+      </w:r>
+    </w:p>
+    <w:p>
+      <w:pPr>
+        <w:pStyle w:val="SourceCode"/>
+      </w:pPr>
+      <w:r>
+        <w:rPr>
+          <w:rStyle w:val="FunctionTok"/>
+        </w:rPr>
+        <w:t xml:space="preserve">print</w:t>
+      </w:r>
+      <w:r>
+        <w:rPr>
+          <w:rStyle w:val="NormalTok"/>
+        </w:rPr>
+        <w:t xml:space="preserve">(</w:t>
+      </w:r>
+      <w:r>
+        <w:rPr>
+          <w:rStyle w:val="StringTok"/>
+        </w:rPr>
+        <w:t xml:space="preserve">"Betweenness SubGraph 3"</w:t>
+      </w:r>
+      <w:r>
+        <w:rPr>
+          <w:rStyle w:val="NormalTok"/>
+        </w:rPr>
+        <w:t xml:space="preserve">, </w:t>
+      </w:r>
+      <w:r>
+        <w:rPr>
+          <w:rStyle w:val="AttributeTok"/>
+        </w:rPr>
+        <w:t xml:space="preserve">quote=</w:t>
+      </w:r>
+      <w:r>
+        <w:rPr>
+          <w:rStyle w:val="ConstantTok"/>
+        </w:rPr>
+        <w:t xml:space="preserve">FALSE</w:t>
+      </w:r>
+      <w:r>
+        <w:rPr>
+          <w:rStyle w:val="NormalTok"/>
+        </w:rPr>
+        <w:t xml:space="preserve">)</w:t>
+      </w:r>
+    </w:p>
+    <w:p>
+      <w:pPr>
+        <w:pStyle w:val="SourceCode"/>
+      </w:pPr>
+      <w:r>
+        <w:rPr>
+          <w:rStyle w:val="VerbatimChar"/>
+        </w:rPr>
+        <w:t xml:space="preserve">## [1] Betweenness SubGraph 3</w:t>
+      </w:r>
+    </w:p>
+    <w:p>
+      <w:pPr>
+        <w:pStyle w:val="SourceCode"/>
+      </w:pPr>
+      <w:r>
+        <w:rPr>
+          <w:rStyle w:val="NormalTok"/>
+        </w:rPr>
+        <w:t xml:space="preserve">bet_subg3 </w:t>
+      </w:r>
+      <w:r>
+        <w:rPr>
+          <w:rStyle w:val="OtherTok"/>
+        </w:rPr>
+        <w:t xml:space="preserve">&lt;-</w:t>
+      </w:r>
+      <w:r>
+        <w:rPr>
+          <w:rStyle w:val="NormalTok"/>
+        </w:rPr>
+        <w:t xml:space="preserve"> </w:t>
+      </w:r>
+      <w:r>
+        <w:rPr>
+          <w:rStyle w:val="FunctionTok"/>
+        </w:rPr>
+        <w:t xml:space="preserve">betweenness</w:t>
+      </w:r>
+      <w:r>
+        <w:rPr>
+          <w:rStyle w:val="NormalTok"/>
+        </w:rPr>
+        <w:t xml:space="preserve">(subg3)</w:t>
+      </w:r>
+      <w:r>
+        <w:br/>
+      </w:r>
+      <w:r>
+        <w:rPr>
+          <w:rStyle w:val="FunctionTok"/>
+        </w:rPr>
+        <w:t xml:space="preserve">hist</w:t>
+      </w:r>
+      <w:r>
+        <w:rPr>
+          <w:rStyle w:val="NormalTok"/>
+        </w:rPr>
+        <w:t xml:space="preserve">(bet_subg3)</w:t>
+      </w:r>
+    </w:p>
+    <w:p>
+      <w:pPr>
+        <w:pStyle w:val="FirstParagraph"/>
+      </w:pPr>
+      <w:r>
+        <w:drawing>
+          <wp:inline>
+            <wp:extent cx="4620126" cy="3696101"/>
+            <wp:effectExtent b="0" l="0" r="0" t="0"/>
+            <wp:docPr descr="" title="" id="258" name="Picture"/>
+            <a:graphic>
+              <a:graphicData uri="http://schemas.openxmlformats.org/drawingml/2006/picture">
+                <pic:pic>
+                  <pic:nvPicPr>
+                    <pic:cNvPr descr="PSTAT-194-Final_files/figure-docx/Betweenness-5.png" id="259" name="Picture"/>
+                    <pic:cNvPicPr>
+                      <a:picLocks noChangeArrowheads="1" noChangeAspect="1"/>
+                    </pic:cNvPicPr>
+                  </pic:nvPicPr>
+                  <pic:blipFill>
+                    <a:blip r:embed="rId257"/>
+                    <a:stretch>
+                      <a:fillRect/>
+                    </a:stretch>
+                  </pic:blipFill>
+                  <pic:spPr bwMode="auto">
+                    <a:xfrm>
+                      <a:off x="0" y="0"/>
+                      <a:ext cx="4620126" cy="3696101"/>
+                    </a:xfrm>
+                    <a:prstGeom prst="rect">
+                      <a:avLst/>
+                    </a:prstGeom>
+                    <a:noFill/>
+                    <a:ln w="9525">
+                      <a:noFill/>
+                      <a:headEnd/>
+                      <a:tailEnd/>
+                    </a:ln>
+                  </pic:spPr>
+                </pic:pic>
+              </a:graphicData>
+            </a:graphic>
+          </wp:inline>
+        </w:drawing>
+      </w:r>
+    </w:p>
+    <w:p>
+      <w:pPr>
+        <w:pStyle w:val="SourceCode"/>
+      </w:pPr>
+      <w:r>
+        <w:rPr>
+          <w:rStyle w:val="FunctionTok"/>
+        </w:rPr>
+        <w:t xml:space="preserve">plot</w:t>
+      </w:r>
+      <w:r>
+        <w:rPr>
+          <w:rStyle w:val="NormalTok"/>
+        </w:rPr>
+        <w:t xml:space="preserve">(subg3,</w:t>
+      </w:r>
+      <w:r>
+        <w:br/>
+      </w:r>
+      <w:r>
+        <w:rPr>
+          <w:rStyle w:val="NormalTok"/>
+        </w:rPr>
+        <w:t xml:space="preserve">     </w:t>
+      </w:r>
+      <w:r>
+        <w:rPr>
+          <w:rStyle w:val="AttributeTok"/>
+        </w:rPr>
+        <w:t xml:space="preserve">layout =</w:t>
+      </w:r>
+      <w:r>
+        <w:rPr>
+          <w:rStyle w:val="NormalTok"/>
+        </w:rPr>
+        <w:t xml:space="preserve"> </w:t>
+      </w:r>
+      <w:r>
+        <w:rPr>
+          <w:rStyle w:val="FunctionTok"/>
+        </w:rPr>
+        <w:t xml:space="preserve">layout_with_kk</w:t>
+      </w:r>
+      <w:r>
+        <w:rPr>
+          <w:rStyle w:val="NormalTok"/>
+        </w:rPr>
+        <w:t xml:space="preserve">(subg3),</w:t>
+      </w:r>
+      <w:r>
+        <w:br/>
+      </w:r>
+      <w:r>
+        <w:rPr>
+          <w:rStyle w:val="NormalTok"/>
+        </w:rPr>
+        <w:t xml:space="preserve">     </w:t>
+      </w:r>
+      <w:r>
+        <w:rPr>
+          <w:rStyle w:val="AttributeTok"/>
+        </w:rPr>
+        <w:t xml:space="preserve">vertex.size =</w:t>
+      </w:r>
+      <w:r>
+        <w:rPr>
+          <w:rStyle w:val="NormalTok"/>
+        </w:rPr>
+        <w:t xml:space="preserve"> </w:t>
+      </w:r>
+      <w:r>
+        <w:rPr>
+          <w:rStyle w:val="DecValTok"/>
+        </w:rPr>
+        <w:t xml:space="preserve">2</w:t>
+      </w:r>
+      <w:r>
+        <w:rPr>
+          <w:rStyle w:val="SpecialCharTok"/>
+        </w:rPr>
+        <w:t xml:space="preserve">*</w:t>
+      </w:r>
+      <w:r>
+        <w:rPr>
+          <w:rStyle w:val="FunctionTok"/>
+        </w:rPr>
+        <w:t xml:space="preserve">log</w:t>
+      </w:r>
+      <w:r>
+        <w:rPr>
+          <w:rStyle w:val="NormalTok"/>
+        </w:rPr>
+        <w:t xml:space="preserve">(bet_subg3</w:t>
+      </w:r>
+      <w:r>
+        <w:rPr>
+          <w:rStyle w:val="SpecialCharTok"/>
+        </w:rPr>
+        <w:t xml:space="preserve">+</w:t>
+      </w:r>
+      <w:r>
+        <w:rPr>
+          <w:rStyle w:val="DecValTok"/>
+        </w:rPr>
+        <w:t xml:space="preserve">1</w:t>
+      </w:r>
+      <w:r>
+        <w:rPr>
+          <w:rStyle w:val="NormalTok"/>
+        </w:rPr>
+        <w:t xml:space="preserve">),</w:t>
+      </w:r>
+      <w:r>
+        <w:br/>
+      </w:r>
+      <w:r>
+        <w:rPr>
+          <w:rStyle w:val="NormalTok"/>
+        </w:rPr>
+        <w:t xml:space="preserve">     </w:t>
+      </w:r>
+      <w:r>
+        <w:rPr>
+          <w:rStyle w:val="AttributeTok"/>
+        </w:rPr>
+        <w:t xml:space="preserve">vertex.label=</w:t>
+      </w:r>
+      <w:r>
+        <w:rPr>
+          <w:rStyle w:val="ConstantTok"/>
+        </w:rPr>
+        <w:t xml:space="preserve">NA</w:t>
+      </w:r>
+      <w:r>
+        <w:rPr>
+          <w:rStyle w:val="NormalTok"/>
+        </w:rPr>
+        <w:t xml:space="preserve">,</w:t>
+      </w:r>
+      <w:r>
+        <w:br/>
+      </w:r>
+      <w:r>
+        <w:rPr>
+          <w:rStyle w:val="NormalTok"/>
+        </w:rPr>
+        <w:t xml:space="preserve">      </w:t>
+      </w:r>
+      <w:r>
+        <w:rPr>
+          <w:rStyle w:val="AttributeTok"/>
+        </w:rPr>
+        <w:t xml:space="preserve">edge.arrow.size =</w:t>
+      </w:r>
+      <w:r>
+        <w:rPr>
+          <w:rStyle w:val="NormalTok"/>
+        </w:rPr>
+        <w:t xml:space="preserve"> </w:t>
+      </w:r>
+      <w:r>
+        <w:rPr>
+          <w:rStyle w:val="FloatTok"/>
+        </w:rPr>
+        <w:t xml:space="preserve">0.1</w:t>
+      </w:r>
+      <w:r>
+        <w:rPr>
+          <w:rStyle w:val="NormalTok"/>
+        </w:rPr>
+        <w:t xml:space="preserve">,</w:t>
+      </w:r>
+      <w:r>
+        <w:br/>
+      </w:r>
+      <w:r>
+        <w:rPr>
+          <w:rStyle w:val="NormalTok"/>
+        </w:rPr>
+        <w:t xml:space="preserve">     </w:t>
+      </w:r>
+      <w:r>
+        <w:rPr>
+          <w:rStyle w:val="AttributeTok"/>
+        </w:rPr>
+        <w:t xml:space="preserve">edge.color =</w:t>
+      </w:r>
+      <w:r>
+        <w:rPr>
+          <w:rStyle w:val="NormalTok"/>
+        </w:rPr>
+        <w:t xml:space="preserve"> </w:t>
+      </w:r>
+      <w:r>
+        <w:rPr>
+          <w:rStyle w:val="StringTok"/>
+        </w:rPr>
+        <w:t xml:space="preserve">"gray80"</w:t>
+      </w:r>
+      <w:r>
+        <w:rPr>
+          <w:rStyle w:val="NormalTok"/>
+        </w:rPr>
+        <w:t xml:space="preserve">,</w:t>
+      </w:r>
+      <w:r>
+        <w:br/>
+      </w:r>
+      <w:r>
+        <w:rPr>
+          <w:rStyle w:val="NormalTok"/>
+        </w:rPr>
+        <w:t xml:space="preserve">     </w:t>
+      </w:r>
+      <w:r>
+        <w:rPr>
+          <w:rStyle w:val="AttributeTok"/>
+        </w:rPr>
+        <w:t xml:space="preserve">edge.width =</w:t>
+      </w:r>
+      <w:r>
+        <w:rPr>
+          <w:rStyle w:val="NormalTok"/>
+        </w:rPr>
+        <w:t xml:space="preserve"> </w:t>
+      </w:r>
+      <w:r>
+        <w:rPr>
+          <w:rStyle w:val="FloatTok"/>
+        </w:rPr>
+        <w:t xml:space="preserve">0.5</w:t>
+      </w:r>
+      <w:r>
+        <w:rPr>
+          <w:rStyle w:val="NormalTok"/>
+        </w:rPr>
+        <w:t xml:space="preserve">)</w:t>
+      </w:r>
+    </w:p>
+    <w:p>
+      <w:pPr>
+        <w:pStyle w:val="FirstParagraph"/>
+      </w:pPr>
+      <w:r>
+        <w:drawing>
+          <wp:inline>
+            <wp:extent cx="4620126" cy="3696101"/>
+            <wp:effectExtent b="0" l="0" r="0" t="0"/>
+            <wp:docPr descr="" title="" id="261" name="Picture"/>
+            <a:graphic>
+              <a:graphicData uri="http://schemas.openxmlformats.org/drawingml/2006/picture">
+                <pic:pic>
+                  <pic:nvPicPr>
+                    <pic:cNvPr descr="PSTAT-194-Final_files/figure-docx/Betweenness-6.png" id="262" name="Picture"/>
+                    <pic:cNvPicPr>
+                      <a:picLocks noChangeArrowheads="1" noChangeAspect="1"/>
+                    </pic:cNvPicPr>
+                  </pic:nvPicPr>
+                  <pic:blipFill>
+                    <a:blip r:embed="rId260"/>
+                    <a:stretch>
+                      <a:fillRect/>
+                    </a:stretch>
+                  </pic:blipFill>
+                  <pic:spPr bwMode="auto">
+                    <a:xfrm>
+                      <a:off x="0" y="0"/>
+                      <a:ext cx="4620126" cy="3696101"/>
+                    </a:xfrm>
+                    <a:prstGeom prst="rect">
+                      <a:avLst/>
+                    </a:prstGeom>
+                    <a:noFill/>
+                    <a:ln w="9525">
+                      <a:noFill/>
+                      <a:headEnd/>
+                      <a:tailEnd/>
+                    </a:ln>
+                  </pic:spPr>
+                </pic:pic>
+              </a:graphicData>
+            </a:graphic>
+          </wp:inline>
+        </w:drawing>
+      </w:r>
+    </w:p>
+    <w:p>
+      <w:pPr>
+        <w:pStyle w:val="SourceCode"/>
+      </w:pPr>
+      <w:r>
+        <w:rPr>
+          <w:rStyle w:val="FunctionTok"/>
+        </w:rPr>
+        <w:t xml:space="preserve">print</w:t>
+      </w:r>
+      <w:r>
+        <w:rPr>
+          <w:rStyle w:val="NormalTok"/>
+        </w:rPr>
+        <w:t xml:space="preserve">(</w:t>
+      </w:r>
+      <w:r>
+        <w:rPr>
+          <w:rStyle w:val="StringTok"/>
+        </w:rPr>
+        <w:t xml:space="preserve">"Betweenness SubGraph 4"</w:t>
+      </w:r>
+      <w:r>
+        <w:rPr>
+          <w:rStyle w:val="NormalTok"/>
+        </w:rPr>
+        <w:t xml:space="preserve">, </w:t>
+      </w:r>
+      <w:r>
+        <w:rPr>
+          <w:rStyle w:val="AttributeTok"/>
+        </w:rPr>
+        <w:t xml:space="preserve">quote=</w:t>
+      </w:r>
+      <w:r>
+        <w:rPr>
+          <w:rStyle w:val="ConstantTok"/>
+        </w:rPr>
+        <w:t xml:space="preserve">FALSE</w:t>
+      </w:r>
+      <w:r>
+        <w:rPr>
+          <w:rStyle w:val="NormalTok"/>
+        </w:rPr>
+        <w:t xml:space="preserve">)</w:t>
+      </w:r>
+    </w:p>
+    <w:p>
+      <w:pPr>
+        <w:pStyle w:val="SourceCode"/>
+      </w:pPr>
+      <w:r>
+        <w:rPr>
+          <w:rStyle w:val="VerbatimChar"/>
+        </w:rPr>
+        <w:t xml:space="preserve">## [1] Betweenness SubGraph 4</w:t>
+      </w:r>
+    </w:p>
+    <w:p>
+      <w:pPr>
+        <w:pStyle w:val="SourceCode"/>
+      </w:pPr>
+      <w:r>
+        <w:rPr>
+          <w:rStyle w:val="NormalTok"/>
+        </w:rPr>
+        <w:t xml:space="preserve">bet_subg4 </w:t>
+      </w:r>
+      <w:r>
+        <w:rPr>
+          <w:rStyle w:val="OtherTok"/>
+        </w:rPr>
+        <w:t xml:space="preserve">&lt;-</w:t>
+      </w:r>
+      <w:r>
+        <w:rPr>
+          <w:rStyle w:val="NormalTok"/>
+        </w:rPr>
+        <w:t xml:space="preserve"> </w:t>
+      </w:r>
+      <w:r>
+        <w:rPr>
+          <w:rStyle w:val="FunctionTok"/>
+        </w:rPr>
+        <w:t xml:space="preserve">betweenness</w:t>
+      </w:r>
+      <w:r>
+        <w:rPr>
+          <w:rStyle w:val="NormalTok"/>
+        </w:rPr>
+        <w:t xml:space="preserve">(subg4)</w:t>
+      </w:r>
+      <w:r>
+        <w:br/>
+      </w:r>
+      <w:r>
+        <w:rPr>
+          <w:rStyle w:val="FunctionTok"/>
+        </w:rPr>
+        <w:t xml:space="preserve">hist</w:t>
+      </w:r>
+      <w:r>
+        <w:rPr>
+          <w:rStyle w:val="NormalTok"/>
+        </w:rPr>
+        <w:t xml:space="preserve">(bet_subg4)</w:t>
+      </w:r>
+    </w:p>
+    <w:p>
+      <w:pPr>
+        <w:pStyle w:val="FirstParagraph"/>
+      </w:pPr>
+      <w:r>
+        <w:drawing>
+          <wp:inline>
+            <wp:extent cx="4620126" cy="3696101"/>
+            <wp:effectExtent b="0" l="0" r="0" t="0"/>
+            <wp:docPr descr="" title="" id="264" name="Picture"/>
+            <a:graphic>
+              <a:graphicData uri="http://schemas.openxmlformats.org/drawingml/2006/picture">
+                <pic:pic>
+                  <pic:nvPicPr>
+                    <pic:cNvPr descr="PSTAT-194-Final_files/figure-docx/Betweenness-7.png" id="265" name="Picture"/>
+                    <pic:cNvPicPr>
+                      <a:picLocks noChangeArrowheads="1" noChangeAspect="1"/>
+                    </pic:cNvPicPr>
+                  </pic:nvPicPr>
+                  <pic:blipFill>
+                    <a:blip r:embed="rId263"/>
+                    <a:stretch>
+                      <a:fillRect/>
+                    </a:stretch>
+                  </pic:blipFill>
+                  <pic:spPr bwMode="auto">
+                    <a:xfrm>
+                      <a:off x="0" y="0"/>
+                      <a:ext cx="4620126" cy="3696101"/>
+                    </a:xfrm>
+                    <a:prstGeom prst="rect">
+                      <a:avLst/>
+                    </a:prstGeom>
+                    <a:noFill/>
+                    <a:ln w="9525">
+                      <a:noFill/>
+                      <a:headEnd/>
+                      <a:tailEnd/>
+                    </a:ln>
+                  </pic:spPr>
+                </pic:pic>
+              </a:graphicData>
+            </a:graphic>
+          </wp:inline>
+        </w:drawing>
+      </w:r>
+    </w:p>
+    <w:p>
+      <w:pPr>
+        <w:pStyle w:val="SourceCode"/>
+      </w:pPr>
+      <w:r>
+        <w:rPr>
+          <w:rStyle w:val="FunctionTok"/>
+        </w:rPr>
+        <w:t xml:space="preserve">plot</w:t>
+      </w:r>
+      <w:r>
+        <w:rPr>
+          <w:rStyle w:val="NormalTok"/>
+        </w:rPr>
+        <w:t xml:space="preserve">(subg1,</w:t>
+      </w:r>
+      <w:r>
+        <w:br/>
+      </w:r>
+      <w:r>
+        <w:rPr>
+          <w:rStyle w:val="NormalTok"/>
+        </w:rPr>
+        <w:t xml:space="preserve">     </w:t>
+      </w:r>
+      <w:r>
+        <w:rPr>
+          <w:rStyle w:val="AttributeTok"/>
+        </w:rPr>
+        <w:t xml:space="preserve">layout =</w:t>
+      </w:r>
+      <w:r>
+        <w:rPr>
+          <w:rStyle w:val="NormalTok"/>
+        </w:rPr>
+        <w:t xml:space="preserve"> </w:t>
+      </w:r>
+      <w:r>
+        <w:rPr>
+          <w:rStyle w:val="FunctionTok"/>
+        </w:rPr>
+        <w:t xml:space="preserve">layout_with_kk</w:t>
+      </w:r>
+      <w:r>
+        <w:rPr>
+          <w:rStyle w:val="NormalTok"/>
+        </w:rPr>
+        <w:t xml:space="preserve">(subg4),</w:t>
+      </w:r>
+      <w:r>
+        <w:br/>
+      </w:r>
+      <w:r>
+        <w:rPr>
+          <w:rStyle w:val="NormalTok"/>
+        </w:rPr>
+        <w:t xml:space="preserve">     </w:t>
+      </w:r>
+      <w:r>
+        <w:rPr>
+          <w:rStyle w:val="AttributeTok"/>
+        </w:rPr>
+        <w:t xml:space="preserve">vertex.size =</w:t>
+      </w:r>
+      <w:r>
+        <w:rPr>
+          <w:rStyle w:val="NormalTok"/>
+        </w:rPr>
+        <w:t xml:space="preserve"> </w:t>
+      </w:r>
+      <w:r>
+        <w:rPr>
+          <w:rStyle w:val="DecValTok"/>
+        </w:rPr>
+        <w:t xml:space="preserve">2</w:t>
+      </w:r>
+      <w:r>
+        <w:rPr>
+          <w:rStyle w:val="SpecialCharTok"/>
+        </w:rPr>
+        <w:t xml:space="preserve">*</w:t>
+      </w:r>
+      <w:r>
+        <w:rPr>
+          <w:rStyle w:val="FunctionTok"/>
+        </w:rPr>
+        <w:t xml:space="preserve">log</w:t>
+      </w:r>
+      <w:r>
+        <w:rPr>
+          <w:rStyle w:val="NormalTok"/>
+        </w:rPr>
+        <w:t xml:space="preserve">(bet_subg4</w:t>
+      </w:r>
+      <w:r>
+        <w:rPr>
+          <w:rStyle w:val="SpecialCharTok"/>
+        </w:rPr>
+        <w:t xml:space="preserve">+</w:t>
+      </w:r>
+      <w:r>
+        <w:rPr>
+          <w:rStyle w:val="DecValTok"/>
+        </w:rPr>
+        <w:t xml:space="preserve">1</w:t>
+      </w:r>
+      <w:r>
+        <w:rPr>
+          <w:rStyle w:val="NormalTok"/>
+        </w:rPr>
+        <w:t xml:space="preserve">),</w:t>
+      </w:r>
+      <w:r>
+        <w:br/>
+      </w:r>
+      <w:r>
+        <w:rPr>
+          <w:rStyle w:val="NormalTok"/>
+        </w:rPr>
+        <w:t xml:space="preserve">     </w:t>
+      </w:r>
+      <w:r>
+        <w:rPr>
+          <w:rStyle w:val="AttributeTok"/>
+        </w:rPr>
+        <w:t xml:space="preserve">vertex.label=</w:t>
+      </w:r>
+      <w:r>
+        <w:rPr>
+          <w:rStyle w:val="ConstantTok"/>
+        </w:rPr>
+        <w:t xml:space="preserve">NA</w:t>
+      </w:r>
+      <w:r>
+        <w:rPr>
+          <w:rStyle w:val="NormalTok"/>
+        </w:rPr>
+        <w:t xml:space="preserve">,</w:t>
+      </w:r>
+      <w:r>
+        <w:br/>
+      </w:r>
+      <w:r>
+        <w:rPr>
+          <w:rStyle w:val="NormalTok"/>
+        </w:rPr>
+        <w:t xml:space="preserve">      </w:t>
+      </w:r>
+      <w:r>
+        <w:rPr>
+          <w:rStyle w:val="AttributeTok"/>
+        </w:rPr>
+        <w:t xml:space="preserve">edge.arrow.size =</w:t>
+      </w:r>
+      <w:r>
+        <w:rPr>
+          <w:rStyle w:val="NormalTok"/>
+        </w:rPr>
+        <w:t xml:space="preserve"> </w:t>
+      </w:r>
+      <w:r>
+        <w:rPr>
+          <w:rStyle w:val="FloatTok"/>
+        </w:rPr>
+        <w:t xml:space="preserve">0.1</w:t>
+      </w:r>
+      <w:r>
+        <w:rPr>
+          <w:rStyle w:val="NormalTok"/>
+        </w:rPr>
+        <w:t xml:space="preserve">,</w:t>
+      </w:r>
+      <w:r>
+        <w:br/>
+      </w:r>
+      <w:r>
+        <w:rPr>
+          <w:rStyle w:val="NormalTok"/>
+        </w:rPr>
+        <w:t xml:space="preserve">     </w:t>
+      </w:r>
+      <w:r>
+        <w:rPr>
+          <w:rStyle w:val="AttributeTok"/>
+        </w:rPr>
+        <w:t xml:space="preserve">edge.color =</w:t>
+      </w:r>
+      <w:r>
+        <w:rPr>
+          <w:rStyle w:val="NormalTok"/>
+        </w:rPr>
+        <w:t xml:space="preserve"> </w:t>
+      </w:r>
+      <w:r>
+        <w:rPr>
+          <w:rStyle w:val="StringTok"/>
+        </w:rPr>
+        <w:t xml:space="preserve">"gray80"</w:t>
+      </w:r>
+      <w:r>
+        <w:rPr>
+          <w:rStyle w:val="NormalTok"/>
+        </w:rPr>
+        <w:t xml:space="preserve">,</w:t>
+      </w:r>
+      <w:r>
+        <w:br/>
+      </w:r>
+      <w:r>
+        <w:rPr>
+          <w:rStyle w:val="NormalTok"/>
+        </w:rPr>
+        <w:t xml:space="preserve">     </w:t>
+      </w:r>
+      <w:r>
+        <w:rPr>
+          <w:rStyle w:val="AttributeTok"/>
+        </w:rPr>
+        <w:t xml:space="preserve">edge.width =</w:t>
+      </w:r>
+      <w:r>
+        <w:rPr>
+          <w:rStyle w:val="NormalTok"/>
+        </w:rPr>
+        <w:t xml:space="preserve"> </w:t>
+      </w:r>
+      <w:r>
+        <w:rPr>
+          <w:rStyle w:val="FloatTok"/>
+        </w:rPr>
+        <w:t xml:space="preserve">0.5</w:t>
+      </w:r>
+      <w:r>
+        <w:rPr>
+          <w:rStyle w:val="NormalTok"/>
+        </w:rPr>
+        <w:t xml:space="preserve">)</w:t>
+      </w:r>
+    </w:p>
+    <w:p>
+      <w:pPr>
+        <w:pStyle w:val="FirstParagraph"/>
+      </w:pPr>
+      <w:r>
+        <w:drawing>
+          <wp:inline>
+            <wp:extent cx="4620126" cy="3696101"/>
+            <wp:effectExtent b="0" l="0" r="0" t="0"/>
+            <wp:docPr descr="" title="" id="267" name="Picture"/>
+            <a:graphic>
+              <a:graphicData uri="http://schemas.openxmlformats.org/drawingml/2006/picture">
+                <pic:pic>
+                  <pic:nvPicPr>
+                    <pic:cNvPr descr="PSTAT-194-Final_files/figure-docx/Betweenness-8.png" id="268" name="Picture"/>
+                    <pic:cNvPicPr>
+                      <a:picLocks noChangeArrowheads="1" noChangeAspect="1"/>
+                    </pic:cNvPicPr>
+                  </pic:nvPicPr>
+                  <pic:blipFill>
+                    <a:blip r:embed="rId266"/>
+                    <a:stretch>
+                      <a:fillRect/>
+                    </a:stretch>
+                  </pic:blipFill>
+                  <pic:spPr bwMode="auto">
+                    <a:xfrm>
+                      <a:off x="0" y="0"/>
+                      <a:ext cx="4620126" cy="3696101"/>
+                    </a:xfrm>
+                    <a:prstGeom prst="rect">
+                      <a:avLst/>
+                    </a:prstGeom>
+                    <a:noFill/>
+                    <a:ln w="9525">
+                      <a:noFill/>
+                      <a:headEnd/>
+                      <a:tailEnd/>
+                    </a:ln>
+                  </pic:spPr>
+                </pic:pic>
+              </a:graphicData>
+            </a:graphic>
+          </wp:inline>
+        </w:drawing>
+      </w:r>
+    </w:p>
+    <w:bookmarkEnd w:id="269"/>
+    <w:bookmarkStart w:id="294" w:name="analyzing-network-metrics-closeness"/>
+    <w:p>
+      <w:pPr>
+        <w:pStyle w:val="Heading2"/>
+      </w:pPr>
+      <w:r>
+        <w:t xml:space="preserve">Analyzing Network Metrics (Closeness)</w:t>
+      </w:r>
+    </w:p>
+    <w:p>
+      <w:pPr>
+        <w:pStyle w:val="FirstParagraph"/>
+      </w:pPr>
+      <w:hyperlink w:anchor="closeness">
+        <w:r>
+          <w:rPr>
+            <w:rStyle w:val="Hyperlink"/>
+          </w:rPr>
+          <w:t xml:space="preserve">back to report</w:t>
+        </w:r>
+      </w:hyperlink>
+    </w:p>
+    <w:p>
+      <w:pPr>
+        <w:pStyle w:val="SourceCode"/>
+      </w:pPr>
+      <w:r>
+        <w:rPr>
+          <w:rStyle w:val="FunctionTok"/>
+        </w:rPr>
+        <w:t xml:space="preserve">print</w:t>
+      </w:r>
+      <w:r>
+        <w:rPr>
+          <w:rStyle w:val="NormalTok"/>
+        </w:rPr>
+        <w:t xml:space="preserve">(</w:t>
+      </w:r>
+      <w:r>
+        <w:rPr>
+          <w:rStyle w:val="StringTok"/>
+        </w:rPr>
+        <w:t xml:space="preserve">"Closeness SubGraph 1"</w:t>
+      </w:r>
+      <w:r>
+        <w:rPr>
+          <w:rStyle w:val="NormalTok"/>
+        </w:rPr>
+        <w:t xml:space="preserve">, </w:t>
+      </w:r>
+      <w:r>
+        <w:rPr>
+          <w:rStyle w:val="AttributeTok"/>
+        </w:rPr>
+        <w:t xml:space="preserve">quote=</w:t>
+      </w:r>
+      <w:r>
+        <w:rPr>
+          <w:rStyle w:val="ConstantTok"/>
+        </w:rPr>
+        <w:t xml:space="preserve">FALSE</w:t>
+      </w:r>
+      <w:r>
+        <w:rPr>
+          <w:rStyle w:val="NormalTok"/>
+        </w:rPr>
+        <w:t xml:space="preserve">)</w:t>
+      </w:r>
+    </w:p>
+    <w:p>
+      <w:pPr>
+        <w:pStyle w:val="SourceCode"/>
+      </w:pPr>
+      <w:r>
+        <w:rPr>
+          <w:rStyle w:val="VerbatimChar"/>
+        </w:rPr>
+        <w:t xml:space="preserve">## [1] Closeness SubGraph 1</w:t>
+      </w:r>
+    </w:p>
+    <w:p>
+      <w:pPr>
+        <w:pStyle w:val="SourceCode"/>
+      </w:pPr>
+      <w:r>
+        <w:rPr>
+          <w:rStyle w:val="NormalTok"/>
+        </w:rPr>
+        <w:t xml:space="preserve">close_subg1 </w:t>
+      </w:r>
+      <w:r>
+        <w:rPr>
+          <w:rStyle w:val="OtherTok"/>
+        </w:rPr>
+        <w:t xml:space="preserve">&lt;-</w:t>
+      </w:r>
+      <w:r>
+        <w:rPr>
+          <w:rStyle w:val="NormalTok"/>
+        </w:rPr>
+        <w:t xml:space="preserve"> </w:t>
+      </w:r>
+      <w:r>
+        <w:rPr>
+          <w:rStyle w:val="FunctionTok"/>
+        </w:rPr>
+        <w:t xml:space="preserve">closeness</w:t>
+      </w:r>
+      <w:r>
+        <w:rPr>
+          <w:rStyle w:val="NormalTok"/>
+        </w:rPr>
+        <w:t xml:space="preserve">(subg1)</w:t>
+      </w:r>
+      <w:r>
+        <w:br/>
+      </w:r>
+      <w:r>
+        <w:rPr>
+          <w:rStyle w:val="FunctionTok"/>
+        </w:rPr>
+        <w:t xml:space="preserve">hist</w:t>
+      </w:r>
+      <w:r>
+        <w:rPr>
+          <w:rStyle w:val="NormalTok"/>
+        </w:rPr>
+        <w:t xml:space="preserve">(close_subg1)</w:t>
+      </w:r>
+    </w:p>
+    <w:p>
+      <w:pPr>
+        <w:pStyle w:val="FirstParagraph"/>
+      </w:pPr>
+      <w:r>
+        <w:drawing>
+          <wp:inline>
+            <wp:extent cx="4620126" cy="3696101"/>
+            <wp:effectExtent b="0" l="0" r="0" t="0"/>
+            <wp:docPr descr="" title="" id="271" name="Picture"/>
+            <a:graphic>
+              <a:graphicData uri="http://schemas.openxmlformats.org/drawingml/2006/picture">
+                <pic:pic>
+                  <pic:nvPicPr>
+                    <pic:cNvPr descr="PSTAT-194-Final_files/figure-docx/Closeness-1.png" id="272" name="Picture"/>
+                    <pic:cNvPicPr>
+                      <a:picLocks noChangeArrowheads="1" noChangeAspect="1"/>
+                    </pic:cNvPicPr>
+                  </pic:nvPicPr>
+                  <pic:blipFill>
+                    <a:blip r:embed="rId270"/>
+                    <a:stretch>
+                      <a:fillRect/>
+                    </a:stretch>
+                  </pic:blipFill>
+                  <pic:spPr bwMode="auto">
+                    <a:xfrm>
+                      <a:off x="0" y="0"/>
+                      <a:ext cx="4620126" cy="3696101"/>
+                    </a:xfrm>
+                    <a:prstGeom prst="rect">
+                      <a:avLst/>
+                    </a:prstGeom>
+                    <a:noFill/>
+                    <a:ln w="9525">
+                      <a:noFill/>
+                      <a:headEnd/>
+                      <a:tailEnd/>
+                    </a:ln>
+                  </pic:spPr>
+                </pic:pic>
+              </a:graphicData>
+            </a:graphic>
+          </wp:inline>
+        </w:drawing>
+      </w:r>
+    </w:p>
+    <w:p>
+      <w:pPr>
+        <w:pStyle w:val="SourceCode"/>
+      </w:pPr>
+      <w:r>
+        <w:rPr>
+          <w:rStyle w:val="FunctionTok"/>
+        </w:rPr>
+        <w:t xml:space="preserve">plot</w:t>
+      </w:r>
+      <w:r>
+        <w:rPr>
+          <w:rStyle w:val="NormalTok"/>
+        </w:rPr>
+        <w:t xml:space="preserve">(subg1,</w:t>
+      </w:r>
+      <w:r>
+        <w:br/>
+      </w:r>
+      <w:r>
+        <w:rPr>
+          <w:rStyle w:val="NormalTok"/>
+        </w:rPr>
+        <w:t xml:space="preserve">     </w:t>
+      </w:r>
+      <w:r>
+        <w:rPr>
+          <w:rStyle w:val="AttributeTok"/>
+        </w:rPr>
+        <w:t xml:space="preserve">layout =</w:t>
+      </w:r>
+      <w:r>
+        <w:rPr>
+          <w:rStyle w:val="NormalTok"/>
+        </w:rPr>
+        <w:t xml:space="preserve"> </w:t>
+      </w:r>
+      <w:r>
+        <w:rPr>
+          <w:rStyle w:val="FunctionTok"/>
+        </w:rPr>
+        <w:t xml:space="preserve">layout_with_kk</w:t>
+      </w:r>
+      <w:r>
+        <w:rPr>
+          <w:rStyle w:val="NormalTok"/>
+        </w:rPr>
+        <w:t xml:space="preserve">(subg1),</w:t>
+      </w:r>
+      <w:r>
+        <w:br/>
+      </w:r>
+      <w:r>
+        <w:rPr>
+          <w:rStyle w:val="NormalTok"/>
+        </w:rPr>
+        <w:t xml:space="preserve">     </w:t>
+      </w:r>
+      <w:r>
+        <w:rPr>
+          <w:rStyle w:val="AttributeTok"/>
+        </w:rPr>
+        <w:t xml:space="preserve">vertex.size =</w:t>
+      </w:r>
+      <w:r>
+        <w:rPr>
+          <w:rStyle w:val="NormalTok"/>
+        </w:rPr>
+        <w:t xml:space="preserve"> </w:t>
+      </w:r>
+      <w:r>
+        <w:rPr>
+          <w:rStyle w:val="DecValTok"/>
+        </w:rPr>
+        <w:t xml:space="preserve">4000</w:t>
+      </w:r>
+      <w:r>
+        <w:rPr>
+          <w:rStyle w:val="SpecialCharTok"/>
+        </w:rPr>
+        <w:t xml:space="preserve">*</w:t>
+      </w:r>
+      <w:r>
+        <w:rPr>
+          <w:rStyle w:val="NormalTok"/>
+        </w:rPr>
+        <w:t xml:space="preserve">close_subg1,</w:t>
+      </w:r>
+      <w:r>
+        <w:br/>
+      </w:r>
+      <w:r>
+        <w:rPr>
+          <w:rStyle w:val="NormalTok"/>
+        </w:rPr>
+        <w:t xml:space="preserve">     </w:t>
+      </w:r>
+      <w:r>
+        <w:rPr>
+          <w:rStyle w:val="AttributeTok"/>
+        </w:rPr>
+        <w:t xml:space="preserve">vertex.label=</w:t>
+      </w:r>
+      <w:r>
+        <w:rPr>
+          <w:rStyle w:val="ConstantTok"/>
+        </w:rPr>
+        <w:t xml:space="preserve">NA</w:t>
+      </w:r>
+      <w:r>
+        <w:rPr>
+          <w:rStyle w:val="NormalTok"/>
+        </w:rPr>
+        <w:t xml:space="preserve">,</w:t>
+      </w:r>
+      <w:r>
+        <w:br/>
+      </w:r>
+      <w:r>
+        <w:rPr>
+          <w:rStyle w:val="NormalTok"/>
+        </w:rPr>
+        <w:t xml:space="preserve">      </w:t>
+      </w:r>
+      <w:r>
+        <w:rPr>
+          <w:rStyle w:val="AttributeTok"/>
+        </w:rPr>
+        <w:t xml:space="preserve">edge.arrow.size =</w:t>
+      </w:r>
+      <w:r>
+        <w:rPr>
+          <w:rStyle w:val="NormalTok"/>
+        </w:rPr>
+        <w:t xml:space="preserve"> </w:t>
+      </w:r>
+      <w:r>
+        <w:rPr>
+          <w:rStyle w:val="FloatTok"/>
+        </w:rPr>
+        <w:t xml:space="preserve">0.1</w:t>
+      </w:r>
+      <w:r>
+        <w:rPr>
+          <w:rStyle w:val="NormalTok"/>
+        </w:rPr>
+        <w:t xml:space="preserve">,</w:t>
+      </w:r>
+      <w:r>
+        <w:br/>
+      </w:r>
+      <w:r>
+        <w:rPr>
+          <w:rStyle w:val="NormalTok"/>
+        </w:rPr>
+        <w:t xml:space="preserve">     </w:t>
+      </w:r>
+      <w:r>
+        <w:rPr>
+          <w:rStyle w:val="AttributeTok"/>
+        </w:rPr>
+        <w:t xml:space="preserve">edge.color =</w:t>
+      </w:r>
+      <w:r>
+        <w:rPr>
+          <w:rStyle w:val="NormalTok"/>
+        </w:rPr>
+        <w:t xml:space="preserve"> </w:t>
+      </w:r>
+      <w:r>
+        <w:rPr>
+          <w:rStyle w:val="StringTok"/>
+        </w:rPr>
+        <w:t xml:space="preserve">"gray80"</w:t>
+      </w:r>
+      <w:r>
+        <w:rPr>
+          <w:rStyle w:val="NormalTok"/>
+        </w:rPr>
+        <w:t xml:space="preserve">,</w:t>
+      </w:r>
+      <w:r>
+        <w:br/>
+      </w:r>
+      <w:r>
+        <w:rPr>
+          <w:rStyle w:val="NormalTok"/>
+        </w:rPr>
+        <w:t xml:space="preserve">     </w:t>
+      </w:r>
+      <w:r>
+        <w:rPr>
+          <w:rStyle w:val="AttributeTok"/>
+        </w:rPr>
+        <w:t xml:space="preserve">edge.width =</w:t>
+      </w:r>
+      <w:r>
+        <w:rPr>
+          <w:rStyle w:val="NormalTok"/>
+        </w:rPr>
+        <w:t xml:space="preserve"> </w:t>
+      </w:r>
+      <w:r>
+        <w:rPr>
+          <w:rStyle w:val="FloatTok"/>
+        </w:rPr>
+        <w:t xml:space="preserve">0.5</w:t>
+      </w:r>
+      <w:r>
+        <w:rPr>
+          <w:rStyle w:val="NormalTok"/>
+        </w:rPr>
+        <w:t xml:space="preserve">)</w:t>
+      </w:r>
+    </w:p>
+    <w:p>
+      <w:pPr>
+        <w:pStyle w:val="FirstParagraph"/>
+      </w:pPr>
+      <w:r>
+        <w:drawing>
+          <wp:inline>
+            <wp:extent cx="4620126" cy="3696101"/>
+            <wp:effectExtent b="0" l="0" r="0" t="0"/>
+            <wp:docPr descr="" title="" id="274" name="Picture"/>
+            <a:graphic>
+              <a:graphicData uri="http://schemas.openxmlformats.org/drawingml/2006/picture">
+                <pic:pic>
+                  <pic:nvPicPr>
+                    <pic:cNvPr descr="PSTAT-194-Final_files/figure-docx/Closeness-2.png" id="275" name="Picture"/>
+                    <pic:cNvPicPr>
+                      <a:picLocks noChangeArrowheads="1" noChangeAspect="1"/>
+                    </pic:cNvPicPr>
+                  </pic:nvPicPr>
+                  <pic:blipFill>
+                    <a:blip r:embed="rId273"/>
+                    <a:stretch>
+                      <a:fillRect/>
+                    </a:stretch>
+                  </pic:blipFill>
+                  <pic:spPr bwMode="auto">
+                    <a:xfrm>
+                      <a:off x="0" y="0"/>
+                      <a:ext cx="4620126" cy="3696101"/>
+                    </a:xfrm>
+                    <a:prstGeom prst="rect">
+                      <a:avLst/>
+                    </a:prstGeom>
+                    <a:noFill/>
+                    <a:ln w="9525">
+                      <a:noFill/>
+                      <a:headEnd/>
+                      <a:tailEnd/>
+                    </a:ln>
+                  </pic:spPr>
+                </pic:pic>
+              </a:graphicData>
+            </a:graphic>
+          </wp:inline>
+        </w:drawing>
+      </w:r>
+    </w:p>
+    <w:p>
+      <w:pPr>
+        <w:pStyle w:val="SourceCode"/>
+      </w:pPr>
+      <w:r>
+        <w:rPr>
+          <w:rStyle w:val="FunctionTok"/>
+        </w:rPr>
+        <w:t xml:space="preserve">print</w:t>
+      </w:r>
+      <w:r>
+        <w:rPr>
+          <w:rStyle w:val="NormalTok"/>
+        </w:rPr>
+        <w:t xml:space="preserve">(</w:t>
+      </w:r>
+      <w:r>
+        <w:rPr>
+          <w:rStyle w:val="StringTok"/>
+        </w:rPr>
+        <w:t xml:space="preserve">"Closeness SubGraph 2"</w:t>
+      </w:r>
+      <w:r>
+        <w:rPr>
+          <w:rStyle w:val="NormalTok"/>
+        </w:rPr>
+        <w:t xml:space="preserve">, </w:t>
+      </w:r>
+      <w:r>
+        <w:rPr>
+          <w:rStyle w:val="AttributeTok"/>
+        </w:rPr>
+        <w:t xml:space="preserve">quote=</w:t>
+      </w:r>
+      <w:r>
+        <w:rPr>
+          <w:rStyle w:val="ConstantTok"/>
+        </w:rPr>
+        <w:t xml:space="preserve">FALSE</w:t>
+      </w:r>
+      <w:r>
+        <w:rPr>
+          <w:rStyle w:val="NormalTok"/>
+        </w:rPr>
+        <w:t xml:space="preserve">)</w:t>
+      </w:r>
+    </w:p>
+    <w:p>
+      <w:pPr>
+        <w:pStyle w:val="SourceCode"/>
+      </w:pPr>
+      <w:r>
+        <w:rPr>
+          <w:rStyle w:val="VerbatimChar"/>
+        </w:rPr>
+        <w:t xml:space="preserve">## [1] Closeness SubGraph 2</w:t>
+      </w:r>
+    </w:p>
+    <w:p>
+      <w:pPr>
+        <w:pStyle w:val="SourceCode"/>
+      </w:pPr>
+      <w:r>
+        <w:rPr>
+          <w:rStyle w:val="NormalTok"/>
+        </w:rPr>
+        <w:t xml:space="preserve">close_subg2 </w:t>
+      </w:r>
+      <w:r>
+        <w:rPr>
+          <w:rStyle w:val="OtherTok"/>
+        </w:rPr>
+        <w:t xml:space="preserve">&lt;-</w:t>
+      </w:r>
+      <w:r>
+        <w:rPr>
+          <w:rStyle w:val="NormalTok"/>
+        </w:rPr>
+        <w:t xml:space="preserve"> </w:t>
+      </w:r>
+      <w:r>
+        <w:rPr>
+          <w:rStyle w:val="FunctionTok"/>
+        </w:rPr>
+        <w:t xml:space="preserve">closeness</w:t>
+      </w:r>
+      <w:r>
+        <w:rPr>
+          <w:rStyle w:val="NormalTok"/>
+        </w:rPr>
+        <w:t xml:space="preserve">(subg2)</w:t>
+      </w:r>
+      <w:r>
+        <w:br/>
+      </w:r>
+      <w:r>
+        <w:rPr>
+          <w:rStyle w:val="FunctionTok"/>
+        </w:rPr>
+        <w:t xml:space="preserve">hist</w:t>
+      </w:r>
+      <w:r>
+        <w:rPr>
+          <w:rStyle w:val="NormalTok"/>
+        </w:rPr>
+        <w:t xml:space="preserve">(close_subg2)</w:t>
+      </w:r>
+    </w:p>
+    <w:p>
+      <w:pPr>
+        <w:pStyle w:val="FirstParagraph"/>
+      </w:pPr>
+      <w:r>
+        <w:drawing>
+          <wp:inline>
+            <wp:extent cx="4620126" cy="3696101"/>
+            <wp:effectExtent b="0" l="0" r="0" t="0"/>
+            <wp:docPr descr="" title="" id="277" name="Picture"/>
+            <a:graphic>
+              <a:graphicData uri="http://schemas.openxmlformats.org/drawingml/2006/picture">
+                <pic:pic>
+                  <pic:nvPicPr>
+                    <pic:cNvPr descr="PSTAT-194-Final_files/figure-docx/Closeness-3.png" id="278" name="Picture"/>
+                    <pic:cNvPicPr>
+                      <a:picLocks noChangeArrowheads="1" noChangeAspect="1"/>
+                    </pic:cNvPicPr>
+                  </pic:nvPicPr>
+                  <pic:blipFill>
+                    <a:blip r:embed="rId276"/>
+                    <a:stretch>
+                      <a:fillRect/>
+                    </a:stretch>
+                  </pic:blipFill>
+                  <pic:spPr bwMode="auto">
+                    <a:xfrm>
+                      <a:off x="0" y="0"/>
+                      <a:ext cx="4620126" cy="3696101"/>
+                    </a:xfrm>
+                    <a:prstGeom prst="rect">
+                      <a:avLst/>
+                    </a:prstGeom>
+                    <a:noFill/>
+                    <a:ln w="9525">
+                      <a:noFill/>
+                      <a:headEnd/>
+                      <a:tailEnd/>
+                    </a:ln>
+                  </pic:spPr>
+                </pic:pic>
+              </a:graphicData>
+            </a:graphic>
+          </wp:inline>
+        </w:drawing>
+      </w:r>
+    </w:p>
+    <w:p>
+      <w:pPr>
+        <w:pStyle w:val="SourceCode"/>
+      </w:pPr>
+      <w:r>
+        <w:rPr>
+          <w:rStyle w:val="FunctionTok"/>
+        </w:rPr>
+        <w:t xml:space="preserve">plot</w:t>
+      </w:r>
+      <w:r>
+        <w:rPr>
+          <w:rStyle w:val="NormalTok"/>
+        </w:rPr>
+        <w:t xml:space="preserve">(subg1,</w:t>
+      </w:r>
+      <w:r>
+        <w:br/>
+      </w:r>
+      <w:r>
+        <w:rPr>
+          <w:rStyle w:val="NormalTok"/>
+        </w:rPr>
+        <w:t xml:space="preserve">     </w:t>
+      </w:r>
+      <w:r>
+        <w:rPr>
+          <w:rStyle w:val="AttributeTok"/>
+        </w:rPr>
+        <w:t xml:space="preserve">layout =</w:t>
+      </w:r>
+      <w:r>
+        <w:rPr>
+          <w:rStyle w:val="NormalTok"/>
+        </w:rPr>
+        <w:t xml:space="preserve"> </w:t>
+      </w:r>
+      <w:r>
+        <w:rPr>
+          <w:rStyle w:val="FunctionTok"/>
+        </w:rPr>
+        <w:t xml:space="preserve">layout_with_kk</w:t>
+      </w:r>
+      <w:r>
+        <w:rPr>
+          <w:rStyle w:val="NormalTok"/>
+        </w:rPr>
+        <w:t xml:space="preserve">(subg1),</w:t>
+      </w:r>
+      <w:r>
+        <w:br/>
+      </w:r>
+      <w:r>
+        <w:rPr>
+          <w:rStyle w:val="NormalTok"/>
+        </w:rPr>
+        <w:t xml:space="preserve">     </w:t>
+      </w:r>
+      <w:r>
+        <w:rPr>
+          <w:rStyle w:val="AttributeTok"/>
+        </w:rPr>
+        <w:t xml:space="preserve">vertex.size =</w:t>
+      </w:r>
+      <w:r>
+        <w:rPr>
+          <w:rStyle w:val="NormalTok"/>
+        </w:rPr>
+        <w:t xml:space="preserve"> </w:t>
+      </w:r>
+      <w:r>
+        <w:rPr>
+          <w:rStyle w:val="DecValTok"/>
+        </w:rPr>
+        <w:t xml:space="preserve">4000</w:t>
+      </w:r>
+      <w:r>
+        <w:rPr>
+          <w:rStyle w:val="SpecialCharTok"/>
+        </w:rPr>
+        <w:t xml:space="preserve">*</w:t>
+      </w:r>
+      <w:r>
+        <w:rPr>
+          <w:rStyle w:val="NormalTok"/>
+        </w:rPr>
+        <w:t xml:space="preserve">close_subg2,</w:t>
+      </w:r>
+      <w:r>
+        <w:br/>
+      </w:r>
+      <w:r>
+        <w:rPr>
+          <w:rStyle w:val="NormalTok"/>
+        </w:rPr>
+        <w:t xml:space="preserve">     </w:t>
+      </w:r>
+      <w:r>
+        <w:rPr>
+          <w:rStyle w:val="AttributeTok"/>
+        </w:rPr>
+        <w:t xml:space="preserve">vertex.label=</w:t>
+      </w:r>
+      <w:r>
+        <w:rPr>
+          <w:rStyle w:val="ConstantTok"/>
+        </w:rPr>
+        <w:t xml:space="preserve">NA</w:t>
+      </w:r>
+      <w:r>
+        <w:rPr>
+          <w:rStyle w:val="NormalTok"/>
+        </w:rPr>
+        <w:t xml:space="preserve">,</w:t>
+      </w:r>
+      <w:r>
+        <w:br/>
+      </w:r>
+      <w:r>
+        <w:rPr>
+          <w:rStyle w:val="NormalTok"/>
+        </w:rPr>
+        <w:t xml:space="preserve">      </w:t>
+      </w:r>
+      <w:r>
+        <w:rPr>
+          <w:rStyle w:val="AttributeTok"/>
+        </w:rPr>
+        <w:t xml:space="preserve">edge.arrow.size =</w:t>
+      </w:r>
+      <w:r>
+        <w:rPr>
+          <w:rStyle w:val="NormalTok"/>
+        </w:rPr>
+        <w:t xml:space="preserve"> </w:t>
+      </w:r>
+      <w:r>
+        <w:rPr>
+          <w:rStyle w:val="FloatTok"/>
+        </w:rPr>
+        <w:t xml:space="preserve">0.1</w:t>
+      </w:r>
+      <w:r>
+        <w:rPr>
+          <w:rStyle w:val="NormalTok"/>
+        </w:rPr>
+        <w:t xml:space="preserve">,</w:t>
+      </w:r>
+      <w:r>
+        <w:br/>
+      </w:r>
+      <w:r>
+        <w:rPr>
+          <w:rStyle w:val="NormalTok"/>
+        </w:rPr>
+        <w:t xml:space="preserve">     </w:t>
+      </w:r>
+      <w:r>
+        <w:rPr>
+          <w:rStyle w:val="AttributeTok"/>
+        </w:rPr>
+        <w:t xml:space="preserve">edge.color =</w:t>
+      </w:r>
+      <w:r>
+        <w:rPr>
+          <w:rStyle w:val="NormalTok"/>
+        </w:rPr>
+        <w:t xml:space="preserve"> </w:t>
+      </w:r>
+      <w:r>
+        <w:rPr>
+          <w:rStyle w:val="StringTok"/>
+        </w:rPr>
+        <w:t xml:space="preserve">"gray80"</w:t>
+      </w:r>
+      <w:r>
+        <w:rPr>
+          <w:rStyle w:val="NormalTok"/>
+        </w:rPr>
+        <w:t xml:space="preserve">,</w:t>
+      </w:r>
+      <w:r>
+        <w:br/>
+      </w:r>
+      <w:r>
+        <w:rPr>
+          <w:rStyle w:val="NormalTok"/>
+        </w:rPr>
+        <w:t xml:space="preserve">     </w:t>
+      </w:r>
+      <w:r>
+        <w:rPr>
+          <w:rStyle w:val="AttributeTok"/>
+        </w:rPr>
+        <w:t xml:space="preserve">edge.width =</w:t>
+      </w:r>
+      <w:r>
+        <w:rPr>
+          <w:rStyle w:val="NormalTok"/>
+        </w:rPr>
+        <w:t xml:space="preserve"> </w:t>
+      </w:r>
+      <w:r>
+        <w:rPr>
+          <w:rStyle w:val="FloatTok"/>
+        </w:rPr>
+        <w:t xml:space="preserve">0.5</w:t>
+      </w:r>
+      <w:r>
+        <w:rPr>
+          <w:rStyle w:val="NormalTok"/>
+        </w:rPr>
+        <w:t xml:space="preserve">)</w:t>
+      </w:r>
+    </w:p>
+    <w:p>
+      <w:pPr>
+        <w:pStyle w:val="FirstParagraph"/>
+      </w:pPr>
+      <w:r>
+        <w:drawing>
+          <wp:inline>
+            <wp:extent cx="4620126" cy="3696101"/>
+            <wp:effectExtent b="0" l="0" r="0" t="0"/>
+            <wp:docPr descr="" title="" id="280" name="Picture"/>
+            <a:graphic>
+              <a:graphicData uri="http://schemas.openxmlformats.org/drawingml/2006/picture">
+                <pic:pic>
+                  <pic:nvPicPr>
+                    <pic:cNvPr descr="PSTAT-194-Final_files/figure-docx/Closeness-4.png" id="281" name="Picture"/>
+                    <pic:cNvPicPr>
+                      <a:picLocks noChangeArrowheads="1" noChangeAspect="1"/>
+                    </pic:cNvPicPr>
+                  </pic:nvPicPr>
+                  <pic:blipFill>
+                    <a:blip r:embed="rId279"/>
+                    <a:stretch>
+                      <a:fillRect/>
+                    </a:stretch>
+                  </pic:blipFill>
+                  <pic:spPr bwMode="auto">
+                    <a:xfrm>
+                      <a:off x="0" y="0"/>
+                      <a:ext cx="4620126" cy="3696101"/>
+                    </a:xfrm>
+                    <a:prstGeom prst="rect">
+                      <a:avLst/>
+                    </a:prstGeom>
+                    <a:noFill/>
+                    <a:ln w="9525">
+                      <a:noFill/>
+                      <a:headEnd/>
+                      <a:tailEnd/>
+                    </a:ln>
+                  </pic:spPr>
+                </pic:pic>
+              </a:graphicData>
+            </a:graphic>
+          </wp:inline>
+        </w:drawing>
+      </w:r>
+    </w:p>
+    <w:p>
+      <w:pPr>
+        <w:pStyle w:val="SourceCode"/>
+      </w:pPr>
+      <w:r>
+        <w:rPr>
+          <w:rStyle w:val="FunctionTok"/>
+        </w:rPr>
+        <w:t xml:space="preserve">print</w:t>
+      </w:r>
+      <w:r>
+        <w:rPr>
+          <w:rStyle w:val="NormalTok"/>
+        </w:rPr>
+        <w:t xml:space="preserve">(</w:t>
+      </w:r>
+      <w:r>
+        <w:rPr>
+          <w:rStyle w:val="StringTok"/>
+        </w:rPr>
+        <w:t xml:space="preserve">"Closeness SubGraph 3"</w:t>
+      </w:r>
+      <w:r>
+        <w:rPr>
+          <w:rStyle w:val="NormalTok"/>
+        </w:rPr>
+        <w:t xml:space="preserve">, </w:t>
+      </w:r>
+      <w:r>
+        <w:rPr>
+          <w:rStyle w:val="AttributeTok"/>
+        </w:rPr>
+        <w:t xml:space="preserve">quote=</w:t>
+      </w:r>
+      <w:r>
+        <w:rPr>
+          <w:rStyle w:val="ConstantTok"/>
+        </w:rPr>
+        <w:t xml:space="preserve">FALSE</w:t>
+      </w:r>
+      <w:r>
+        <w:rPr>
+          <w:rStyle w:val="NormalTok"/>
+        </w:rPr>
+        <w:t xml:space="preserve">)</w:t>
+      </w:r>
+    </w:p>
+    <w:p>
+      <w:pPr>
+        <w:pStyle w:val="SourceCode"/>
+      </w:pPr>
+      <w:r>
+        <w:rPr>
+          <w:rStyle w:val="VerbatimChar"/>
+        </w:rPr>
+        <w:t xml:space="preserve">## [1] Closeness SubGraph 3</w:t>
+      </w:r>
+    </w:p>
+    <w:p>
+      <w:pPr>
+        <w:pStyle w:val="SourceCode"/>
+      </w:pPr>
+      <w:r>
+        <w:rPr>
+          <w:rStyle w:val="NormalTok"/>
+        </w:rPr>
+        <w:t xml:space="preserve">close_subg3 </w:t>
+      </w:r>
+      <w:r>
+        <w:rPr>
+          <w:rStyle w:val="OtherTok"/>
+        </w:rPr>
+        <w:t xml:space="preserve">&lt;-</w:t>
+      </w:r>
+      <w:r>
+        <w:rPr>
+          <w:rStyle w:val="NormalTok"/>
+        </w:rPr>
+        <w:t xml:space="preserve"> </w:t>
+      </w:r>
+      <w:r>
+        <w:rPr>
+          <w:rStyle w:val="FunctionTok"/>
+        </w:rPr>
+        <w:t xml:space="preserve">closeness</w:t>
+      </w:r>
+      <w:r>
+        <w:rPr>
+          <w:rStyle w:val="NormalTok"/>
+        </w:rPr>
+        <w:t xml:space="preserve">(subg3)</w:t>
+      </w:r>
+      <w:r>
+        <w:br/>
+      </w:r>
+      <w:r>
+        <w:rPr>
+          <w:rStyle w:val="FunctionTok"/>
+        </w:rPr>
+        <w:t xml:space="preserve">hist</w:t>
+      </w:r>
+      <w:r>
+        <w:rPr>
+          <w:rStyle w:val="NormalTok"/>
+        </w:rPr>
+        <w:t xml:space="preserve">(close_subg3)</w:t>
+      </w:r>
+    </w:p>
+    <w:p>
+      <w:pPr>
+        <w:pStyle w:val="FirstParagraph"/>
+      </w:pPr>
+      <w:r>
+        <w:drawing>
+          <wp:inline>
+            <wp:extent cx="4620126" cy="3696101"/>
+            <wp:effectExtent b="0" l="0" r="0" t="0"/>
+            <wp:docPr descr="" title="" id="283" name="Picture"/>
+            <a:graphic>
+              <a:graphicData uri="http://schemas.openxmlformats.org/drawingml/2006/picture">
+                <pic:pic>
+                  <pic:nvPicPr>
+                    <pic:cNvPr descr="PSTAT-194-Final_files/figure-docx/Closeness-5.png" id="284" name="Picture"/>
+                    <pic:cNvPicPr>
+                      <a:picLocks noChangeArrowheads="1" noChangeAspect="1"/>
+                    </pic:cNvPicPr>
+                  </pic:nvPicPr>
+                  <pic:blipFill>
+                    <a:blip r:embed="rId282"/>
+                    <a:stretch>
+                      <a:fillRect/>
+                    </a:stretch>
+                  </pic:blipFill>
+                  <pic:spPr bwMode="auto">
+                    <a:xfrm>
+                      <a:off x="0" y="0"/>
+                      <a:ext cx="4620126" cy="3696101"/>
+                    </a:xfrm>
+                    <a:prstGeom prst="rect">
+                      <a:avLst/>
+                    </a:prstGeom>
+                    <a:noFill/>
+                    <a:ln w="9525">
+                      <a:noFill/>
+                      <a:headEnd/>
+                      <a:tailEnd/>
+                    </a:ln>
+                  </pic:spPr>
+                </pic:pic>
+              </a:graphicData>
+            </a:graphic>
+          </wp:inline>
+        </w:drawing>
+      </w:r>
+    </w:p>
+    <w:p>
+      <w:pPr>
+        <w:pStyle w:val="SourceCode"/>
+      </w:pPr>
+      <w:r>
+        <w:rPr>
+          <w:rStyle w:val="FunctionTok"/>
+        </w:rPr>
+        <w:t xml:space="preserve">plot</w:t>
+      </w:r>
+      <w:r>
+        <w:rPr>
+          <w:rStyle w:val="NormalTok"/>
+        </w:rPr>
+        <w:t xml:space="preserve">(subg3,</w:t>
+      </w:r>
+      <w:r>
+        <w:br/>
+      </w:r>
+      <w:r>
+        <w:rPr>
+          <w:rStyle w:val="NormalTok"/>
+        </w:rPr>
+        <w:t xml:space="preserve">     </w:t>
+      </w:r>
+      <w:r>
+        <w:rPr>
+          <w:rStyle w:val="AttributeTok"/>
+        </w:rPr>
+        <w:t xml:space="preserve">layout =</w:t>
+      </w:r>
+      <w:r>
+        <w:rPr>
+          <w:rStyle w:val="NormalTok"/>
+        </w:rPr>
+        <w:t xml:space="preserve"> </w:t>
+      </w:r>
+      <w:r>
+        <w:rPr>
+          <w:rStyle w:val="FunctionTok"/>
+        </w:rPr>
+        <w:t xml:space="preserve">layout_with_kk</w:t>
+      </w:r>
+      <w:r>
+        <w:rPr>
+          <w:rStyle w:val="NormalTok"/>
+        </w:rPr>
+        <w:t xml:space="preserve">(subg3),</w:t>
+      </w:r>
+      <w:r>
+        <w:br/>
+      </w:r>
+      <w:r>
+        <w:rPr>
+          <w:rStyle w:val="NormalTok"/>
+        </w:rPr>
+        <w:t xml:space="preserve">     </w:t>
+      </w:r>
+      <w:r>
+        <w:rPr>
+          <w:rStyle w:val="AttributeTok"/>
+        </w:rPr>
+        <w:t xml:space="preserve">vertex.size =</w:t>
+      </w:r>
+      <w:r>
+        <w:rPr>
+          <w:rStyle w:val="NormalTok"/>
+        </w:rPr>
+        <w:t xml:space="preserve"> </w:t>
+      </w:r>
+      <w:r>
+        <w:rPr>
+          <w:rStyle w:val="DecValTok"/>
+        </w:rPr>
+        <w:t xml:space="preserve">4000</w:t>
+      </w:r>
+      <w:r>
+        <w:rPr>
+          <w:rStyle w:val="SpecialCharTok"/>
+        </w:rPr>
+        <w:t xml:space="preserve">*</w:t>
+      </w:r>
+      <w:r>
+        <w:rPr>
+          <w:rStyle w:val="NormalTok"/>
+        </w:rPr>
+        <w:t xml:space="preserve">close_subg3,</w:t>
+      </w:r>
+      <w:r>
+        <w:br/>
+      </w:r>
+      <w:r>
+        <w:rPr>
+          <w:rStyle w:val="NormalTok"/>
+        </w:rPr>
+        <w:t xml:space="preserve">     </w:t>
+      </w:r>
+      <w:r>
+        <w:rPr>
+          <w:rStyle w:val="AttributeTok"/>
+        </w:rPr>
+        <w:t xml:space="preserve">vertex.label=</w:t>
+      </w:r>
+      <w:r>
+        <w:rPr>
+          <w:rStyle w:val="ConstantTok"/>
+        </w:rPr>
+        <w:t xml:space="preserve">NA</w:t>
+      </w:r>
+      <w:r>
+        <w:rPr>
+          <w:rStyle w:val="NormalTok"/>
+        </w:rPr>
+        <w:t xml:space="preserve">,</w:t>
+      </w:r>
+      <w:r>
+        <w:br/>
+      </w:r>
+      <w:r>
+        <w:rPr>
+          <w:rStyle w:val="NormalTok"/>
+        </w:rPr>
+        <w:t xml:space="preserve">      </w:t>
+      </w:r>
+      <w:r>
+        <w:rPr>
+          <w:rStyle w:val="AttributeTok"/>
+        </w:rPr>
+        <w:t xml:space="preserve">edge.arrow.size =</w:t>
+      </w:r>
+      <w:r>
+        <w:rPr>
+          <w:rStyle w:val="NormalTok"/>
+        </w:rPr>
+        <w:t xml:space="preserve"> </w:t>
+      </w:r>
+      <w:r>
+        <w:rPr>
+          <w:rStyle w:val="FloatTok"/>
+        </w:rPr>
+        <w:t xml:space="preserve">0.1</w:t>
+      </w:r>
+      <w:r>
+        <w:rPr>
+          <w:rStyle w:val="NormalTok"/>
+        </w:rPr>
+        <w:t xml:space="preserve">,</w:t>
+      </w:r>
+      <w:r>
+        <w:br/>
+      </w:r>
+      <w:r>
+        <w:rPr>
+          <w:rStyle w:val="NormalTok"/>
+        </w:rPr>
+        <w:t xml:space="preserve">     </w:t>
+      </w:r>
+      <w:r>
+        <w:rPr>
+          <w:rStyle w:val="AttributeTok"/>
+        </w:rPr>
+        <w:t xml:space="preserve">edge.color =</w:t>
+      </w:r>
+      <w:r>
+        <w:rPr>
+          <w:rStyle w:val="NormalTok"/>
+        </w:rPr>
+        <w:t xml:space="preserve"> </w:t>
+      </w:r>
+      <w:r>
+        <w:rPr>
+          <w:rStyle w:val="StringTok"/>
+        </w:rPr>
+        <w:t xml:space="preserve">"gray80"</w:t>
+      </w:r>
+      <w:r>
+        <w:rPr>
+          <w:rStyle w:val="NormalTok"/>
+        </w:rPr>
+        <w:t xml:space="preserve">,</w:t>
+      </w:r>
+      <w:r>
+        <w:br/>
+      </w:r>
+      <w:r>
+        <w:rPr>
+          <w:rStyle w:val="NormalTok"/>
+        </w:rPr>
+        <w:t xml:space="preserve">     </w:t>
+      </w:r>
+      <w:r>
+        <w:rPr>
+          <w:rStyle w:val="AttributeTok"/>
+        </w:rPr>
+        <w:t xml:space="preserve">edge.width =</w:t>
+      </w:r>
+      <w:r>
+        <w:rPr>
+          <w:rStyle w:val="NormalTok"/>
+        </w:rPr>
+        <w:t xml:space="preserve"> </w:t>
+      </w:r>
+      <w:r>
+        <w:rPr>
+          <w:rStyle w:val="FloatTok"/>
+        </w:rPr>
+        <w:t xml:space="preserve">0.5</w:t>
+      </w:r>
+      <w:r>
+        <w:rPr>
+          <w:rStyle w:val="NormalTok"/>
+        </w:rPr>
+        <w:t xml:space="preserve">)</w:t>
+      </w:r>
+    </w:p>
+    <w:p>
+      <w:pPr>
+        <w:pStyle w:val="FirstParagraph"/>
+      </w:pPr>
+      <w:r>
+        <w:drawing>
+          <wp:inline>
+            <wp:extent cx="4620126" cy="3696101"/>
+            <wp:effectExtent b="0" l="0" r="0" t="0"/>
+            <wp:docPr descr="" title="" id="286" name="Picture"/>
+            <a:graphic>
+              <a:graphicData uri="http://schemas.openxmlformats.org/drawingml/2006/picture">
+                <pic:pic>
+                  <pic:nvPicPr>
+                    <pic:cNvPr descr="PSTAT-194-Final_files/figure-docx/Closeness-6.png" id="287" name="Picture"/>
+                    <pic:cNvPicPr>
+                      <a:picLocks noChangeArrowheads="1" noChangeAspect="1"/>
+                    </pic:cNvPicPr>
+                  </pic:nvPicPr>
+                  <pic:blipFill>
+                    <a:blip r:embed="rId285"/>
+                    <a:stretch>
+                      <a:fillRect/>
+                    </a:stretch>
+                  </pic:blipFill>
+                  <pic:spPr bwMode="auto">
+                    <a:xfrm>
+                      <a:off x="0" y="0"/>
+                      <a:ext cx="4620126" cy="3696101"/>
+                    </a:xfrm>
+                    <a:prstGeom prst="rect">
+                      <a:avLst/>
+                    </a:prstGeom>
+                    <a:noFill/>
+                    <a:ln w="9525">
+                      <a:noFill/>
+                      <a:headEnd/>
+                      <a:tailEnd/>
+                    </a:ln>
+                  </pic:spPr>
+                </pic:pic>
+              </a:graphicData>
+            </a:graphic>
+          </wp:inline>
+        </w:drawing>
+      </w:r>
+    </w:p>
+    <w:p>
+      <w:pPr>
+        <w:pStyle w:val="SourceCode"/>
+      </w:pPr>
+      <w:r>
+        <w:rPr>
+          <w:rStyle w:val="FunctionTok"/>
+        </w:rPr>
+        <w:t xml:space="preserve">print</w:t>
+      </w:r>
+      <w:r>
+        <w:rPr>
+          <w:rStyle w:val="NormalTok"/>
+        </w:rPr>
+        <w:t xml:space="preserve">(</w:t>
+      </w:r>
+      <w:r>
+        <w:rPr>
+          <w:rStyle w:val="StringTok"/>
+        </w:rPr>
+        <w:t xml:space="preserve">"Closeness SubGraph 4"</w:t>
+      </w:r>
+      <w:r>
+        <w:rPr>
+          <w:rStyle w:val="NormalTok"/>
+        </w:rPr>
+        <w:t xml:space="preserve">, </w:t>
+      </w:r>
+      <w:r>
+        <w:rPr>
+          <w:rStyle w:val="AttributeTok"/>
+        </w:rPr>
+        <w:t xml:space="preserve">quote=</w:t>
+      </w:r>
+      <w:r>
+        <w:rPr>
+          <w:rStyle w:val="ConstantTok"/>
+        </w:rPr>
+        <w:t xml:space="preserve">FALSE</w:t>
+      </w:r>
+      <w:r>
+        <w:rPr>
+          <w:rStyle w:val="NormalTok"/>
+        </w:rPr>
+        <w:t xml:space="preserve">)</w:t>
+      </w:r>
+    </w:p>
+    <w:p>
+      <w:pPr>
+        <w:pStyle w:val="SourceCode"/>
+      </w:pPr>
+      <w:r>
+        <w:rPr>
+          <w:rStyle w:val="VerbatimChar"/>
+        </w:rPr>
+        <w:t xml:space="preserve">## [1] Closeness SubGraph 4</w:t>
+      </w:r>
+    </w:p>
+    <w:p>
+      <w:pPr>
+        <w:pStyle w:val="SourceCode"/>
+      </w:pPr>
+      <w:r>
+        <w:rPr>
+          <w:rStyle w:val="NormalTok"/>
+        </w:rPr>
+        <w:t xml:space="preserve">close_subg4 </w:t>
+      </w:r>
+      <w:r>
+        <w:rPr>
+          <w:rStyle w:val="OtherTok"/>
+        </w:rPr>
+        <w:t xml:space="preserve">&lt;-</w:t>
+      </w:r>
+      <w:r>
+        <w:rPr>
+          <w:rStyle w:val="NormalTok"/>
+        </w:rPr>
+        <w:t xml:space="preserve"> </w:t>
+      </w:r>
+      <w:r>
+        <w:rPr>
+          <w:rStyle w:val="FunctionTok"/>
+        </w:rPr>
+        <w:t xml:space="preserve">closeness</w:t>
+      </w:r>
+      <w:r>
+        <w:rPr>
+          <w:rStyle w:val="NormalTok"/>
+        </w:rPr>
+        <w:t xml:space="preserve">(subg4)</w:t>
+      </w:r>
+      <w:r>
+        <w:br/>
+      </w:r>
+      <w:r>
+        <w:rPr>
+          <w:rStyle w:val="FunctionTok"/>
+        </w:rPr>
+        <w:t xml:space="preserve">hist</w:t>
+      </w:r>
+      <w:r>
+        <w:rPr>
+          <w:rStyle w:val="NormalTok"/>
+        </w:rPr>
+        <w:t xml:space="preserve">(close_subg4)</w:t>
+      </w:r>
+    </w:p>
+    <w:p>
+      <w:pPr>
+        <w:pStyle w:val="FirstParagraph"/>
+      </w:pPr>
+      <w:r>
+        <w:drawing>
+          <wp:inline>
+            <wp:extent cx="4620126" cy="3696101"/>
+            <wp:effectExtent b="0" l="0" r="0" t="0"/>
+            <wp:docPr descr="" title="" id="289" name="Picture"/>
+            <a:graphic>
+              <a:graphicData uri="http://schemas.openxmlformats.org/drawingml/2006/picture">
+                <pic:pic>
+                  <pic:nvPicPr>
+                    <pic:cNvPr descr="PSTAT-194-Final_files/figure-docx/Closeness-7.png" id="290" name="Picture"/>
+                    <pic:cNvPicPr>
+                      <a:picLocks noChangeArrowheads="1" noChangeAspect="1"/>
+                    </pic:cNvPicPr>
+                  </pic:nvPicPr>
+                  <pic:blipFill>
+                    <a:blip r:embed="rId288"/>
+                    <a:stretch>
+                      <a:fillRect/>
+                    </a:stretch>
+                  </pic:blipFill>
+                  <pic:spPr bwMode="auto">
+                    <a:xfrm>
+                      <a:off x="0" y="0"/>
+                      <a:ext cx="4620126" cy="3696101"/>
+                    </a:xfrm>
+                    <a:prstGeom prst="rect">
+                      <a:avLst/>
+                    </a:prstGeom>
+                    <a:noFill/>
+                    <a:ln w="9525">
+                      <a:noFill/>
+                      <a:headEnd/>
+                      <a:tailEnd/>
+                    </a:ln>
+                  </pic:spPr>
+                </pic:pic>
+              </a:graphicData>
+            </a:graphic>
+          </wp:inline>
+        </w:drawing>
+      </w:r>
+    </w:p>
+    <w:p>
+      <w:pPr>
+        <w:pStyle w:val="SourceCode"/>
+      </w:pPr>
+      <w:r>
+        <w:rPr>
+          <w:rStyle w:val="FunctionTok"/>
+        </w:rPr>
+        <w:t xml:space="preserve">plot</w:t>
+      </w:r>
+      <w:r>
+        <w:rPr>
+          <w:rStyle w:val="NormalTok"/>
+        </w:rPr>
+        <w:t xml:space="preserve">(subg1,</w:t>
+      </w:r>
+      <w:r>
+        <w:br/>
+      </w:r>
+      <w:r>
+        <w:rPr>
+          <w:rStyle w:val="NormalTok"/>
+        </w:rPr>
+        <w:t xml:space="preserve">     </w:t>
+      </w:r>
+      <w:r>
+        <w:rPr>
+          <w:rStyle w:val="AttributeTok"/>
+        </w:rPr>
+        <w:t xml:space="preserve">layout =</w:t>
+      </w:r>
+      <w:r>
+        <w:rPr>
+          <w:rStyle w:val="NormalTok"/>
+        </w:rPr>
+        <w:t xml:space="preserve"> </w:t>
+      </w:r>
+      <w:r>
+        <w:rPr>
+          <w:rStyle w:val="FunctionTok"/>
+        </w:rPr>
+        <w:t xml:space="preserve">layout_with_kk</w:t>
+      </w:r>
+      <w:r>
+        <w:rPr>
+          <w:rStyle w:val="NormalTok"/>
+        </w:rPr>
+        <w:t xml:space="preserve">(subg4),</w:t>
+      </w:r>
+      <w:r>
+        <w:br/>
+      </w:r>
+      <w:r>
+        <w:rPr>
+          <w:rStyle w:val="NormalTok"/>
+        </w:rPr>
+        <w:t xml:space="preserve">     </w:t>
+      </w:r>
+      <w:r>
+        <w:rPr>
+          <w:rStyle w:val="AttributeTok"/>
+        </w:rPr>
+        <w:t xml:space="preserve">vertex.size =</w:t>
+      </w:r>
+      <w:r>
+        <w:rPr>
+          <w:rStyle w:val="NormalTok"/>
+        </w:rPr>
+        <w:t xml:space="preserve"> </w:t>
+      </w:r>
+      <w:r>
+        <w:rPr>
+          <w:rStyle w:val="DecValTok"/>
+        </w:rPr>
+        <w:t xml:space="preserve">4000</w:t>
+      </w:r>
+      <w:r>
+        <w:rPr>
+          <w:rStyle w:val="SpecialCharTok"/>
+        </w:rPr>
+        <w:t xml:space="preserve">*</w:t>
+      </w:r>
+      <w:r>
+        <w:rPr>
+          <w:rStyle w:val="NormalTok"/>
+        </w:rPr>
+        <w:t xml:space="preserve">close_subg4,</w:t>
+      </w:r>
+      <w:r>
+        <w:br/>
+      </w:r>
+      <w:r>
+        <w:rPr>
+          <w:rStyle w:val="NormalTok"/>
+        </w:rPr>
+        <w:t xml:space="preserve">     </w:t>
+      </w:r>
+      <w:r>
+        <w:rPr>
+          <w:rStyle w:val="AttributeTok"/>
+        </w:rPr>
+        <w:t xml:space="preserve">vertex.label=</w:t>
+      </w:r>
+      <w:r>
+        <w:rPr>
+          <w:rStyle w:val="ConstantTok"/>
+        </w:rPr>
+        <w:t xml:space="preserve">NA</w:t>
+      </w:r>
+      <w:r>
+        <w:rPr>
+          <w:rStyle w:val="NormalTok"/>
+        </w:rPr>
+        <w:t xml:space="preserve">,</w:t>
+      </w:r>
+      <w:r>
+        <w:br/>
+      </w:r>
+      <w:r>
+        <w:rPr>
+          <w:rStyle w:val="NormalTok"/>
+        </w:rPr>
+        <w:t xml:space="preserve">      </w:t>
+      </w:r>
+      <w:r>
+        <w:rPr>
+          <w:rStyle w:val="AttributeTok"/>
+        </w:rPr>
+        <w:t xml:space="preserve">edge.arrow.size =</w:t>
+      </w:r>
+      <w:r>
+        <w:rPr>
+          <w:rStyle w:val="NormalTok"/>
+        </w:rPr>
+        <w:t xml:space="preserve"> </w:t>
+      </w:r>
+      <w:r>
+        <w:rPr>
+          <w:rStyle w:val="FloatTok"/>
+        </w:rPr>
+        <w:t xml:space="preserve">0.1</w:t>
+      </w:r>
+      <w:r>
+        <w:rPr>
+          <w:rStyle w:val="NormalTok"/>
+        </w:rPr>
+        <w:t xml:space="preserve">,</w:t>
+      </w:r>
+      <w:r>
+        <w:br/>
+      </w:r>
+      <w:r>
+        <w:rPr>
+          <w:rStyle w:val="NormalTok"/>
+        </w:rPr>
+        <w:t xml:space="preserve">     </w:t>
+      </w:r>
+      <w:r>
+        <w:rPr>
+          <w:rStyle w:val="AttributeTok"/>
+        </w:rPr>
+        <w:t xml:space="preserve">edge.color =</w:t>
+      </w:r>
+      <w:r>
+        <w:rPr>
+          <w:rStyle w:val="NormalTok"/>
+        </w:rPr>
+        <w:t xml:space="preserve"> </w:t>
+      </w:r>
+      <w:r>
+        <w:rPr>
+          <w:rStyle w:val="StringTok"/>
+        </w:rPr>
+        <w:t xml:space="preserve">"gray80"</w:t>
+      </w:r>
+      <w:r>
+        <w:rPr>
+          <w:rStyle w:val="NormalTok"/>
+        </w:rPr>
+        <w:t xml:space="preserve">,</w:t>
+      </w:r>
+      <w:r>
+        <w:br/>
+      </w:r>
+      <w:r>
+        <w:rPr>
+          <w:rStyle w:val="NormalTok"/>
+        </w:rPr>
+        <w:t xml:space="preserve">     </w:t>
+      </w:r>
+      <w:r>
+        <w:rPr>
+          <w:rStyle w:val="AttributeTok"/>
+        </w:rPr>
+        <w:t xml:space="preserve">edge.width =</w:t>
+      </w:r>
+      <w:r>
+        <w:rPr>
+          <w:rStyle w:val="NormalTok"/>
+        </w:rPr>
+        <w:t xml:space="preserve"> </w:t>
+      </w:r>
+      <w:r>
+        <w:rPr>
+          <w:rStyle w:val="FloatTok"/>
+        </w:rPr>
+        <w:t xml:space="preserve">0.5</w:t>
+      </w:r>
+      <w:r>
+        <w:rPr>
+          <w:rStyle w:val="NormalTok"/>
+        </w:rPr>
+        <w:t xml:space="preserve">)</w:t>
+      </w:r>
+    </w:p>
+    <w:p>
+      <w:pPr>
+        <w:pStyle w:val="FirstParagraph"/>
+      </w:pPr>
+      <w:r>
+        <w:drawing>
+          <wp:inline>
+            <wp:extent cx="4620126" cy="3696101"/>
+            <wp:effectExtent b="0" l="0" r="0" t="0"/>
+            <wp:docPr descr="" title="" id="292" name="Picture"/>
+            <a:graphic>
+              <a:graphicData uri="http://schemas.openxmlformats.org/drawingml/2006/picture">
+                <pic:pic>
+                  <pic:nvPicPr>
+                    <pic:cNvPr descr="PSTAT-194-Final_files/figure-docx/Closeness-8.png" id="293" name="Picture"/>
+                    <pic:cNvPicPr>
+                      <a:picLocks noChangeArrowheads="1" noChangeAspect="1"/>
+                    </pic:cNvPicPr>
+                  </pic:nvPicPr>
+                  <pic:blipFill>
+                    <a:blip r:embed="rId291"/>
+                    <a:stretch>
+                      <a:fillRect/>
+                    </a:stretch>
+                  </pic:blipFill>
+                  <pic:spPr bwMode="auto">
+                    <a:xfrm>
+                      <a:off x="0" y="0"/>
+                      <a:ext cx="4620126" cy="3696101"/>
+                    </a:xfrm>
+                    <a:prstGeom prst="rect">
+                      <a:avLst/>
+                    </a:prstGeom>
+                    <a:noFill/>
+                    <a:ln w="9525">
+                      <a:noFill/>
+                      <a:headEnd/>
+                      <a:tailEnd/>
+                    </a:ln>
+                  </pic:spPr>
+                </pic:pic>
+              </a:graphicData>
+            </a:graphic>
+          </wp:inline>
+        </w:drawing>
+      </w:r>
+    </w:p>
+    <w:bookmarkEnd w:id="294"/>
+    <w:bookmarkEnd w:id="295"/>
     <w:sectPr>
       <w:footnotePr>
         <w:numRestart w:val="eachSect"/>

--- a/PSTAT-194-Final.docx
+++ b/PSTAT-194-Final.docx
@@ -15,7 +15,7 @@
         <w:pStyle w:val="Author"/>
       </w:pPr>
       <w:r>
-        <w:t xml:space="preserve">Ayden Kelleher</w:t>
+        <w:t xml:space="preserve">Henry Bergeson, Yuxin Chen, Owen Feng, Ayden Kelleher</w:t>
       </w:r>
     </w:p>
     <w:p>
@@ -2908,7 +2908,7 @@
         <w:rPr>
           <w:rStyle w:val="VerbatimChar"/>
         </w:rPr>
-        <w:t xml:space="preserve">## IGRAPH 8bfc37d U--- 5201 217073 -- </w:t>
+        <w:t xml:space="preserve">## IGRAPH 09d7914 U--- 5201 217073 -- </w:t>
       </w:r>
       <w:r>
         <w:br/>
